--- a/reference_letters/ReferenceLetter_BorgWarner.docx
+++ b/reference_letters/ReferenceLetter_BorgWarner.docx
@@ -4,7 +4,7 @@
   <w:body>
     <w:p>
       <w:pPr>
-        <w:pStyle w:val="1005"/>
+        <w:pStyle w:val="1009"/>
         <w:pBdr/>
         <w:spacing/>
         <w:ind/>
@@ -54,7 +54,7 @@
     </w:p>
     <w:p>
       <w:pPr>
-        <w:pStyle w:val="1005"/>
+        <w:pStyle w:val="1009"/>
         <w:pBdr/>
         <w:spacing/>
         <w:ind/>
@@ -82,7 +82,7 @@
     </w:p>
     <w:p>
       <w:pPr>
-        <w:pStyle w:val="1005"/>
+        <w:pStyle w:val="1009"/>
         <w:pBdr/>
         <w:spacing/>
         <w:ind/>
@@ -119,7 +119,7 @@
     </w:p>
     <w:p>
       <w:pPr>
-        <w:pStyle w:val="1005"/>
+        <w:pStyle w:val="1009"/>
         <w:pBdr/>
         <w:spacing/>
         <w:ind/>
@@ -147,44 +147,61 @@
     </w:p>
     <w:p>
       <w:pPr>
-        <w:pStyle w:val="1005"/>
-        <w:pBdr/>
-        <w:spacing/>
-        <w:ind/>
+        <w:pStyle w:val="1009"/>
+        <w:pBdr/>
+        <w:spacing/>
+        <w:ind/>
+        <w:rPr>
+          <w:highlight w:val="none"/>
+        </w:rPr>
+      </w:pPr>
+      <w:r>
+        <w:t xml:space="preserve">I am writing this letter of reference for </w:t>
+      </w:r>
+      <w:r>
+        <w:rPr>
+          <w:b/>
+          <w:bCs/>
+        </w:rPr>
+        <w:t xml:space="preserve">Melvin Malabanan</w:t>
+      </w:r>
+      <w:r>
+        <w:t xml:space="preserve">, who worked as Software Engineer II and Senior Software Engineer under my supervision at BorgWarner Inc.</w:t>
+      </w:r>
+      <w:r>
         <w:rPr>
           <w:rFonts w:ascii="Carlito" w:hAnsi="Carlito" w:eastAsia="Carlito" w:cs="Carlito"/>
           <w:sz w:val="22"/>
           <w:szCs w:val="22"/>
           <w:highlight w:val="none"/>
         </w:rPr>
-      </w:pPr>
-      <w:r>
-        <w:rPr>
-          <w:rFonts w:ascii="Carlito" w:hAnsi="Carlito" w:eastAsia="Carlito" w:cs="Carlito"/>
-          <w:sz w:val="22"/>
-        </w:rPr>
-        <w:t xml:space="preserve">I am writing this letter of reference for </w:t>
       </w:r>
       <w:r>
         <w:rPr>
-          <w:rFonts w:ascii="Carlito" w:hAnsi="Carlito" w:eastAsia="Carlito" w:cs="Carlito"/>
-          <w:b/>
-          <w:sz w:val="22"/>
+          <w:highlight w:val="none"/>
         </w:rPr>
-        <w:t xml:space="preserve">Melvin Malabanan</w:t>
       </w:r>
-      <w:r>
-        <w:rPr>
-          <w:rFonts w:ascii="Carlito" w:hAnsi="Carlito" w:eastAsia="Carlito" w:cs="Carlito"/>
-          <w:sz w:val="22"/>
-        </w:rPr>
-        <w:t xml:space="preserve">, who worked as a Senior Software Engineer under my supervision at BorgWarner Inc.</w:t>
-      </w:r>
-      <w:r>
+    </w:p>
+    <w:p>
+      <w:pPr>
+        <w:pStyle w:val="1009"/>
+        <w:pBdr/>
+        <w:spacing/>
+        <w:ind/>
         <w:rPr>
           <w:rFonts w:ascii="Carlito" w:hAnsi="Carlito" w:eastAsia="Carlito" w:cs="Carlito"/>
           <w:sz w:val="22"/>
           <w:szCs w:val="22"/>
+          <w:highlight w:val="none"/>
+        </w:rPr>
+      </w:pPr>
+      <w:r>
+        <w:rPr>
+          <w:highlight w:val="none"/>
+        </w:rPr>
+      </w:r>
+      <w:r>
+        <w:rPr>
           <w:highlight w:val="none"/>
         </w:rPr>
       </w:r>
@@ -224,7 +241,7 @@
           </w:tcPr>
           <w:p>
             <w:pPr>
-              <w:pStyle w:val="1005"/>
+              <w:pStyle w:val="1009"/>
               <w:pBdr/>
               <w:spacing/>
               <w:ind/>
@@ -259,7 +276,7 @@
           </w:tcPr>
           <w:p>
             <w:pPr>
-              <w:pStyle w:val="1005"/>
+              <w:pStyle w:val="1009"/>
               <w:pBdr/>
               <w:spacing/>
               <w:ind/>
@@ -296,7 +313,7 @@
           </w:tcPr>
           <w:p>
             <w:pPr>
-              <w:pStyle w:val="1005"/>
+              <w:pStyle w:val="1009"/>
               <w:pBdr/>
               <w:spacing/>
               <w:ind/>
@@ -331,7 +348,7 @@
           </w:tcPr>
           <w:p>
             <w:pPr>
-              <w:pStyle w:val="1005"/>
+              <w:pStyle w:val="1009"/>
               <w:pBdr/>
               <w:spacing/>
               <w:ind/>
@@ -368,7 +385,7 @@
           </w:tcPr>
           <w:p>
             <w:pPr>
-              <w:pStyle w:val="1005"/>
+              <w:pStyle w:val="1009"/>
               <w:pBdr/>
               <w:spacing/>
               <w:ind/>
@@ -403,7 +420,7 @@
           </w:tcPr>
           <w:p>
             <w:pPr>
-              <w:pStyle w:val="1005"/>
+              <w:pStyle w:val="1009"/>
               <w:pBdr/>
               <w:spacing/>
               <w:ind/>
@@ -440,7 +457,7 @@
           </w:tcPr>
           <w:p>
             <w:pPr>
-              <w:pStyle w:val="1005"/>
+              <w:pStyle w:val="1009"/>
               <w:pBdr/>
               <w:spacing/>
               <w:ind/>
@@ -475,7 +492,7 @@
           </w:tcPr>
           <w:p>
             <w:pPr>
-              <w:pStyle w:val="1005"/>
+              <w:pStyle w:val="1009"/>
               <w:pBdr/>
               <w:spacing/>
               <w:ind/>
@@ -512,7 +529,7 @@
           </w:tcPr>
           <w:p>
             <w:pPr>
-              <w:pStyle w:val="1005"/>
+              <w:pStyle w:val="1009"/>
               <w:pBdr/>
               <w:spacing/>
               <w:ind/>
@@ -547,7 +564,7 @@
           </w:tcPr>
           <w:p>
             <w:pPr>
-              <w:pStyle w:val="1005"/>
+              <w:pStyle w:val="1009"/>
               <w:pBdr/>
               <w:spacing/>
               <w:ind/>
@@ -560,7 +577,7 @@
                 <w:rFonts w:ascii="Carlito" w:hAnsi="Carlito" w:eastAsia="Carlito" w:cs="Carlito"/>
                 <w:sz w:val="22"/>
               </w:rPr>
-              <w:t xml:space="preserve">Auburn Hills, Michigan, USA</w:t>
+              <w:t xml:space="preserve">Outside Australia - Auburn Hills, Michigan, USA</w:t>
             </w:r>
             <w:r>
               <w:rPr>
@@ -576,7 +593,9 @@
         </w:tc>
       </w:tr>
       <w:tr>
-        <w:trPr/>
+        <w:trPr>
+          <w:trHeight w:val="104"/>
+        </w:trPr>
         <w:tc>
           <w:tcPr>
             <w:tcBorders/>
@@ -584,7 +603,7 @@
           </w:tcPr>
           <w:p>
             <w:pPr>
-              <w:pStyle w:val="1005"/>
+              <w:pStyle w:val="1009"/>
               <w:pBdr/>
               <w:spacing/>
               <w:ind/>
@@ -619,38 +638,24 @@
           </w:tcPr>
           <w:p>
             <w:pPr>
-              <w:pStyle w:val="1005"/>
               <w:pBdr/>
               <w:spacing/>
               <w:ind/>
-              <w:rPr>
-                <w:rFonts w:ascii="Carlito" w:hAnsi="Carlito" w:cs="Carlito"/>
-              </w:rPr>
+              <w:rPr/>
             </w:pPr>
             <w:r>
-              <w:rPr>
-                <w:rFonts w:ascii="Carlito" w:hAnsi="Carlito" w:eastAsia="Carlito" w:cs="Carlito"/>
-                <w:sz w:val="22"/>
-              </w:rPr>
-              <w:t xml:space="preserve">Senior Software Engineer (promoted from Software Engineer II)</w:t>
+              <w:t xml:space="preserve">Software Engineer II (15/11/2015 – 30/04/2017)</w:t>
+              <w:br/>
+              <w:t xml:space="preserve">Senior Software Engineer (01/05/2017 – 30/04/2022)</w:t>
             </w:r>
-            <w:r>
-              <w:rPr>
-                <w:rFonts w:ascii="Carlito" w:hAnsi="Carlito" w:cs="Carlito"/>
-              </w:rPr>
-            </w:r>
-            <w:r>
-              <w:rPr>
-                <w:rFonts w:ascii="Carlito" w:hAnsi="Carlito" w:cs="Carlito"/>
-              </w:rPr>
-            </w:r>
+            <w:r/>
           </w:p>
         </w:tc>
       </w:tr>
     </w:tbl>
     <w:p>
       <w:pPr>
-        <w:pStyle w:val="1005"/>
+        <w:pStyle w:val="1009"/>
         <w:pBdr/>
         <w:spacing/>
         <w:ind/>
@@ -679,442 +684,251 @@
     </w:p>
     <w:p>
       <w:pPr>
-        <w:pStyle w:val="1005"/>
-        <w:pBdr/>
-        <w:spacing/>
-        <w:ind/>
-        <w:rPr>
-          <w:rFonts w:ascii="Carlito" w:hAnsi="Carlito" w:eastAsia="Carlito" w:cs="Carlito"/>
-          <w:b/>
-          <w:bCs/>
-          <w:sz w:val="22"/>
-          <w:szCs w:val="22"/>
-          <w:highlight w:val="none"/>
-        </w:rPr>
+        <w:pStyle w:val="1009"/>
+        <w:pBdr/>
+        <w:spacing/>
+        <w:ind/>
+        <w:rPr/>
       </w:pPr>
       <w:r>
-        <w:rPr>
-          <w:rFonts w:ascii="Carlito" w:hAnsi="Carlito" w:eastAsia="Carlito" w:cs="Carlito"/>
-          <w:b/>
-          <w:sz w:val="22"/>
-        </w:rPr>
-        <w:t xml:space="preserve">Engineering duties and responsibilities:</w:t>
+        <w:t xml:space="preserve">Software Engineer II — Engineering duties and responsibilities:</w:t>
+      </w:r>
+      <w:r/>
+    </w:p>
+    <w:p>
+      <w:pPr>
+        <w:pStyle w:val="1009"/>
+        <w:numPr>
+          <w:ilvl w:val="0"/>
+          <w:numId w:val="11"/>
+        </w:numPr>
+        <w:pBdr/>
+        <w:spacing/>
+        <w:ind/>
+        <w:rPr/>
+      </w:pPr>
+      <w:r>
+        <w:t xml:space="preserve">Determination of customer requirements for embedded software development and proactive support of customer needs</w:t>
+      </w:r>
+      <w:r/>
+    </w:p>
+    <w:p>
+      <w:pPr>
+        <w:pStyle w:val="1009"/>
+        <w:numPr>
+          <w:ilvl w:val="0"/>
+          <w:numId w:val="11"/>
+        </w:numPr>
+        <w:pBdr/>
+        <w:spacing/>
+        <w:ind/>
+        <w:rPr/>
+      </w:pPr>
+      <w:r>
+        <w:t xml:space="preserve">Software integration using AUTOSAR Basic Software with GM-specific SUM platforms for all-wheel drive and transfer-case control modules</w:t>
+      </w:r>
+      <w:r/>
+    </w:p>
+    <w:p>
+      <w:pPr>
+        <w:pStyle w:val="1009"/>
+        <w:numPr>
+          <w:ilvl w:val="0"/>
+          <w:numId w:val="11"/>
+        </w:numPr>
+        <w:pBdr/>
+        <w:spacing/>
+        <w:ind/>
+        <w:rPr/>
+      </w:pPr>
+      <w:r>
+        <w:t xml:space="preserve">Focus on CAN networks, UDS diagnostics, and cybersecurity-related software tasks and activities</w:t>
+      </w:r>
+      <w:r/>
+    </w:p>
+    <w:p>
+      <w:pPr>
+        <w:pStyle w:val="1009"/>
+        <w:numPr>
+          <w:ilvl w:val="0"/>
+          <w:numId w:val="11"/>
+        </w:numPr>
+        <w:pBdr/>
+        <w:spacing/>
+        <w:ind/>
+        <w:rPr/>
+      </w:pPr>
+      <w:r>
+        <w:t xml:space="preserve">Participation in ECU requirements engineering, design, testing, and release activities for embedded software deliverables</w:t>
+      </w:r>
+      <w:r/>
+    </w:p>
+    <w:p>
+      <w:pPr>
+        <w:pStyle w:val="1009"/>
+        <w:numPr>
+          <w:ilvl w:val="0"/>
+          <w:numId w:val="11"/>
+        </w:numPr>
+        <w:pBdr/>
+        <w:spacing/>
+        <w:ind/>
+        <w:rPr/>
+      </w:pPr>
+      <w:r>
+        <w:t xml:space="preserve">Hardware design verification to confirm schematic accuracy, circuit functionality, and hardware-software integration</w:t>
+      </w:r>
+      <w:r/>
+    </w:p>
+    <w:p>
+      <w:pPr>
+        <w:pStyle w:val="1009"/>
+        <w:pBdr/>
+        <w:spacing/>
+        <w:ind/>
+        <w:rPr/>
+      </w:pPr>
+      <w:r/>
+      <w:r/>
+    </w:p>
+    <w:p>
+      <w:pPr>
+        <w:pStyle w:val="1009"/>
+        <w:pBdr/>
+        <w:spacing/>
+        <w:ind/>
+        <w:rPr/>
+      </w:pPr>
+      <w:r>
+        <w:t xml:space="preserve">Senior Software Engineer — Engineering duties and responsibilities:</w:t>
+      </w:r>
+      <w:r/>
+    </w:p>
+    <w:p>
+      <w:pPr>
+        <w:pStyle w:val="1009"/>
+        <w:numPr>
+          <w:ilvl w:val="0"/>
+          <w:numId w:val="12"/>
+        </w:numPr>
+        <w:pBdr/>
+        <w:spacing/>
+        <w:ind/>
+        <w:rPr/>
+      </w:pPr>
+      <w:r>
+        <w:t xml:space="preserve">Ownership of AUTOSAR diagnostic stack and software modules across multiple electrification projects</w:t>
+      </w:r>
+      <w:r/>
+    </w:p>
+    <w:p>
+      <w:pPr>
+        <w:pStyle w:val="1009"/>
+        <w:numPr>
+          <w:ilvl w:val="0"/>
+          <w:numId w:val="12"/>
+        </w:numPr>
+        <w:pBdr/>
+        <w:spacing/>
+        <w:ind/>
+        <w:rPr/>
+      </w:pPr>
+      <w:r>
+        <w:t xml:space="preserve">Collaboration with System Engineering teams to clarify diagnostics requirements and lead UDS, OBD, and fault management module activities</w:t>
+      </w:r>
+      <w:r/>
+    </w:p>
+    <w:p>
+      <w:pPr>
+        <w:pStyle w:val="1009"/>
+        <w:numPr>
+          <w:ilvl w:val="0"/>
+          <w:numId w:val="12"/>
+        </w:numPr>
+        <w:pBdr/>
+        <w:spacing/>
+        <w:ind/>
+        <w:rPr/>
+      </w:pPr>
+      <w:r>
+        <w:t xml:space="preserve">Software module design collaboration with architects to deliver AUTOSAR-based solutions aligned with project objectives</w:t>
+      </w:r>
+      <w:r/>
+    </w:p>
+    <w:p>
+      <w:pPr>
+        <w:pStyle w:val="1009"/>
+        <w:numPr>
+          <w:ilvl w:val="0"/>
+          <w:numId w:val="12"/>
+        </w:numPr>
+        <w:pBdr/>
+        <w:spacing/>
+        <w:ind/>
+        <w:rPr/>
+      </w:pPr>
+      <w:r>
+        <w:t xml:space="preserve">Implementation and development of embedded software based on requirements specifications</w:t>
+      </w:r>
+      <w:r/>
+    </w:p>
+    <w:p>
+      <w:pPr>
+        <w:pStyle w:val="1009"/>
+        <w:numPr>
+          <w:ilvl w:val="0"/>
+          <w:numId w:val="12"/>
+        </w:numPr>
+        <w:pBdr/>
+        <w:spacing/>
+        <w:ind/>
+        <w:rPr/>
+      </w:pPr>
+      <w:r>
+        <w:t xml:space="preserve">Leadership of unit testing and diagnostic feature validation to ensure software met design specifications</w:t>
+      </w:r>
+      <w:r/>
+    </w:p>
+    <w:p>
+      <w:pPr>
+        <w:pStyle w:val="1009"/>
+        <w:numPr>
+          <w:ilvl w:val="0"/>
+          <w:numId w:val="12"/>
+        </w:numPr>
+        <w:pBdr/>
+        <w:spacing/>
+        <w:ind/>
+        <w:rPr/>
+      </w:pPr>
+      <w:r>
+        <w:t xml:space="preserve">Management of diagnostic feature releases to meet project schedules and customer expectations</w:t>
+      </w:r>
+      <w:r/>
+    </w:p>
+    <w:p>
+      <w:pPr>
+        <w:pStyle w:val="1009"/>
+        <w:numPr>
+          <w:ilvl w:val="0"/>
+          <w:numId w:val="12"/>
+        </w:numPr>
+        <w:pBdr/>
+        <w:spacing/>
+        <w:ind/>
+        <w:rPr/>
+      </w:pPr>
+      <w:r>
+        <w:t xml:space="preserve">Coordination with testing teams and technical leadership across diagnostic software deliverables</w:t>
       </w:r>
       <w:r>
         <w:rPr>
           <w:rFonts w:ascii="Carlito" w:hAnsi="Carlito" w:eastAsia="Carlito" w:cs="Carlito"/>
-          <w:b/>
-          <w:bCs/>
           <w:sz w:val="22"/>
-          <w:szCs w:val="22"/>
           <w:highlight w:val="none"/>
         </w:rPr>
+        <w:br w:type="page" w:clear="all"/>
       </w:r>
-      <w:r>
-        <w:rPr>
-          <w:rFonts w:ascii="Carlito" w:hAnsi="Carlito" w:eastAsia="Carlito" w:cs="Carlito"/>
-          <w:b/>
-          <w:bCs/>
-          <w:sz w:val="22"/>
-          <w:szCs w:val="22"/>
-          <w:highlight w:val="none"/>
-        </w:rPr>
-      </w:r>
-    </w:p>
-    <w:p>
-      <w:pPr>
-        <w:pStyle w:val="1005"/>
-        <w:numPr>
-          <w:ilvl w:val="0"/>
-          <w:numId w:val="10"/>
-        </w:numPr>
-        <w:pBdr/>
-        <w:spacing/>
-        <w:ind/>
-        <w:rPr>
-          <w:rFonts w:ascii="Carlito" w:hAnsi="Carlito" w:cs="Carlito"/>
-        </w:rPr>
-      </w:pPr>
-      <w:r>
-        <w:rPr>
-          <w:rFonts w:ascii="Carlito" w:hAnsi="Carlito" w:eastAsia="Carlito" w:cs="Carlito"/>
-          <w:sz w:val="22"/>
-        </w:rPr>
-        <w:t xml:space="preserve">Full lifecycle development of AUTOSAR-based software platform applications and device drivers</w:t>
-      </w:r>
-      <w:r>
-        <w:rPr>
-          <w:rFonts w:ascii="Carlito" w:hAnsi="Carlito" w:cs="Carlito"/>
-        </w:rPr>
-      </w:r>
-      <w:r>
-        <w:rPr>
-          <w:rFonts w:ascii="Carlito" w:hAnsi="Carlito" w:cs="Carlito"/>
-        </w:rPr>
-      </w:r>
-    </w:p>
-    <w:p>
-      <w:pPr>
-        <w:pStyle w:val="1005"/>
-        <w:numPr>
-          <w:ilvl w:val="0"/>
-          <w:numId w:val="10"/>
-        </w:numPr>
-        <w:pBdr/>
-        <w:spacing/>
-        <w:ind/>
-        <w:rPr>
-          <w:rFonts w:ascii="Carlito" w:hAnsi="Carlito" w:cs="Carlito"/>
-        </w:rPr>
-      </w:pPr>
-      <w:r>
-        <w:rPr>
-          <w:rFonts w:ascii="Carlito" w:hAnsi="Carlito" w:eastAsia="Carlito" w:cs="Carlito"/>
-          <w:sz w:val="22"/>
-        </w:rPr>
-        <w:t xml:space="preserve">Design and implementation of reusable software components for the automotive product portfolio</w:t>
-      </w:r>
-      <w:r>
-        <w:rPr>
-          <w:rFonts w:ascii="Carlito" w:hAnsi="Carlito" w:cs="Carlito"/>
-        </w:rPr>
-      </w:r>
-      <w:r>
-        <w:rPr>
-          <w:rFonts w:ascii="Carlito" w:hAnsi="Carlito" w:cs="Carlito"/>
-        </w:rPr>
-      </w:r>
-    </w:p>
-    <w:p>
-      <w:pPr>
-        <w:pStyle w:val="1005"/>
-        <w:numPr>
-          <w:ilvl w:val="0"/>
-          <w:numId w:val="10"/>
-        </w:numPr>
-        <w:pBdr/>
-        <w:spacing/>
-        <w:ind/>
-        <w:rPr>
-          <w:rFonts w:ascii="Carlito" w:hAnsi="Carlito" w:cs="Carlito"/>
-        </w:rPr>
-      </w:pPr>
-      <w:r>
-        <w:rPr>
-          <w:rFonts w:ascii="Carlito" w:hAnsi="Carlito" w:eastAsia="Carlito" w:cs="Carlito"/>
-          <w:sz w:val="22"/>
-        </w:rPr>
-        <w:t xml:space="preserve">Optimization and streamlining of AUTOSAR architecture across multiple projects</w:t>
-      </w:r>
-      <w:r>
-        <w:rPr>
-          <w:rFonts w:ascii="Carlito" w:hAnsi="Carlito" w:cs="Carlito"/>
-        </w:rPr>
-      </w:r>
-      <w:r>
-        <w:rPr>
-          <w:rFonts w:ascii="Carlito" w:hAnsi="Carlito" w:cs="Carlito"/>
-        </w:rPr>
-      </w:r>
-    </w:p>
-    <w:p>
-      <w:pPr>
-        <w:pStyle w:val="1005"/>
-        <w:numPr>
-          <w:ilvl w:val="0"/>
-          <w:numId w:val="10"/>
-        </w:numPr>
-        <w:pBdr/>
-        <w:spacing/>
-        <w:ind/>
-        <w:rPr>
-          <w:rFonts w:ascii="Carlito" w:hAnsi="Carlito" w:cs="Carlito"/>
-        </w:rPr>
-      </w:pPr>
-      <w:r>
-        <w:rPr>
-          <w:rFonts w:ascii="Carlito" w:hAnsi="Carlito" w:eastAsia="Carlito" w:cs="Carlito"/>
-          <w:sz w:val="22"/>
-        </w:rPr>
-        <w:t xml:space="preserve">Software architecture design and optimization in multi-core embedded environments</w:t>
-      </w:r>
-      <w:r>
-        <w:rPr>
-          <w:rFonts w:ascii="Carlito" w:hAnsi="Carlito" w:cs="Carlito"/>
-        </w:rPr>
-      </w:r>
-      <w:r>
-        <w:rPr>
-          <w:rFonts w:ascii="Carlito" w:hAnsi="Carlito" w:cs="Carlito"/>
-        </w:rPr>
-      </w:r>
-    </w:p>
-    <w:p>
-      <w:pPr>
-        <w:pStyle w:val="1005"/>
-        <w:numPr>
-          <w:ilvl w:val="0"/>
-          <w:numId w:val="10"/>
-        </w:numPr>
-        <w:pBdr/>
-        <w:spacing/>
-        <w:ind/>
-        <w:rPr>
-          <w:rFonts w:ascii="Carlito" w:hAnsi="Carlito" w:cs="Carlito"/>
-        </w:rPr>
-      </w:pPr>
-      <w:r>
-        <w:rPr>
-          <w:rFonts w:ascii="Carlito" w:hAnsi="Carlito" w:eastAsia="Carlito" w:cs="Carlito"/>
-          <w:sz w:val="22"/>
-        </w:rPr>
-        <w:t xml:space="preserve">Identification and implementation of software optimization opportunities (RAM, NVRAM utilization)</w:t>
-      </w:r>
-      <w:r>
-        <w:rPr>
-          <w:rFonts w:ascii="Carlito" w:hAnsi="Carlito" w:cs="Carlito"/>
-        </w:rPr>
-      </w:r>
-      <w:r>
-        <w:rPr>
-          <w:rFonts w:ascii="Carlito" w:hAnsi="Carlito" w:cs="Carlito"/>
-        </w:rPr>
-      </w:r>
-    </w:p>
-    <w:p>
-      <w:pPr>
-        <w:pStyle w:val="1005"/>
-        <w:numPr>
-          <w:ilvl w:val="0"/>
-          <w:numId w:val="10"/>
-        </w:numPr>
-        <w:pBdr/>
-        <w:spacing/>
-        <w:ind/>
-        <w:rPr>
-          <w:rFonts w:ascii="Carlito" w:hAnsi="Carlito" w:cs="Carlito"/>
-        </w:rPr>
-      </w:pPr>
-      <w:r>
-        <w:rPr>
-          <w:rFonts w:ascii="Carlito" w:hAnsi="Carlito" w:eastAsia="Carlito" w:cs="Carlito"/>
-          <w:sz w:val="22"/>
-        </w:rPr>
-        <w:t xml:space="preserve">Technical mentoring and problem-solving for embedded software integration with customer project teams</w:t>
-      </w:r>
-      <w:r>
-        <w:rPr>
-          <w:rFonts w:ascii="Carlito" w:hAnsi="Carlito" w:cs="Carlito"/>
-        </w:rPr>
-      </w:r>
-      <w:r>
-        <w:rPr>
-          <w:rFonts w:ascii="Carlito" w:hAnsi="Carlito" w:cs="Carlito"/>
-        </w:rPr>
-      </w:r>
-    </w:p>
-    <w:p>
-      <w:pPr>
-        <w:pStyle w:val="1005"/>
-        <w:numPr>
-          <w:ilvl w:val="0"/>
-          <w:numId w:val="10"/>
-        </w:numPr>
-        <w:pBdr/>
-        <w:spacing/>
-        <w:ind/>
-        <w:rPr>
-          <w:rFonts w:ascii="Carlito" w:hAnsi="Carlito" w:cs="Carlito"/>
-        </w:rPr>
-      </w:pPr>
-      <w:r>
-        <w:rPr>
-          <w:rFonts w:ascii="Carlito" w:hAnsi="Carlito" w:eastAsia="Carlito" w:cs="Carlito"/>
-          <w:sz w:val="22"/>
-        </w:rPr>
-        <w:t xml:space="preserve">Development of embedded software in accordance with Automotive SPICE-compliant processes</w:t>
-      </w:r>
-      <w:r>
-        <w:rPr>
-          <w:rFonts w:ascii="Carlito" w:hAnsi="Carlito" w:cs="Carlito"/>
-        </w:rPr>
-      </w:r>
-      <w:r>
-        <w:rPr>
-          <w:rFonts w:ascii="Carlito" w:hAnsi="Carlito" w:cs="Carlito"/>
-        </w:rPr>
-      </w:r>
-    </w:p>
-    <w:p>
-      <w:pPr>
-        <w:pStyle w:val="1005"/>
-        <w:numPr>
-          <w:ilvl w:val="0"/>
-          <w:numId w:val="10"/>
-        </w:numPr>
-        <w:pBdr/>
-        <w:spacing/>
-        <w:ind/>
-        <w:rPr>
-          <w:rFonts w:ascii="Carlito" w:hAnsi="Carlito" w:cs="Carlito"/>
-        </w:rPr>
-      </w:pPr>
-      <w:r>
-        <w:rPr>
-          <w:rFonts w:ascii="Carlito" w:hAnsi="Carlito" w:eastAsia="Carlito" w:cs="Carlito"/>
-          <w:sz w:val="22"/>
-        </w:rPr>
-        <w:t xml:space="preserve">Ensuring full requirements-to-test traceability in all deliverables</w:t>
-      </w:r>
-      <w:r>
-        <w:rPr>
-          <w:rFonts w:ascii="Carlito" w:hAnsi="Carlito" w:cs="Carlito"/>
-        </w:rPr>
-      </w:r>
-      <w:r>
-        <w:rPr>
-          <w:rFonts w:ascii="Carlito" w:hAnsi="Carlito" w:cs="Carlito"/>
-        </w:rPr>
-      </w:r>
-    </w:p>
-    <w:p>
-      <w:pPr>
-        <w:pStyle w:val="1005"/>
-        <w:numPr>
-          <w:ilvl w:val="0"/>
-          <w:numId w:val="10"/>
-        </w:numPr>
-        <w:pBdr/>
-        <w:spacing/>
-        <w:ind/>
-        <w:rPr>
-          <w:rFonts w:ascii="Carlito" w:hAnsi="Carlito" w:cs="Carlito"/>
-        </w:rPr>
-      </w:pPr>
-      <w:r>
-        <w:rPr>
-          <w:rFonts w:ascii="Carlito" w:hAnsi="Carlito" w:eastAsia="Carlito" w:cs="Carlito"/>
-          <w:sz w:val="22"/>
-        </w:rPr>
-        <w:t xml:space="preserve">Collaboration with global development teams on platform integration and delivery</w:t>
-      </w:r>
-      <w:r>
-        <w:rPr>
-          <w:rFonts w:ascii="Carlito" w:hAnsi="Carlito" w:cs="Carlito"/>
-        </w:rPr>
-      </w:r>
-      <w:r>
-        <w:rPr>
-          <w:rFonts w:ascii="Carlito" w:hAnsi="Carlito" w:cs="Carlito"/>
-        </w:rPr>
-      </w:r>
-    </w:p>
-    <w:p>
-      <w:pPr>
-        <w:pStyle w:val="1005"/>
-        <w:numPr>
-          <w:ilvl w:val="0"/>
-          <w:numId w:val="10"/>
-        </w:numPr>
-        <w:pBdr/>
-        <w:spacing/>
-        <w:ind/>
-        <w:rPr>
-          <w:rFonts w:ascii="Carlito" w:hAnsi="Carlito" w:cs="Carlito"/>
-        </w:rPr>
-      </w:pPr>
-      <w:r>
-        <w:rPr>
-          <w:rFonts w:ascii="Carlito" w:hAnsi="Carlito" w:eastAsia="Carlito" w:cs="Carlito"/>
-          <w:sz w:val="22"/>
-        </w:rPr>
-        <w:t xml:space="preserve">Leading technical competency development and mentoring of team members</w:t>
-      </w:r>
-      <w:r>
-        <w:rPr>
-          <w:rFonts w:ascii="Carlito" w:hAnsi="Carlito" w:cs="Carlito"/>
-        </w:rPr>
-      </w:r>
-      <w:r>
-        <w:rPr>
-          <w:rFonts w:ascii="Carlito" w:hAnsi="Carlito" w:cs="Carlito"/>
-        </w:rPr>
-      </w:r>
-    </w:p>
-    <w:p>
-      <w:pPr>
-        <w:pStyle w:val="1005"/>
-        <w:numPr>
-          <w:ilvl w:val="0"/>
-          <w:numId w:val="10"/>
-        </w:numPr>
-        <w:pBdr/>
-        <w:spacing/>
-        <w:ind/>
-        <w:rPr>
-          <w:rFonts w:ascii="Carlito" w:hAnsi="Carlito" w:cs="Carlito"/>
-        </w:rPr>
-      </w:pPr>
-      <w:r>
-        <w:rPr>
-          <w:rFonts w:ascii="Carlito" w:hAnsi="Carlito" w:eastAsia="Carlito" w:cs="Carlito"/>
-          <w:sz w:val="22"/>
-        </w:rPr>
-        <w:t xml:space="preserve">Serving as subject matter expert (SME) for assigned components and features</w:t>
-      </w:r>
-      <w:r>
-        <w:rPr>
-          <w:rFonts w:ascii="Carlito" w:hAnsi="Carlito" w:cs="Carlito"/>
-        </w:rPr>
-      </w:r>
-      <w:r>
-        <w:rPr>
-          <w:rFonts w:ascii="Carlito" w:hAnsi="Carlito" w:cs="Carlito"/>
-        </w:rPr>
-      </w:r>
-    </w:p>
-    <w:p>
-      <w:pPr>
-        <w:pStyle w:val="1005"/>
-        <w:numPr>
-          <w:ilvl w:val="0"/>
-          <w:numId w:val="10"/>
-        </w:numPr>
-        <w:pBdr/>
-        <w:spacing/>
-        <w:ind/>
-        <w:rPr>
-          <w:rFonts w:ascii="Carlito" w:hAnsi="Carlito" w:cs="Carlito"/>
-        </w:rPr>
-      </w:pPr>
-      <w:r>
-        <w:rPr>
-          <w:rFonts w:ascii="Carlito" w:hAnsi="Carlito" w:eastAsia="Carlito" w:cs="Carlito"/>
-          <w:sz w:val="22"/>
-        </w:rPr>
-        <w:t xml:space="preserve">Meeting project deadlines and quality standards consistently</w:t>
-      </w:r>
-      <w:r>
-        <w:rPr>
-          <w:rFonts w:ascii="Carlito" w:hAnsi="Carlito" w:cs="Carlito"/>
-        </w:rPr>
-      </w:r>
-      <w:r>
-        <w:rPr>
-          <w:rFonts w:ascii="Carlito" w:hAnsi="Carlito" w:cs="Carlito"/>
-        </w:rPr>
-      </w:r>
-    </w:p>
-    <w:p>
-      <w:pPr>
-        <w:pStyle w:val="1005"/>
-        <w:pBdr/>
-        <w:spacing/>
-        <w:ind/>
-        <w:rPr>
-          <w:rFonts w:ascii="Carlito" w:hAnsi="Carlito" w:cs="Carlito"/>
-        </w:rPr>
-      </w:pPr>
       <w:r>
         <w:rPr>
           <w:rFonts w:ascii="Carlito" w:hAnsi="Carlito" w:eastAsia="Carlito" w:cs="Carlito"/>
@@ -1122,20 +936,11 @@
           <w:highlight w:val="none"/>
         </w:rPr>
       </w:r>
-      <w:r>
-        <w:rPr>
-          <w:rFonts w:ascii="Carlito" w:hAnsi="Carlito" w:cs="Carlito"/>
-        </w:rPr>
-      </w:r>
-      <w:r>
-        <w:rPr>
-          <w:rFonts w:ascii="Carlito" w:hAnsi="Carlito" w:cs="Carlito"/>
-        </w:rPr>
-      </w:r>
+      <w:r/>
     </w:p>
     <w:p>
       <w:pPr>
-        <w:pStyle w:val="1005"/>
+        <w:pStyle w:val="1009"/>
         <w:pBdr/>
         <w:spacing/>
         <w:ind/>
@@ -1179,7 +984,7 @@
     </w:p>
     <w:p>
       <w:pPr>
-        <w:pStyle w:val="1005"/>
+        <w:pStyle w:val="1009"/>
         <w:pBdr/>
         <w:spacing/>
         <w:ind/>
@@ -1208,7 +1013,7 @@
     </w:p>
     <w:p>
       <w:pPr>
-        <w:pStyle w:val="1005"/>
+        <w:pStyle w:val="1009"/>
         <w:pBdr/>
         <w:spacing/>
         <w:ind/>
@@ -1252,7 +1057,7 @@
     </w:p>
     <w:p>
       <w:pPr>
-        <w:pStyle w:val="1005"/>
+        <w:pStyle w:val="1009"/>
         <w:pBdr/>
         <w:spacing/>
         <w:ind/>
@@ -1296,33 +1101,7 @@
     </w:p>
     <w:p>
       <w:pPr>
-        <w:pStyle w:val="1005"/>
-        <w:pBdr/>
-        <w:spacing/>
-        <w:ind/>
-        <w:rPr>
-          <w:rFonts w:ascii="Carlito" w:hAnsi="Carlito" w:cs="Carlito"/>
-        </w:rPr>
-      </w:pPr>
-      <w:r>
-        <w:rPr>
-          <w:rFonts w:ascii="Carlito" w:hAnsi="Carlito" w:eastAsia="Carlito" w:cs="Carlito"/>
-        </w:rPr>
-      </w:r>
-      <w:r>
-        <w:rPr>
-          <w:rFonts w:ascii="Carlito" w:hAnsi="Carlito" w:cs="Carlito"/>
-        </w:rPr>
-      </w:r>
-      <w:r>
-        <w:rPr>
-          <w:rFonts w:ascii="Carlito" w:hAnsi="Carlito" w:cs="Carlito"/>
-        </w:rPr>
-      </w:r>
-    </w:p>
-    <w:p>
-      <w:pPr>
-        <w:pStyle w:val="1005"/>
+        <w:pStyle w:val="1009"/>
         <w:pBdr/>
         <w:spacing/>
         <w:ind/>
@@ -1348,7 +1127,7 @@
     </w:p>
     <w:p>
       <w:pPr>
-        <w:pStyle w:val="1005"/>
+        <w:pStyle w:val="1009"/>
         <w:pBdr/>
         <w:spacing/>
         <w:ind/>
@@ -1360,6 +1139,75 @@
         <w:rPr>
           <w:rFonts w:ascii="Carlito" w:hAnsi="Carlito" w:cs="Carlito"/>
         </w:rPr>
+      </w:r>
+      <w:r>
+        <mc:AlternateContent>
+          <mc:Choice Requires="wpg">
+            <w:drawing>
+              <wp:inline xmlns:wp="http://schemas.openxmlformats.org/drawingml/2006/wordprocessingDrawing" distT="0" distB="0" distL="0" distR="0">
+                <wp:extent cx="2686050" cy="923924"/>
+                <wp:effectExtent l="0" t="0" r="0" b="0"/>
+                <wp:docPr id="2" name=""/>
+                <wp:cNvGraphicFramePr>
+                  <a:graphicFrameLocks xmlns:a="http://schemas.openxmlformats.org/drawingml/2006/main" noChangeAspect="1"/>
+                </wp:cNvGraphicFramePr>
+                <a:graphic xmlns:a="http://schemas.openxmlformats.org/drawingml/2006/main">
+                  <a:graphicData uri="http://schemas.openxmlformats.org/drawingml/2006/picture">
+                    <pic:pic xmlns:pic="http://schemas.openxmlformats.org/drawingml/2006/picture">
+                      <pic:nvPicPr>
+                        <pic:cNvPr id="2014095179" name=""/>
+                        <pic:cNvPicPr>
+                          <a:picLocks noChangeAspect="1"/>
+                        </pic:cNvPicPr>
+                        <pic:nvPr/>
+                      </pic:nvPicPr>
+                      <pic:blipFill rotWithShape="1">
+                        <a:blip r:embed="rId11"/>
+                        <a:stretch/>
+                      </pic:blipFill>
+                      <pic:spPr bwMode="auto">
+                        <a:xfrm>
+                          <a:off x="0" y="0"/>
+                          <a:ext cx="2686050" cy="923923"/>
+                        </a:xfrm>
+                        <a:prstGeom prst="rect">
+                          <a:avLst/>
+                        </a:prstGeom>
+                      </pic:spPr>
+                    </pic:pic>
+                  </a:graphicData>
+                </a:graphic>
+              </wp:inline>
+            </w:drawing>
+          </mc:Choice>
+          <mc:Fallback>
+            <w:pict>
+              <v:shapetype id="_x0000_t75" coordsize="21600,21600" o:spt="75" o:preferrelative="t" path="m@4@5l@4@11@9@11@9@5xe" filled="f" stroked="f">
+                <v:stroke joinstyle="miter"/>
+                <v:formulas>
+                  <v:f eqn="if lineDrawn pixelLineWidth 0"/>
+                  <v:f eqn="sum @0 1 0"/>
+                  <v:f eqn="sum 0 0 @1"/>
+                  <v:f eqn="prod @2 1 2"/>
+                  <v:f eqn="prod @3 21600 pixelWidth"/>
+                  <v:f eqn="prod @3 21600 pixelHeight"/>
+                  <v:f eqn="sum @0 0 1"/>
+                  <v:f eqn="prod @6 1 2"/>
+                  <v:f eqn="prod @7 21600 pixelWidth"/>
+                  <v:f eqn="sum @8 21600 0"/>
+                  <v:f eqn="prod @7 21600 pixelHeight"/>
+                  <v:f eqn="sum @10 21600 0"/>
+                </v:formulas>
+                <v:path o:extrusionok="f" gradientshapeok="t" o:connecttype="rect"/>
+                <o:lock v:ext="edit" aspectratio="t"/>
+              </v:shapetype>
+              <v:shape id="_x0000_i1" o:spid="_x0000_s1" type="#_x0000_t75" style="width:211.50pt;height:72.75pt;mso-wrap-distance-left:0.00pt;mso-wrap-distance-top:0.00pt;mso-wrap-distance-right:0.00pt;mso-wrap-distance-bottom:0.00pt;z-index:1;" stroked="false">
+                <v:imagedata r:id="rId11" o:title=""/>
+                <o:lock v:ext="edit" rotation="t"/>
+              </v:shape>
+            </w:pict>
+          </mc:Fallback>
+        </mc:AlternateContent>
       </w:r>
       <w:r>
         <w:rPr>
@@ -1374,7 +1222,7 @@
     </w:p>
     <w:p>
       <w:pPr>
-        <w:pStyle w:val="1005"/>
+        <w:pStyle w:val="1009"/>
         <w:pBdr/>
         <w:spacing/>
         <w:ind/>
@@ -1403,7 +1251,7 @@
     </w:p>
     <w:p>
       <w:pPr>
-        <w:pStyle w:val="1005"/>
+        <w:pStyle w:val="1009"/>
         <w:pBdr/>
         <w:spacing/>
         <w:ind/>
@@ -1432,7 +1280,7 @@
     </w:p>
     <w:p>
       <w:pPr>
-        <w:pStyle w:val="1005"/>
+        <w:pStyle w:val="1009"/>
         <w:pBdr/>
         <w:spacing/>
         <w:ind/>
@@ -1452,10 +1300,10 @@
           <w:sz w:val="22"/>
         </w:rPr>
       </w:r>
-      <w:hyperlink r:id="rId11" w:tooltip="http://kpunniya@borgwarner.com" w:history="1">
+      <w:hyperlink r:id="rId12" w:tooltip="http://kpunniya@borgwarner.com" w:history="1">
         <w:r>
           <w:rPr>
-            <w:rStyle w:val="975"/>
+            <w:rStyle w:val="979"/>
             <w:rFonts w:ascii="Carlito" w:hAnsi="Carlito" w:eastAsia="Carlito" w:cs="Carlito"/>
             <w:b w:val="0"/>
             <w:sz w:val="22"/>
@@ -1464,7 +1312,7 @@
         </w:r>
         <w:r>
           <w:rPr>
-            <w:rStyle w:val="975"/>
+            <w:rStyle w:val="979"/>
             <w:rFonts w:ascii="Carlito" w:hAnsi="Carlito" w:cs="Carlito"/>
           </w:rPr>
         </w:r>
@@ -1492,7 +1340,7 @@
     </w:p>
     <w:p>
       <w:pPr>
-        <w:pStyle w:val="1005"/>
+        <w:pStyle w:val="1009"/>
         <w:pBdr/>
         <w:spacing/>
         <w:ind/>
@@ -1616,10 +1464,10 @@
       <w:tblLook w:val="04A0" w:firstRow="1" w:lastRow="0" w:firstColumn="1" w:lastColumn="0" w:noHBand="0" w:noVBand="1"/>
     </w:tblPr>
     <w:tblGrid>
-      <w:gridCol w:w="4642"/>
-      <w:gridCol w:w="1558"/>
-      <w:gridCol w:w="1842"/>
-      <w:gridCol w:w="1576"/>
+      <w:gridCol w:w="1382"/>
+      <w:gridCol w:w="2693"/>
+      <w:gridCol w:w="3402"/>
+      <w:gridCol w:w="2142"/>
     </w:tblGrid>
     <w:tr>
       <w:trPr>
@@ -1630,7 +1478,7 @@
           <w:tcBorders>
             <w:top w:val="single" w:color="000000" w:sz="8" w:space="0"/>
           </w:tcBorders>
-          <w:tcW w:w="4642" w:type="dxa"/>
+          <w:tcW w:w="1382" w:type="dxa"/>
         </w:tcPr>
         <w:p>
           <w:pPr>
@@ -1667,7 +1515,7 @@
           <w:tcBorders>
             <w:top w:val="single" w:color="000000" w:sz="8" w:space="0"/>
           </w:tcBorders>
-          <w:tcW w:w="1558" w:type="dxa"/>
+          <w:tcW w:w="2693" w:type="dxa"/>
           <w:vAlign w:val="top"/>
         </w:tcPr>
         <w:p>
@@ -1692,7 +1540,7 @@
               <w:color w:val="444444"/>
               <w:sz w:val="18"/>
             </w:rPr>
-            <w:t xml:space="preserve">Propulsion</w:t>
+            <w:t xml:space="preserve">Propulsion </w:t>
           </w:r>
           <w:r>
             <w:rPr>
@@ -1714,17 +1562,6 @@
               <w:szCs w:val="18"/>
             </w:rPr>
           </w:r>
-        </w:p>
-        <w:p>
-          <w:pPr>
-            <w:pBdr/>
-            <w:spacing w:after="0" w:before="0"/>
-            <w:ind/>
-            <w:jc w:val="left"/>
-            <w:rPr>
-              <w:rFonts w:ascii="Carlito" w:hAnsi="Carlito" w:cs="Carlito"/>
-            </w:rPr>
-          </w:pPr>
           <w:r>
             <w:rPr>
               <w:rFonts w:ascii="Carlito" w:hAnsi="Carlito" w:eastAsia="Carlito" w:cs="Carlito"/>
@@ -1742,6 +1579,16 @@
           <w:r>
             <w:rPr>
               <w:rFonts w:ascii="Carlito" w:hAnsi="Carlito" w:cs="Carlito"/>
+            </w:rPr>
+          </w:r>
+          <w:r>
+            <w:rPr>
+              <w:rFonts w:ascii="Carlito" w:hAnsi="Carlito" w:eastAsia="Carlito" w:cs="Carlito"/>
+              <w:b w:val="0"/>
+              <w:bCs w:val="0"/>
+              <w:color w:val="444444"/>
+              <w:sz w:val="18"/>
+              <w:szCs w:val="18"/>
             </w:rPr>
           </w:r>
         </w:p>
@@ -1796,7 +1643,7 @@
           <w:tcBorders>
             <w:top w:val="single" w:color="000000" w:sz="8" w:space="0"/>
           </w:tcBorders>
-          <w:tcW w:w="1842" w:type="dxa"/>
+          <w:tcW w:w="3402" w:type="dxa"/>
           <w:vAlign w:val="top"/>
         </w:tcPr>
         <w:p>
@@ -1861,7 +1708,7 @@
               <w:color w:val="444444"/>
               <w:sz w:val="18"/>
             </w:rPr>
-            <w:t xml:space="preserve">Automation Avenue</w:t>
+            <w:t xml:space="preserve">Automation Avenue, </w:t>
           </w:r>
           <w:r>
             <w:rPr>
@@ -1873,22 +1720,6 @@
               <w:rFonts w:ascii="Carlito" w:hAnsi="Carlito" w:cs="Carlito"/>
             </w:rPr>
           </w:r>
-        </w:p>
-        <w:p>
-          <w:pPr>
-            <w:pBdr/>
-            <w:spacing w:after="0" w:before="0"/>
-            <w:ind/>
-            <w:jc w:val="left"/>
-            <w:rPr>
-              <w:rFonts w:ascii="Carlito" w:hAnsi="Carlito" w:eastAsia="Carlito" w:cs="Carlito"/>
-              <w:b w:val="0"/>
-              <w:bCs w:val="0"/>
-              <w:color w:val="444444"/>
-              <w:sz w:val="18"/>
-              <w:szCs w:val="18"/>
-            </w:rPr>
-          </w:pPr>
           <w:r>
             <w:rPr>
               <w:rFonts w:ascii="Carlito" w:hAnsi="Carlito" w:eastAsia="Carlito" w:cs="Carlito"/>
@@ -1916,6 +1747,11 @@
               <w:color w:val="444444"/>
               <w:sz w:val="18"/>
               <w:szCs w:val="18"/>
+            </w:rPr>
+          </w:r>
+          <w:r>
+            <w:rPr>
+              <w:rFonts w:ascii="Carlito" w:hAnsi="Carlito" w:cs="Carlito"/>
             </w:rPr>
           </w:r>
         </w:p>
@@ -1984,7 +1820,7 @@
           <w:tcBorders>
             <w:top w:val="single" w:color="000000" w:sz="8" w:space="0"/>
           </w:tcBorders>
-          <w:tcW w:w="1576" w:type="dxa"/>
+          <w:tcW w:w="2142" w:type="dxa"/>
           <w:vAlign w:val="top"/>
         </w:tcPr>
         <w:p>
@@ -2022,6 +1858,7 @@
             <w:pBdr/>
             <w:spacing/>
             <w:ind/>
+            <w:jc w:val="right"/>
             <w:rPr>
               <w:rFonts w:ascii="Carlito" w:hAnsi="Carlito" w:eastAsia="Carlito" w:cs="Carlito"/>
               <w:b w:val="0"/>
@@ -2041,6 +1878,29 @@
               <w:szCs w:val="18"/>
             </w:rPr>
           </w:r>
+          <w:r>
+            <w:rPr>
+              <w:rFonts w:ascii="Carlito" w:hAnsi="Carlito" w:eastAsia="Carlito" w:cs="Carlito"/>
+              <w:b w:val="0"/>
+              <w:bCs w:val="0"/>
+              <w:color w:val="444444"/>
+              <w:sz w:val="18"/>
+              <w:szCs w:val="18"/>
+            </w:rPr>
+          </w:r>
+          <w:hyperlink r:id="rId1" w:tooltip="http://www.borgwarner.com/" w:history="1">
+            <w:r>
+              <w:rPr>
+                <w:rStyle w:val="979"/>
+                <w:rFonts w:ascii="Carlito" w:hAnsi="Carlito" w:eastAsia="Carlito" w:cs="Carlito"/>
+                <w:b w:val="0"/>
+                <w:bCs w:val="0"/>
+                <w:sz w:val="18"/>
+                <w:szCs w:val="18"/>
+              </w:rPr>
+              <w:t xml:space="preserve">www.borgwarner.com</w:t>
+            </w:r>
+          </w:hyperlink>
           <w:r>
             <w:rPr>
               <w:rFonts w:ascii="Carlito" w:hAnsi="Carlito" w:eastAsia="Carlito" w:cs="Carlito"/>
@@ -2108,7 +1968,7 @@
                       <pic:nvPr/>
                     </pic:nvPicPr>
                     <pic:blipFill rotWithShape="1">
-                      <a:blip r:embed="rId1"/>
+                      <a:blip r:embed="rId2"/>
                       <a:stretch/>
                     </pic:blipFill>
                     <pic:spPr bwMode="auto">
@@ -2148,7 +2008,7 @@
               <o:lock v:ext="edit" aspectratio="t"/>
             </v:shapetype>
             <v:shape id="_x0000_i0" o:spid="_x0000_s0" type="#_x0000_t75" style="position:absolute;z-index:-2048;o:allowoverlap:true;o:allowincell:true;mso-position-horizontal-relative:text;margin-left:285.75pt;mso-position-horizontal:absolute;mso-position-vertical-relative:text;margin-top:-6.25pt;mso-position-vertical:absolute;width:195.00pt;height:38.25pt;mso-wrap-distance-left:9.07pt;mso-wrap-distance-top:0.00pt;mso-wrap-distance-right:9.07pt;mso-wrap-distance-bottom:0.00pt;rotation:0;z-index:1;" stroked="false">
-              <v:imagedata r:id="rId1" o:title=""/>
+              <v:imagedata r:id="rId2" o:title=""/>
               <o:lock v:ext="edit" rotation="t"/>
             </v:shape>
           </w:pict>
@@ -2159,7 +2019,7 @@
   </w:p>
   <w:p>
     <w:pPr>
-      <w:pStyle w:val="989"/>
+      <w:pStyle w:val="993"/>
       <w:pBdr/>
       <w:spacing/>
       <w:ind/>
@@ -2452,7 +2312,7 @@
         <w:spacing/>
         <w:ind w:hanging="360" w:left="1080"/>
       </w:pPr>
-      <w:pStyle w:val="1028"/>
+      <w:pStyle w:val="1032"/>
       <w:rPr/>
       <w:start w:val="1"/>
       <w:suff w:val="tab"/>
@@ -2585,7 +2445,7 @@
         <w:spacing/>
         <w:ind w:hanging="360" w:left="720"/>
       </w:pPr>
-      <w:pStyle w:val="1027"/>
+      <w:pStyle w:val="1031"/>
       <w:rPr/>
       <w:start w:val="1"/>
       <w:suff w:val="tab"/>
@@ -2852,7 +2712,7 @@
         <w:spacing/>
         <w:ind w:hanging="360" w:left="1080"/>
       </w:pPr>
-      <w:pStyle w:val="1025"/>
+      <w:pStyle w:val="1029"/>
       <w:rPr>
         <w:rFonts w:hint="default" w:ascii="Symbol" w:hAnsi="Symbol"/>
       </w:rPr>
@@ -2987,7 +2847,7 @@
         <w:spacing/>
         <w:ind w:hanging="360" w:left="720"/>
       </w:pPr>
-      <w:pStyle w:val="1024"/>
+      <w:pStyle w:val="1028"/>
       <w:rPr>
         <w:rFonts w:hint="default" w:ascii="Symbol" w:hAnsi="Symbol"/>
       </w:rPr>
@@ -3122,7 +2982,7 @@
         <w:spacing/>
         <w:ind w:hanging="360" w:left="360"/>
       </w:pPr>
-      <w:pStyle w:val="1026"/>
+      <w:pStyle w:val="1030"/>
       <w:rPr/>
       <w:start w:val="1"/>
       <w:suff w:val="tab"/>
@@ -3255,7 +3115,7 @@
         <w:spacing/>
         <w:ind w:hanging="360" w:left="360"/>
       </w:pPr>
-      <w:pStyle w:val="1023"/>
+      <w:pStyle w:val="1027"/>
       <w:rPr>
         <w:rFonts w:hint="default" w:ascii="Symbol" w:hAnsi="Symbol"/>
       </w:rPr>
@@ -3377,6 +3237,300 @@
   </w:abstractNum>
   <w:abstractNum w:abstractNumId="9">
     <w:nsid w:val="54322002"/>
+    <w:lvl w:ilvl="0">
+      <w:isLgl w:val="false"/>
+      <w:lvlJc w:val="left"/>
+      <w:lvlText w:val="·"/>
+      <w:numFmt w:val="bullet"/>
+      <w:pPr>
+        <w:pBdr/>
+        <w:spacing/>
+        <w:ind w:hanging="360" w:left="720"/>
+      </w:pPr>
+      <w:rPr>
+        <w:rFonts w:hint="default" w:ascii="Symbol" w:hAnsi="Symbol" w:eastAsia="Symbol" w:cs="Symbol"/>
+      </w:rPr>
+      <w:start w:val="1"/>
+      <w:suff w:val="tab"/>
+    </w:lvl>
+    <w:lvl w:ilvl="1">
+      <w:isLgl w:val="false"/>
+      <w:lvlJc w:val="left"/>
+      <w:lvlText w:val="o"/>
+      <w:numFmt w:val="bullet"/>
+      <w:pPr>
+        <w:pBdr/>
+        <w:spacing/>
+        <w:ind w:hanging="360" w:left="1440"/>
+      </w:pPr>
+      <w:rPr>
+        <w:rFonts w:hint="default" w:ascii="Courier New" w:hAnsi="Courier New" w:eastAsia="Courier New" w:cs="Courier New"/>
+      </w:rPr>
+      <w:start w:val="1"/>
+      <w:suff w:val="tab"/>
+    </w:lvl>
+    <w:lvl w:ilvl="2">
+      <w:isLgl w:val="false"/>
+      <w:lvlJc w:val="left"/>
+      <w:lvlText w:val="§"/>
+      <w:numFmt w:val="bullet"/>
+      <w:pPr>
+        <w:pBdr/>
+        <w:spacing/>
+        <w:ind w:hanging="360" w:left="2160"/>
+      </w:pPr>
+      <w:rPr>
+        <w:rFonts w:hint="default" w:ascii="Wingdings" w:hAnsi="Wingdings" w:eastAsia="Wingdings" w:cs="Wingdings"/>
+      </w:rPr>
+      <w:start w:val="1"/>
+      <w:suff w:val="tab"/>
+    </w:lvl>
+    <w:lvl w:ilvl="3">
+      <w:isLgl w:val="false"/>
+      <w:lvlJc w:val="left"/>
+      <w:lvlText w:val="·"/>
+      <w:numFmt w:val="bullet"/>
+      <w:pPr>
+        <w:pBdr/>
+        <w:spacing/>
+        <w:ind w:hanging="360" w:left="2880"/>
+      </w:pPr>
+      <w:rPr>
+        <w:rFonts w:hint="default" w:ascii="Symbol" w:hAnsi="Symbol" w:eastAsia="Symbol" w:cs="Symbol"/>
+      </w:rPr>
+      <w:start w:val="1"/>
+      <w:suff w:val="tab"/>
+    </w:lvl>
+    <w:lvl w:ilvl="4">
+      <w:isLgl w:val="false"/>
+      <w:lvlJc w:val="left"/>
+      <w:lvlText w:val="o"/>
+      <w:numFmt w:val="bullet"/>
+      <w:pPr>
+        <w:pBdr/>
+        <w:spacing/>
+        <w:ind w:hanging="360" w:left="3600"/>
+      </w:pPr>
+      <w:rPr>
+        <w:rFonts w:hint="default" w:ascii="Courier New" w:hAnsi="Courier New" w:eastAsia="Courier New" w:cs="Courier New"/>
+      </w:rPr>
+      <w:start w:val="1"/>
+      <w:suff w:val="tab"/>
+    </w:lvl>
+    <w:lvl w:ilvl="5">
+      <w:isLgl w:val="false"/>
+      <w:lvlJc w:val="left"/>
+      <w:lvlText w:val="§"/>
+      <w:numFmt w:val="bullet"/>
+      <w:pPr>
+        <w:pBdr/>
+        <w:spacing/>
+        <w:ind w:hanging="360" w:left="4320"/>
+      </w:pPr>
+      <w:rPr>
+        <w:rFonts w:hint="default" w:ascii="Wingdings" w:hAnsi="Wingdings" w:eastAsia="Wingdings" w:cs="Wingdings"/>
+      </w:rPr>
+      <w:start w:val="1"/>
+      <w:suff w:val="tab"/>
+    </w:lvl>
+    <w:lvl w:ilvl="6">
+      <w:isLgl w:val="false"/>
+      <w:lvlJc w:val="left"/>
+      <w:lvlText w:val="·"/>
+      <w:numFmt w:val="bullet"/>
+      <w:pPr>
+        <w:pBdr/>
+        <w:spacing/>
+        <w:ind w:hanging="360" w:left="5040"/>
+      </w:pPr>
+      <w:rPr>
+        <w:rFonts w:hint="default" w:ascii="Symbol" w:hAnsi="Symbol" w:eastAsia="Symbol" w:cs="Symbol"/>
+      </w:rPr>
+      <w:start w:val="1"/>
+      <w:suff w:val="tab"/>
+    </w:lvl>
+    <w:lvl w:ilvl="7">
+      <w:isLgl w:val="false"/>
+      <w:lvlJc w:val="left"/>
+      <w:lvlText w:val="o"/>
+      <w:numFmt w:val="bullet"/>
+      <w:pPr>
+        <w:pBdr/>
+        <w:spacing/>
+        <w:ind w:hanging="360" w:left="5760"/>
+      </w:pPr>
+      <w:rPr>
+        <w:rFonts w:hint="default" w:ascii="Courier New" w:hAnsi="Courier New" w:eastAsia="Courier New" w:cs="Courier New"/>
+      </w:rPr>
+      <w:start w:val="1"/>
+      <w:suff w:val="tab"/>
+    </w:lvl>
+    <w:lvl w:ilvl="8">
+      <w:isLgl w:val="false"/>
+      <w:lvlJc w:val="left"/>
+      <w:lvlText w:val="§"/>
+      <w:numFmt w:val="bullet"/>
+      <w:pPr>
+        <w:pBdr/>
+        <w:spacing/>
+        <w:ind w:hanging="360" w:left="6480"/>
+      </w:pPr>
+      <w:rPr>
+        <w:rFonts w:hint="default" w:ascii="Wingdings" w:hAnsi="Wingdings" w:eastAsia="Wingdings" w:cs="Wingdings"/>
+      </w:rPr>
+      <w:start w:val="1"/>
+      <w:suff w:val="tab"/>
+    </w:lvl>
+  </w:abstractNum>
+  <w:abstractNum w:abstractNumId="10">
+    <w:nsid w:val="3B43BA1C"/>
+    <w:lvl w:ilvl="0">
+      <w:isLgl w:val="false"/>
+      <w:lvlJc w:val="left"/>
+      <w:lvlText w:val="·"/>
+      <w:numFmt w:val="bullet"/>
+      <w:pPr>
+        <w:pBdr/>
+        <w:spacing/>
+        <w:ind w:hanging="360" w:left="720"/>
+      </w:pPr>
+      <w:rPr>
+        <w:rFonts w:hint="default" w:ascii="Symbol" w:hAnsi="Symbol" w:eastAsia="Symbol" w:cs="Symbol"/>
+      </w:rPr>
+      <w:start w:val="1"/>
+      <w:suff w:val="tab"/>
+    </w:lvl>
+    <w:lvl w:ilvl="1">
+      <w:isLgl w:val="false"/>
+      <w:lvlJc w:val="left"/>
+      <w:lvlText w:val="o"/>
+      <w:numFmt w:val="bullet"/>
+      <w:pPr>
+        <w:pBdr/>
+        <w:spacing/>
+        <w:ind w:hanging="360" w:left="1440"/>
+      </w:pPr>
+      <w:rPr>
+        <w:rFonts w:hint="default" w:ascii="Courier New" w:hAnsi="Courier New" w:eastAsia="Courier New" w:cs="Courier New"/>
+      </w:rPr>
+      <w:start w:val="1"/>
+      <w:suff w:val="tab"/>
+    </w:lvl>
+    <w:lvl w:ilvl="2">
+      <w:isLgl w:val="false"/>
+      <w:lvlJc w:val="left"/>
+      <w:lvlText w:val="§"/>
+      <w:numFmt w:val="bullet"/>
+      <w:pPr>
+        <w:pBdr/>
+        <w:spacing/>
+        <w:ind w:hanging="360" w:left="2160"/>
+      </w:pPr>
+      <w:rPr>
+        <w:rFonts w:hint="default" w:ascii="Wingdings" w:hAnsi="Wingdings" w:eastAsia="Wingdings" w:cs="Wingdings"/>
+      </w:rPr>
+      <w:start w:val="1"/>
+      <w:suff w:val="tab"/>
+    </w:lvl>
+    <w:lvl w:ilvl="3">
+      <w:isLgl w:val="false"/>
+      <w:lvlJc w:val="left"/>
+      <w:lvlText w:val="·"/>
+      <w:numFmt w:val="bullet"/>
+      <w:pPr>
+        <w:pBdr/>
+        <w:spacing/>
+        <w:ind w:hanging="360" w:left="2880"/>
+      </w:pPr>
+      <w:rPr>
+        <w:rFonts w:hint="default" w:ascii="Symbol" w:hAnsi="Symbol" w:eastAsia="Symbol" w:cs="Symbol"/>
+      </w:rPr>
+      <w:start w:val="1"/>
+      <w:suff w:val="tab"/>
+    </w:lvl>
+    <w:lvl w:ilvl="4">
+      <w:isLgl w:val="false"/>
+      <w:lvlJc w:val="left"/>
+      <w:lvlText w:val="o"/>
+      <w:numFmt w:val="bullet"/>
+      <w:pPr>
+        <w:pBdr/>
+        <w:spacing/>
+        <w:ind w:hanging="360" w:left="3600"/>
+      </w:pPr>
+      <w:rPr>
+        <w:rFonts w:hint="default" w:ascii="Courier New" w:hAnsi="Courier New" w:eastAsia="Courier New" w:cs="Courier New"/>
+      </w:rPr>
+      <w:start w:val="1"/>
+      <w:suff w:val="tab"/>
+    </w:lvl>
+    <w:lvl w:ilvl="5">
+      <w:isLgl w:val="false"/>
+      <w:lvlJc w:val="left"/>
+      <w:lvlText w:val="§"/>
+      <w:numFmt w:val="bullet"/>
+      <w:pPr>
+        <w:pBdr/>
+        <w:spacing/>
+        <w:ind w:hanging="360" w:left="4320"/>
+      </w:pPr>
+      <w:rPr>
+        <w:rFonts w:hint="default" w:ascii="Wingdings" w:hAnsi="Wingdings" w:eastAsia="Wingdings" w:cs="Wingdings"/>
+      </w:rPr>
+      <w:start w:val="1"/>
+      <w:suff w:val="tab"/>
+    </w:lvl>
+    <w:lvl w:ilvl="6">
+      <w:isLgl w:val="false"/>
+      <w:lvlJc w:val="left"/>
+      <w:lvlText w:val="·"/>
+      <w:numFmt w:val="bullet"/>
+      <w:pPr>
+        <w:pBdr/>
+        <w:spacing/>
+        <w:ind w:hanging="360" w:left="5040"/>
+      </w:pPr>
+      <w:rPr>
+        <w:rFonts w:hint="default" w:ascii="Symbol" w:hAnsi="Symbol" w:eastAsia="Symbol" w:cs="Symbol"/>
+      </w:rPr>
+      <w:start w:val="1"/>
+      <w:suff w:val="tab"/>
+    </w:lvl>
+    <w:lvl w:ilvl="7">
+      <w:isLgl w:val="false"/>
+      <w:lvlJc w:val="left"/>
+      <w:lvlText w:val="o"/>
+      <w:numFmt w:val="bullet"/>
+      <w:pPr>
+        <w:pBdr/>
+        <w:spacing/>
+        <w:ind w:hanging="360" w:left="5760"/>
+      </w:pPr>
+      <w:rPr>
+        <w:rFonts w:hint="default" w:ascii="Courier New" w:hAnsi="Courier New" w:eastAsia="Courier New" w:cs="Courier New"/>
+      </w:rPr>
+      <w:start w:val="1"/>
+      <w:suff w:val="tab"/>
+    </w:lvl>
+    <w:lvl w:ilvl="8">
+      <w:isLgl w:val="false"/>
+      <w:lvlJc w:val="left"/>
+      <w:lvlText w:val="§"/>
+      <w:numFmt w:val="bullet"/>
+      <w:pPr>
+        <w:pBdr/>
+        <w:spacing/>
+        <w:ind w:hanging="360" w:left="6480"/>
+      </w:pPr>
+      <w:rPr>
+        <w:rFonts w:hint="default" w:ascii="Wingdings" w:hAnsi="Wingdings" w:eastAsia="Wingdings" w:cs="Wingdings"/>
+      </w:rPr>
+      <w:start w:val="1"/>
+      <w:suff w:val="tab"/>
+    </w:lvl>
+  </w:abstractNum>
+  <w:abstractNum w:abstractNumId="11">
+    <w:nsid w:val="294FD420"/>
     <w:lvl w:ilvl="0">
       <w:isLgl w:val="false"/>
       <w:lvlJc w:val="left"/>
@@ -3551,6 +3705,12 @@
   </w:num>
   <w:num w:numId="10">
     <w:abstractNumId w:val="9"/>
+  </w:num>
+  <w:num w:numId="11">
+    <w:abstractNumId w:val="10"/>
+  </w:num>
+  <w:num w:numId="12">
+    <w:abstractNumId w:val="11"/>
   </w:num>
 </w:numbering>
 </file>
@@ -3713,9 +3873,9 @@
     <w:lsdException w:name="Bibliography" w:uiPriority="37"/>
     <w:lsdException w:name="TOC Heading" w:uiPriority="39" w:qFormat="1"/>
   </w:latentStyles>
-  <w:style w:type="table" w:styleId="844">
+  <w:style w:type="table" w:styleId="848">
     <w:name w:val="Table Grid Light"/>
-    <w:basedOn w:val="1003"/>
+    <w:basedOn w:val="1007"/>
     <w:uiPriority w:val="59"/>
     <w:pPr>
       <w:pBdr/>
@@ -3912,9 +4072,9 @@
       </w:tcPr>
     </w:tblStylePr>
   </w:style>
-  <w:style w:type="table" w:styleId="845">
+  <w:style w:type="table" w:styleId="849">
     <w:name w:val="Plain Table 1"/>
-    <w:basedOn w:val="1003"/>
+    <w:basedOn w:val="1007"/>
     <w:uiPriority w:val="59"/>
     <w:pPr>
       <w:pBdr/>
@@ -4137,9 +4297,9 @@
       </w:tcPr>
     </w:tblStylePr>
   </w:style>
-  <w:style w:type="table" w:styleId="846">
+  <w:style w:type="table" w:styleId="850">
     <w:name w:val="Plain Table 2"/>
-    <w:basedOn w:val="1003"/>
+    <w:basedOn w:val="1007"/>
     <w:uiPriority w:val="59"/>
     <w:pPr>
       <w:pBdr/>
@@ -4370,9 +4530,9 @@
       </w:tcPr>
     </w:tblStylePr>
   </w:style>
-  <w:style w:type="table" w:styleId="847">
+  <w:style w:type="table" w:styleId="851">
     <w:name w:val="Plain Table 3"/>
-    <w:basedOn w:val="1003"/>
+    <w:basedOn w:val="1007"/>
     <w:uiPriority w:val="99"/>
     <w:pPr>
       <w:pBdr/>
@@ -4600,9 +4760,9 @@
       </w:tcPr>
     </w:tblStylePr>
   </w:style>
-  <w:style w:type="table" w:styleId="848">
+  <w:style w:type="table" w:styleId="852">
     <w:name w:val="Plain Table 4"/>
-    <w:basedOn w:val="1003"/>
+    <w:basedOn w:val="1007"/>
     <w:uiPriority w:val="99"/>
     <w:pPr>
       <w:pBdr/>
@@ -4816,9 +4976,9 @@
       </w:tcPr>
     </w:tblStylePr>
   </w:style>
-  <w:style w:type="table" w:styleId="849">
+  <w:style w:type="table" w:styleId="853">
     <w:name w:val="Plain Table 5"/>
-    <w:basedOn w:val="1003"/>
+    <w:basedOn w:val="1007"/>
     <w:uiPriority w:val="99"/>
     <w:pPr>
       <w:pBdr/>
@@ -5049,9 +5209,9 @@
       </w:tcPr>
     </w:tblStylePr>
   </w:style>
-  <w:style w:type="table" w:styleId="850">
+  <w:style w:type="table" w:styleId="854">
     <w:name w:val="Grid Table 1 Light"/>
-    <w:basedOn w:val="1003"/>
+    <w:basedOn w:val="1007"/>
     <w:uiPriority w:val="99"/>
     <w:pPr>
       <w:pBdr/>
@@ -5272,9 +5432,9 @@
       </w:tcPr>
     </w:tblStylePr>
   </w:style>
-  <w:style w:type="table" w:styleId="851">
+  <w:style w:type="table" w:styleId="855">
     <w:name w:val="Grid Table 1 Light - Accent 1"/>
-    <w:basedOn w:val="1003"/>
+    <w:basedOn w:val="1007"/>
     <w:uiPriority w:val="99"/>
     <w:pPr>
       <w:pBdr/>
@@ -5495,9 +5655,9 @@
       </w:tcPr>
     </w:tblStylePr>
   </w:style>
-  <w:style w:type="table" w:styleId="852">
+  <w:style w:type="table" w:styleId="856">
     <w:name w:val="Grid Table 1 Light - Accent 2"/>
-    <w:basedOn w:val="1003"/>
+    <w:basedOn w:val="1007"/>
     <w:uiPriority w:val="99"/>
     <w:pPr>
       <w:pBdr/>
@@ -5718,9 +5878,9 @@
       </w:tcPr>
     </w:tblStylePr>
   </w:style>
-  <w:style w:type="table" w:styleId="853">
+  <w:style w:type="table" w:styleId="857">
     <w:name w:val="Grid Table 1 Light - Accent 3"/>
-    <w:basedOn w:val="1003"/>
+    <w:basedOn w:val="1007"/>
     <w:uiPriority w:val="99"/>
     <w:pPr>
       <w:pBdr/>
@@ -5941,9 +6101,9 @@
       </w:tcPr>
     </w:tblStylePr>
   </w:style>
-  <w:style w:type="table" w:styleId="854">
+  <w:style w:type="table" w:styleId="858">
     <w:name w:val="Grid Table 1 Light - Accent 4"/>
-    <w:basedOn w:val="1003"/>
+    <w:basedOn w:val="1007"/>
     <w:uiPriority w:val="99"/>
     <w:pPr>
       <w:pBdr/>
@@ -6164,9 +6324,9 @@
       </w:tcPr>
     </w:tblStylePr>
   </w:style>
-  <w:style w:type="table" w:styleId="855">
+  <w:style w:type="table" w:styleId="859">
     <w:name w:val="Grid Table 1 Light - Accent 5"/>
-    <w:basedOn w:val="1003"/>
+    <w:basedOn w:val="1007"/>
     <w:uiPriority w:val="99"/>
     <w:pPr>
       <w:pBdr/>
@@ -6387,9 +6547,9 @@
       </w:tcPr>
     </w:tblStylePr>
   </w:style>
-  <w:style w:type="table" w:styleId="856">
+  <w:style w:type="table" w:styleId="860">
     <w:name w:val="Grid Table 1 Light - Accent 6"/>
-    <w:basedOn w:val="1003"/>
+    <w:basedOn w:val="1007"/>
     <w:uiPriority w:val="99"/>
     <w:pPr>
       <w:pBdr/>
@@ -6610,9 +6770,9 @@
       </w:tcPr>
     </w:tblStylePr>
   </w:style>
-  <w:style w:type="table" w:styleId="857">
+  <w:style w:type="table" w:styleId="861">
     <w:name w:val="Grid Table 2"/>
-    <w:basedOn w:val="1003"/>
+    <w:basedOn w:val="1007"/>
     <w:uiPriority w:val="99"/>
     <w:pPr>
       <w:pBdr/>
@@ -6842,9 +7002,9 @@
       </w:tcPr>
     </w:tblStylePr>
   </w:style>
-  <w:style w:type="table" w:styleId="858">
+  <w:style w:type="table" w:styleId="862">
     <w:name w:val="Grid Table 2 - Accent 1"/>
-    <w:basedOn w:val="1003"/>
+    <w:basedOn w:val="1007"/>
     <w:uiPriority w:val="99"/>
     <w:pPr>
       <w:pBdr/>
@@ -7074,9 +7234,9 @@
       </w:tcPr>
     </w:tblStylePr>
   </w:style>
-  <w:style w:type="table" w:styleId="859">
+  <w:style w:type="table" w:styleId="863">
     <w:name w:val="Grid Table 2 - Accent 2"/>
-    <w:basedOn w:val="1003"/>
+    <w:basedOn w:val="1007"/>
     <w:uiPriority w:val="99"/>
     <w:pPr>
       <w:pBdr/>
@@ -7306,9 +7466,9 @@
       </w:tcPr>
     </w:tblStylePr>
   </w:style>
-  <w:style w:type="table" w:styleId="860">
+  <w:style w:type="table" w:styleId="864">
     <w:name w:val="Grid Table 2 - Accent 3"/>
-    <w:basedOn w:val="1003"/>
+    <w:basedOn w:val="1007"/>
     <w:uiPriority w:val="99"/>
     <w:pPr>
       <w:pBdr/>
@@ -7538,9 +7698,9 @@
       </w:tcPr>
     </w:tblStylePr>
   </w:style>
-  <w:style w:type="table" w:styleId="861">
+  <w:style w:type="table" w:styleId="865">
     <w:name w:val="Grid Table 2 - Accent 4"/>
-    <w:basedOn w:val="1003"/>
+    <w:basedOn w:val="1007"/>
     <w:uiPriority w:val="99"/>
     <w:pPr>
       <w:pBdr/>
@@ -7770,9 +7930,9 @@
       </w:tcPr>
     </w:tblStylePr>
   </w:style>
-  <w:style w:type="table" w:styleId="862">
+  <w:style w:type="table" w:styleId="866">
     <w:name w:val="Grid Table 2 - Accent 5"/>
-    <w:basedOn w:val="1003"/>
+    <w:basedOn w:val="1007"/>
     <w:uiPriority w:val="99"/>
     <w:pPr>
       <w:pBdr/>
@@ -8002,9 +8162,9 @@
       </w:tcPr>
     </w:tblStylePr>
   </w:style>
-  <w:style w:type="table" w:styleId="863">
+  <w:style w:type="table" w:styleId="867">
     <w:name w:val="Grid Table 2 - Accent 6"/>
-    <w:basedOn w:val="1003"/>
+    <w:basedOn w:val="1007"/>
     <w:uiPriority w:val="99"/>
     <w:pPr>
       <w:pBdr/>
@@ -8234,9 +8394,9 @@
       </w:tcPr>
     </w:tblStylePr>
   </w:style>
-  <w:style w:type="table" w:styleId="864">
+  <w:style w:type="table" w:styleId="868">
     <w:name w:val="Grid Table 3"/>
-    <w:basedOn w:val="1003"/>
+    <w:basedOn w:val="1007"/>
     <w:uiPriority w:val="99"/>
     <w:pPr>
       <w:pBdr/>
@@ -8479,9 +8639,9 @@
       </w:tcPr>
     </w:tblStylePr>
   </w:style>
-  <w:style w:type="table" w:styleId="865">
+  <w:style w:type="table" w:styleId="869">
     <w:name w:val="Grid Table 3 - Accent 1"/>
-    <w:basedOn w:val="1003"/>
+    <w:basedOn w:val="1007"/>
     <w:uiPriority w:val="99"/>
     <w:pPr>
       <w:pBdr/>
@@ -8724,9 +8884,9 @@
       </w:tcPr>
     </w:tblStylePr>
   </w:style>
-  <w:style w:type="table" w:styleId="866">
+  <w:style w:type="table" w:styleId="870">
     <w:name w:val="Grid Table 3 - Accent 2"/>
-    <w:basedOn w:val="1003"/>
+    <w:basedOn w:val="1007"/>
     <w:uiPriority w:val="99"/>
     <w:pPr>
       <w:pBdr/>
@@ -8969,9 +9129,9 @@
       </w:tcPr>
     </w:tblStylePr>
   </w:style>
-  <w:style w:type="table" w:styleId="867">
+  <w:style w:type="table" w:styleId="871">
     <w:name w:val="Grid Table 3 - Accent 3"/>
-    <w:basedOn w:val="1003"/>
+    <w:basedOn w:val="1007"/>
     <w:uiPriority w:val="99"/>
     <w:pPr>
       <w:pBdr/>
@@ -9214,9 +9374,9 @@
       </w:tcPr>
     </w:tblStylePr>
   </w:style>
-  <w:style w:type="table" w:styleId="868">
+  <w:style w:type="table" w:styleId="872">
     <w:name w:val="Grid Table 3 - Accent 4"/>
-    <w:basedOn w:val="1003"/>
+    <w:basedOn w:val="1007"/>
     <w:uiPriority w:val="99"/>
     <w:pPr>
       <w:pBdr/>
@@ -9459,9 +9619,9 @@
       </w:tcPr>
     </w:tblStylePr>
   </w:style>
-  <w:style w:type="table" w:styleId="869">
+  <w:style w:type="table" w:styleId="873">
     <w:name w:val="Grid Table 3 - Accent 5"/>
-    <w:basedOn w:val="1003"/>
+    <w:basedOn w:val="1007"/>
     <w:uiPriority w:val="99"/>
     <w:pPr>
       <w:pBdr/>
@@ -9704,9 +9864,9 @@
       </w:tcPr>
     </w:tblStylePr>
   </w:style>
-  <w:style w:type="table" w:styleId="870">
+  <w:style w:type="table" w:styleId="874">
     <w:name w:val="Grid Table 3 - Accent 6"/>
-    <w:basedOn w:val="1003"/>
+    <w:basedOn w:val="1007"/>
     <w:uiPriority w:val="99"/>
     <w:pPr>
       <w:pBdr/>
@@ -9949,9 +10109,9 @@
       </w:tcPr>
     </w:tblStylePr>
   </w:style>
-  <w:style w:type="table" w:styleId="871">
+  <w:style w:type="table" w:styleId="875">
     <w:name w:val="Grid Table 4"/>
-    <w:basedOn w:val="1003"/>
+    <w:basedOn w:val="1007"/>
     <w:uiPriority w:val="59"/>
     <w:pPr>
       <w:pBdr/>
@@ -10182,9 +10342,9 @@
       </w:tcPr>
     </w:tblStylePr>
   </w:style>
-  <w:style w:type="table" w:styleId="872">
+  <w:style w:type="table" w:styleId="876">
     <w:name w:val="Grid Table 4 - Accent 1"/>
-    <w:basedOn w:val="1003"/>
+    <w:basedOn w:val="1007"/>
     <w:uiPriority w:val="59"/>
     <w:pPr>
       <w:pBdr/>
@@ -10415,9 +10575,9 @@
       </w:tcPr>
     </w:tblStylePr>
   </w:style>
-  <w:style w:type="table" w:styleId="873">
+  <w:style w:type="table" w:styleId="877">
     <w:name w:val="Grid Table 4 - Accent 2"/>
-    <w:basedOn w:val="1003"/>
+    <w:basedOn w:val="1007"/>
     <w:uiPriority w:val="59"/>
     <w:pPr>
       <w:pBdr/>
@@ -10648,9 +10808,9 @@
       </w:tcPr>
     </w:tblStylePr>
   </w:style>
-  <w:style w:type="table" w:styleId="874">
+  <w:style w:type="table" w:styleId="878">
     <w:name w:val="Grid Table 4 - Accent 3"/>
-    <w:basedOn w:val="1003"/>
+    <w:basedOn w:val="1007"/>
     <w:uiPriority w:val="59"/>
     <w:pPr>
       <w:pBdr/>
@@ -10881,9 +11041,9 @@
       </w:tcPr>
     </w:tblStylePr>
   </w:style>
-  <w:style w:type="table" w:styleId="875">
+  <w:style w:type="table" w:styleId="879">
     <w:name w:val="Grid Table 4 - Accent 4"/>
-    <w:basedOn w:val="1003"/>
+    <w:basedOn w:val="1007"/>
     <w:uiPriority w:val="59"/>
     <w:pPr>
       <w:pBdr/>
@@ -11114,9 +11274,9 @@
       </w:tcPr>
     </w:tblStylePr>
   </w:style>
-  <w:style w:type="table" w:styleId="876">
+  <w:style w:type="table" w:styleId="880">
     <w:name w:val="Grid Table 4 - Accent 5"/>
-    <w:basedOn w:val="1003"/>
+    <w:basedOn w:val="1007"/>
     <w:uiPriority w:val="59"/>
     <w:pPr>
       <w:pBdr/>
@@ -11347,9 +11507,9 @@
       </w:tcPr>
     </w:tblStylePr>
   </w:style>
-  <w:style w:type="table" w:styleId="877">
+  <w:style w:type="table" w:styleId="881">
     <w:name w:val="Grid Table 4 - Accent 6"/>
-    <w:basedOn w:val="1003"/>
+    <w:basedOn w:val="1007"/>
     <w:uiPriority w:val="59"/>
     <w:pPr>
       <w:pBdr/>
@@ -11580,9 +11740,9 @@
       </w:tcPr>
     </w:tblStylePr>
   </w:style>
-  <w:style w:type="table" w:styleId="878">
+  <w:style w:type="table" w:styleId="882">
     <w:name w:val="Grid Table 5 Dark"/>
-    <w:basedOn w:val="1003"/>
+    <w:basedOn w:val="1007"/>
     <w:uiPriority w:val="99"/>
     <w:pPr>
       <w:pBdr/>
@@ -11808,9 +11968,9 @@
       </w:tcPr>
     </w:tblStylePr>
   </w:style>
-  <w:style w:type="table" w:styleId="879">
+  <w:style w:type="table" w:styleId="883">
     <w:name w:val="Grid Table 5 Dark- Accent 1"/>
-    <w:basedOn w:val="1003"/>
+    <w:basedOn w:val="1007"/>
     <w:uiPriority w:val="99"/>
     <w:pPr>
       <w:pBdr/>
@@ -12036,9 +12196,9 @@
       </w:tcPr>
     </w:tblStylePr>
   </w:style>
-  <w:style w:type="table" w:styleId="880">
+  <w:style w:type="table" w:styleId="884">
     <w:name w:val="Grid Table 5 Dark - Accent 2"/>
-    <w:basedOn w:val="1003"/>
+    <w:basedOn w:val="1007"/>
     <w:uiPriority w:val="99"/>
     <w:pPr>
       <w:pBdr/>
@@ -12264,9 +12424,9 @@
       </w:tcPr>
     </w:tblStylePr>
   </w:style>
-  <w:style w:type="table" w:styleId="881">
+  <w:style w:type="table" w:styleId="885">
     <w:name w:val="Grid Table 5 Dark - Accent 3"/>
-    <w:basedOn w:val="1003"/>
+    <w:basedOn w:val="1007"/>
     <w:uiPriority w:val="99"/>
     <w:pPr>
       <w:pBdr/>
@@ -12492,9 +12652,9 @@
       </w:tcPr>
     </w:tblStylePr>
   </w:style>
-  <w:style w:type="table" w:styleId="882">
+  <w:style w:type="table" w:styleId="886">
     <w:name w:val="Grid Table 5 Dark- Accent 4"/>
-    <w:basedOn w:val="1003"/>
+    <w:basedOn w:val="1007"/>
     <w:uiPriority w:val="99"/>
     <w:pPr>
       <w:pBdr/>
@@ -12720,9 +12880,9 @@
       </w:tcPr>
     </w:tblStylePr>
   </w:style>
-  <w:style w:type="table" w:styleId="883">
+  <w:style w:type="table" w:styleId="887">
     <w:name w:val="Grid Table 5 Dark - Accent 5"/>
-    <w:basedOn w:val="1003"/>
+    <w:basedOn w:val="1007"/>
     <w:uiPriority w:val="99"/>
     <w:pPr>
       <w:pBdr/>
@@ -12948,9 +13108,9 @@
       </w:tcPr>
     </w:tblStylePr>
   </w:style>
-  <w:style w:type="table" w:styleId="884">
+  <w:style w:type="table" w:styleId="888">
     <w:name w:val="Grid Table 5 Dark - Accent 6"/>
-    <w:basedOn w:val="1003"/>
+    <w:basedOn w:val="1007"/>
     <w:uiPriority w:val="99"/>
     <w:pPr>
       <w:pBdr/>
@@ -13176,9 +13336,9 @@
       </w:tcPr>
     </w:tblStylePr>
   </w:style>
-  <w:style w:type="table" w:styleId="885">
+  <w:style w:type="table" w:styleId="889">
     <w:name w:val="Grid Table 6 Colorful"/>
-    <w:basedOn w:val="1003"/>
+    <w:basedOn w:val="1007"/>
     <w:uiPriority w:val="99"/>
     <w:pPr>
       <w:pBdr/>
@@ -13406,9 +13566,9 @@
       </w:tcPr>
     </w:tblStylePr>
   </w:style>
-  <w:style w:type="table" w:styleId="886">
+  <w:style w:type="table" w:styleId="890">
     <w:name w:val="Grid Table 6 Colorful - Accent 1"/>
-    <w:basedOn w:val="1003"/>
+    <w:basedOn w:val="1007"/>
     <w:uiPriority w:val="99"/>
     <w:pPr>
       <w:pBdr/>
@@ -13636,9 +13796,9 @@
       </w:tcPr>
     </w:tblStylePr>
   </w:style>
-  <w:style w:type="table" w:styleId="887">
+  <w:style w:type="table" w:styleId="891">
     <w:name w:val="Grid Table 6 Colorful - Accent 2"/>
-    <w:basedOn w:val="1003"/>
+    <w:basedOn w:val="1007"/>
     <w:uiPriority w:val="99"/>
     <w:pPr>
       <w:pBdr/>
@@ -13866,9 +14026,9 @@
       </w:tcPr>
     </w:tblStylePr>
   </w:style>
-  <w:style w:type="table" w:styleId="888">
+  <w:style w:type="table" w:styleId="892">
     <w:name w:val="Grid Table 6 Colorful - Accent 3"/>
-    <w:basedOn w:val="1003"/>
+    <w:basedOn w:val="1007"/>
     <w:uiPriority w:val="99"/>
     <w:pPr>
       <w:pBdr/>
@@ -14096,9 +14256,9 @@
       </w:tcPr>
     </w:tblStylePr>
   </w:style>
-  <w:style w:type="table" w:styleId="889">
+  <w:style w:type="table" w:styleId="893">
     <w:name w:val="Grid Table 6 Colorful - Accent 4"/>
-    <w:basedOn w:val="1003"/>
+    <w:basedOn w:val="1007"/>
     <w:uiPriority w:val="99"/>
     <w:pPr>
       <w:pBdr/>
@@ -14326,9 +14486,9 @@
       </w:tcPr>
     </w:tblStylePr>
   </w:style>
-  <w:style w:type="table" w:styleId="890">
+  <w:style w:type="table" w:styleId="894">
     <w:name w:val="Grid Table 6 Colorful - Accent 5"/>
-    <w:basedOn w:val="1003"/>
+    <w:basedOn w:val="1007"/>
     <w:uiPriority w:val="99"/>
     <w:pPr>
       <w:pBdr/>
@@ -14556,9 +14716,9 @@
       </w:tcPr>
     </w:tblStylePr>
   </w:style>
-  <w:style w:type="table" w:styleId="891">
+  <w:style w:type="table" w:styleId="895">
     <w:name w:val="Grid Table 6 Colorful - Accent 6"/>
-    <w:basedOn w:val="1003"/>
+    <w:basedOn w:val="1007"/>
     <w:uiPriority w:val="99"/>
     <w:pPr>
       <w:pBdr/>
@@ -14786,9 +14946,9 @@
       </w:tcPr>
     </w:tblStylePr>
   </w:style>
-  <w:style w:type="table" w:styleId="892">
+  <w:style w:type="table" w:styleId="896">
     <w:name w:val="Grid Table 7 Colorful"/>
-    <w:basedOn w:val="1003"/>
+    <w:basedOn w:val="1007"/>
     <w:uiPriority w:val="99"/>
     <w:pPr>
       <w:pBdr/>
@@ -15040,9 +15200,9 @@
       </w:tcPr>
     </w:tblStylePr>
   </w:style>
-  <w:style w:type="table" w:styleId="893">
+  <w:style w:type="table" w:styleId="897">
     <w:name w:val="Grid Table 7 Colorful - Accent 1"/>
-    <w:basedOn w:val="1003"/>
+    <w:basedOn w:val="1007"/>
     <w:uiPriority w:val="99"/>
     <w:pPr>
       <w:pBdr/>
@@ -15294,9 +15454,9 @@
       </w:tcPr>
     </w:tblStylePr>
   </w:style>
-  <w:style w:type="table" w:styleId="894">
+  <w:style w:type="table" w:styleId="898">
     <w:name w:val="Grid Table 7 Colorful - Accent 2"/>
-    <w:basedOn w:val="1003"/>
+    <w:basedOn w:val="1007"/>
     <w:uiPriority w:val="99"/>
     <w:pPr>
       <w:pBdr/>
@@ -15548,9 +15708,9 @@
       </w:tcPr>
     </w:tblStylePr>
   </w:style>
-  <w:style w:type="table" w:styleId="895">
+  <w:style w:type="table" w:styleId="899">
     <w:name w:val="Grid Table 7 Colorful - Accent 3"/>
-    <w:basedOn w:val="1003"/>
+    <w:basedOn w:val="1007"/>
     <w:uiPriority w:val="99"/>
     <w:pPr>
       <w:pBdr/>
@@ -15802,9 +15962,9 @@
       </w:tcPr>
     </w:tblStylePr>
   </w:style>
-  <w:style w:type="table" w:styleId="896">
+  <w:style w:type="table" w:styleId="900">
     <w:name w:val="Grid Table 7 Colorful - Accent 4"/>
-    <w:basedOn w:val="1003"/>
+    <w:basedOn w:val="1007"/>
     <w:uiPriority w:val="99"/>
     <w:pPr>
       <w:pBdr/>
@@ -16056,9 +16216,9 @@
       </w:tcPr>
     </w:tblStylePr>
   </w:style>
-  <w:style w:type="table" w:styleId="897">
+  <w:style w:type="table" w:styleId="901">
     <w:name w:val="Grid Table 7 Colorful - Accent 5"/>
-    <w:basedOn w:val="1003"/>
+    <w:basedOn w:val="1007"/>
     <w:uiPriority w:val="99"/>
     <w:pPr>
       <w:pBdr/>
@@ -16310,9 +16470,9 @@
       </w:tcPr>
     </w:tblStylePr>
   </w:style>
-  <w:style w:type="table" w:styleId="898">
+  <w:style w:type="table" w:styleId="902">
     <w:name w:val="Grid Table 7 Colorful - Accent 6"/>
-    <w:basedOn w:val="1003"/>
+    <w:basedOn w:val="1007"/>
     <w:uiPriority w:val="99"/>
     <w:pPr>
       <w:pBdr/>
@@ -16564,9 +16724,9 @@
       </w:tcPr>
     </w:tblStylePr>
   </w:style>
-  <w:style w:type="table" w:styleId="899">
+  <w:style w:type="table" w:styleId="903">
     <w:name w:val="List Table 1 Light"/>
-    <w:basedOn w:val="1003"/>
+    <w:basedOn w:val="1007"/>
     <w:uiPriority w:val="99"/>
     <w:pPr>
       <w:pBdr/>
@@ -16780,9 +16940,9 @@
       </w:tcPr>
     </w:tblStylePr>
   </w:style>
-  <w:style w:type="table" w:styleId="900">
+  <w:style w:type="table" w:styleId="904">
     <w:name w:val="List Table 1 Light - Accent 1"/>
-    <w:basedOn w:val="1003"/>
+    <w:basedOn w:val="1007"/>
     <w:uiPriority w:val="99"/>
     <w:pPr>
       <w:pBdr/>
@@ -16996,9 +17156,9 @@
       </w:tcPr>
     </w:tblStylePr>
   </w:style>
-  <w:style w:type="table" w:styleId="901">
+  <w:style w:type="table" w:styleId="905">
     <w:name w:val="List Table 1 Light - Accent 2"/>
-    <w:basedOn w:val="1003"/>
+    <w:basedOn w:val="1007"/>
     <w:uiPriority w:val="99"/>
     <w:pPr>
       <w:pBdr/>
@@ -17212,9 +17372,9 @@
       </w:tcPr>
     </w:tblStylePr>
   </w:style>
-  <w:style w:type="table" w:styleId="902">
+  <w:style w:type="table" w:styleId="906">
     <w:name w:val="List Table 1 Light - Accent 3"/>
-    <w:basedOn w:val="1003"/>
+    <w:basedOn w:val="1007"/>
     <w:uiPriority w:val="99"/>
     <w:pPr>
       <w:pBdr/>
@@ -17428,9 +17588,9 @@
       </w:tcPr>
     </w:tblStylePr>
   </w:style>
-  <w:style w:type="table" w:styleId="903">
+  <w:style w:type="table" w:styleId="907">
     <w:name w:val="List Table 1 Light - Accent 4"/>
-    <w:basedOn w:val="1003"/>
+    <w:basedOn w:val="1007"/>
     <w:uiPriority w:val="99"/>
     <w:pPr>
       <w:pBdr/>
@@ -17644,9 +17804,9 @@
       </w:tcPr>
     </w:tblStylePr>
   </w:style>
-  <w:style w:type="table" w:styleId="904">
+  <w:style w:type="table" w:styleId="908">
     <w:name w:val="List Table 1 Light - Accent 5"/>
-    <w:basedOn w:val="1003"/>
+    <w:basedOn w:val="1007"/>
     <w:uiPriority w:val="99"/>
     <w:pPr>
       <w:pBdr/>
@@ -17860,9 +18020,9 @@
       </w:tcPr>
     </w:tblStylePr>
   </w:style>
-  <w:style w:type="table" w:styleId="905">
+  <w:style w:type="table" w:styleId="909">
     <w:name w:val="List Table 1 Light - Accent 6"/>
-    <w:basedOn w:val="1003"/>
+    <w:basedOn w:val="1007"/>
     <w:uiPriority w:val="99"/>
     <w:pPr>
       <w:pBdr/>
@@ -18076,9 +18236,9 @@
       </w:tcPr>
     </w:tblStylePr>
   </w:style>
-  <w:style w:type="table" w:styleId="906">
+  <w:style w:type="table" w:styleId="910">
     <w:name w:val="List Table 2"/>
-    <w:basedOn w:val="1003"/>
+    <w:basedOn w:val="1007"/>
     <w:uiPriority w:val="99"/>
     <w:pPr>
       <w:pBdr/>
@@ -18314,9 +18474,9 @@
       </w:tcPr>
     </w:tblStylePr>
   </w:style>
-  <w:style w:type="table" w:styleId="907">
+  <w:style w:type="table" w:styleId="911">
     <w:name w:val="List Table 2 - Accent 1"/>
-    <w:basedOn w:val="1003"/>
+    <w:basedOn w:val="1007"/>
     <w:uiPriority w:val="99"/>
     <w:pPr>
       <w:pBdr/>
@@ -18552,9 +18712,9 @@
       </w:tcPr>
     </w:tblStylePr>
   </w:style>
-  <w:style w:type="table" w:styleId="908">
+  <w:style w:type="table" w:styleId="912">
     <w:name w:val="List Table 2 - Accent 2"/>
-    <w:basedOn w:val="1003"/>
+    <w:basedOn w:val="1007"/>
     <w:uiPriority w:val="99"/>
     <w:pPr>
       <w:pBdr/>
@@ -18790,9 +18950,9 @@
       </w:tcPr>
     </w:tblStylePr>
   </w:style>
-  <w:style w:type="table" w:styleId="909">
+  <w:style w:type="table" w:styleId="913">
     <w:name w:val="List Table 2 - Accent 3"/>
-    <w:basedOn w:val="1003"/>
+    <w:basedOn w:val="1007"/>
     <w:uiPriority w:val="99"/>
     <w:pPr>
       <w:pBdr/>
@@ -19028,9 +19188,9 @@
       </w:tcPr>
     </w:tblStylePr>
   </w:style>
-  <w:style w:type="table" w:styleId="910">
+  <w:style w:type="table" w:styleId="914">
     <w:name w:val="List Table 2 - Accent 4"/>
-    <w:basedOn w:val="1003"/>
+    <w:basedOn w:val="1007"/>
     <w:uiPriority w:val="99"/>
     <w:pPr>
       <w:pBdr/>
@@ -19266,9 +19426,9 @@
       </w:tcPr>
     </w:tblStylePr>
   </w:style>
-  <w:style w:type="table" w:styleId="911">
+  <w:style w:type="table" w:styleId="915">
     <w:name w:val="List Table 2 - Accent 5"/>
-    <w:basedOn w:val="1003"/>
+    <w:basedOn w:val="1007"/>
     <w:uiPriority w:val="99"/>
     <w:pPr>
       <w:pBdr/>
@@ -19504,9 +19664,9 @@
       </w:tcPr>
     </w:tblStylePr>
   </w:style>
-  <w:style w:type="table" w:styleId="912">
+  <w:style w:type="table" w:styleId="916">
     <w:name w:val="List Table 2 - Accent 6"/>
-    <w:basedOn w:val="1003"/>
+    <w:basedOn w:val="1007"/>
     <w:uiPriority w:val="99"/>
     <w:pPr>
       <w:pBdr/>
@@ -19742,9 +19902,9 @@
       </w:tcPr>
     </w:tblStylePr>
   </w:style>
-  <w:style w:type="table" w:styleId="913">
+  <w:style w:type="table" w:styleId="917">
     <w:name w:val="List Table 3"/>
-    <w:basedOn w:val="1003"/>
+    <w:basedOn w:val="1007"/>
     <w:uiPriority w:val="99"/>
     <w:pPr>
       <w:pBdr/>
@@ -19970,9 +20130,9 @@
       </w:tcPr>
     </w:tblStylePr>
   </w:style>
-  <w:style w:type="table" w:styleId="914">
+  <w:style w:type="table" w:styleId="918">
     <w:name w:val="List Table 3 - Accent 1"/>
-    <w:basedOn w:val="1003"/>
+    <w:basedOn w:val="1007"/>
     <w:uiPriority w:val="99"/>
     <w:pPr>
       <w:pBdr/>
@@ -20198,9 +20358,9 @@
       </w:tcPr>
     </w:tblStylePr>
   </w:style>
-  <w:style w:type="table" w:styleId="915">
+  <w:style w:type="table" w:styleId="919">
     <w:name w:val="List Table 3 - Accent 2"/>
-    <w:basedOn w:val="1003"/>
+    <w:basedOn w:val="1007"/>
     <w:uiPriority w:val="99"/>
     <w:pPr>
       <w:pBdr/>
@@ -20426,9 +20586,9 @@
       </w:tcPr>
     </w:tblStylePr>
   </w:style>
-  <w:style w:type="table" w:styleId="916">
+  <w:style w:type="table" w:styleId="920">
     <w:name w:val="List Table 3 - Accent 3"/>
-    <w:basedOn w:val="1003"/>
+    <w:basedOn w:val="1007"/>
     <w:uiPriority w:val="99"/>
     <w:pPr>
       <w:pBdr/>
@@ -20654,9 +20814,9 @@
       </w:tcPr>
     </w:tblStylePr>
   </w:style>
-  <w:style w:type="table" w:styleId="917">
+  <w:style w:type="table" w:styleId="921">
     <w:name w:val="List Table 3 - Accent 4"/>
-    <w:basedOn w:val="1003"/>
+    <w:basedOn w:val="1007"/>
     <w:uiPriority w:val="99"/>
     <w:pPr>
       <w:pBdr/>
@@ -20882,9 +21042,9 @@
       </w:tcPr>
     </w:tblStylePr>
   </w:style>
-  <w:style w:type="table" w:styleId="918">
+  <w:style w:type="table" w:styleId="922">
     <w:name w:val="List Table 3 - Accent 5"/>
-    <w:basedOn w:val="1003"/>
+    <w:basedOn w:val="1007"/>
     <w:uiPriority w:val="99"/>
     <w:pPr>
       <w:pBdr/>
@@ -21110,9 +21270,9 @@
       </w:tcPr>
     </w:tblStylePr>
   </w:style>
-  <w:style w:type="table" w:styleId="919">
+  <w:style w:type="table" w:styleId="923">
     <w:name w:val="List Table 3 - Accent 6"/>
-    <w:basedOn w:val="1003"/>
+    <w:basedOn w:val="1007"/>
     <w:uiPriority w:val="99"/>
     <w:pPr>
       <w:pBdr/>
@@ -21338,9 +21498,9 @@
       </w:tcPr>
     </w:tblStylePr>
   </w:style>
-  <w:style w:type="table" w:styleId="920">
+  <w:style w:type="table" w:styleId="924">
     <w:name w:val="List Table 4"/>
-    <w:basedOn w:val="1003"/>
+    <w:basedOn w:val="1007"/>
     <w:uiPriority w:val="99"/>
     <w:pPr>
       <w:pBdr/>
@@ -21563,9 +21723,9 @@
       </w:tcPr>
     </w:tblStylePr>
   </w:style>
-  <w:style w:type="table" w:styleId="921">
+  <w:style w:type="table" w:styleId="925">
     <w:name w:val="List Table 4 - Accent 1"/>
-    <w:basedOn w:val="1003"/>
+    <w:basedOn w:val="1007"/>
     <w:uiPriority w:val="99"/>
     <w:pPr>
       <w:pBdr/>
@@ -21788,9 +21948,9 @@
       </w:tcPr>
     </w:tblStylePr>
   </w:style>
-  <w:style w:type="table" w:styleId="922">
+  <w:style w:type="table" w:styleId="926">
     <w:name w:val="List Table 4 - Accent 2"/>
-    <w:basedOn w:val="1003"/>
+    <w:basedOn w:val="1007"/>
     <w:uiPriority w:val="99"/>
     <w:pPr>
       <w:pBdr/>
@@ -22013,9 +22173,9 @@
       </w:tcPr>
     </w:tblStylePr>
   </w:style>
-  <w:style w:type="table" w:styleId="923">
+  <w:style w:type="table" w:styleId="927">
     <w:name w:val="List Table 4 - Accent 3"/>
-    <w:basedOn w:val="1003"/>
+    <w:basedOn w:val="1007"/>
     <w:uiPriority w:val="99"/>
     <w:pPr>
       <w:pBdr/>
@@ -22238,9 +22398,9 @@
       </w:tcPr>
     </w:tblStylePr>
   </w:style>
-  <w:style w:type="table" w:styleId="924">
+  <w:style w:type="table" w:styleId="928">
     <w:name w:val="List Table 4 - Accent 4"/>
-    <w:basedOn w:val="1003"/>
+    <w:basedOn w:val="1007"/>
     <w:uiPriority w:val="99"/>
     <w:pPr>
       <w:pBdr/>
@@ -22463,9 +22623,9 @@
       </w:tcPr>
     </w:tblStylePr>
   </w:style>
-  <w:style w:type="table" w:styleId="925">
+  <w:style w:type="table" w:styleId="929">
     <w:name w:val="List Table 4 - Accent 5"/>
-    <w:basedOn w:val="1003"/>
+    <w:basedOn w:val="1007"/>
     <w:uiPriority w:val="99"/>
     <w:pPr>
       <w:pBdr/>
@@ -22688,9 +22848,9 @@
       </w:tcPr>
     </w:tblStylePr>
   </w:style>
-  <w:style w:type="table" w:styleId="926">
+  <w:style w:type="table" w:styleId="930">
     <w:name w:val="List Table 4 - Accent 6"/>
-    <w:basedOn w:val="1003"/>
+    <w:basedOn w:val="1007"/>
     <w:uiPriority w:val="99"/>
     <w:pPr>
       <w:pBdr/>
@@ -22913,9 +23073,9 @@
       </w:tcPr>
     </w:tblStylePr>
   </w:style>
-  <w:style w:type="table" w:styleId="927">
+  <w:style w:type="table" w:styleId="931">
     <w:name w:val="List Table 5 Dark"/>
-    <w:basedOn w:val="1003"/>
+    <w:basedOn w:val="1007"/>
     <w:uiPriority w:val="99"/>
     <w:pPr>
       <w:pBdr/>
@@ -23155,9 +23315,9 @@
       </w:tcPr>
     </w:tblStylePr>
   </w:style>
-  <w:style w:type="table" w:styleId="928">
+  <w:style w:type="table" w:styleId="932">
     <w:name w:val="List Table 5 Dark - Accent 1"/>
-    <w:basedOn w:val="1003"/>
+    <w:basedOn w:val="1007"/>
     <w:uiPriority w:val="99"/>
     <w:pPr>
       <w:pBdr/>
@@ -23397,9 +23557,9 @@
       </w:tcPr>
     </w:tblStylePr>
   </w:style>
-  <w:style w:type="table" w:styleId="929">
+  <w:style w:type="table" w:styleId="933">
     <w:name w:val="List Table 5 Dark - Accent 2"/>
-    <w:basedOn w:val="1003"/>
+    <w:basedOn w:val="1007"/>
     <w:uiPriority w:val="99"/>
     <w:pPr>
       <w:pBdr/>
@@ -23639,9 +23799,9 @@
       </w:tcPr>
     </w:tblStylePr>
   </w:style>
-  <w:style w:type="table" w:styleId="930">
+  <w:style w:type="table" w:styleId="934">
     <w:name w:val="List Table 5 Dark - Accent 3"/>
-    <w:basedOn w:val="1003"/>
+    <w:basedOn w:val="1007"/>
     <w:uiPriority w:val="99"/>
     <w:pPr>
       <w:pBdr/>
@@ -23881,9 +24041,9 @@
       </w:tcPr>
     </w:tblStylePr>
   </w:style>
-  <w:style w:type="table" w:styleId="931">
+  <w:style w:type="table" w:styleId="935">
     <w:name w:val="List Table 5 Dark - Accent 4"/>
-    <w:basedOn w:val="1003"/>
+    <w:basedOn w:val="1007"/>
     <w:uiPriority w:val="99"/>
     <w:pPr>
       <w:pBdr/>
@@ -24123,9 +24283,9 @@
       </w:tcPr>
     </w:tblStylePr>
   </w:style>
-  <w:style w:type="table" w:styleId="932">
+  <w:style w:type="table" w:styleId="936">
     <w:name w:val="List Table 5 Dark - Accent 5"/>
-    <w:basedOn w:val="1003"/>
+    <w:basedOn w:val="1007"/>
     <w:uiPriority w:val="99"/>
     <w:pPr>
       <w:pBdr/>
@@ -24365,9 +24525,9 @@
       </w:tcPr>
     </w:tblStylePr>
   </w:style>
-  <w:style w:type="table" w:styleId="933">
+  <w:style w:type="table" w:styleId="937">
     <w:name w:val="List Table 5 Dark - Accent 6"/>
-    <w:basedOn w:val="1003"/>
+    <w:basedOn w:val="1007"/>
     <w:uiPriority w:val="99"/>
     <w:pPr>
       <w:pBdr/>
@@ -24607,9 +24767,9 @@
       </w:tcPr>
     </w:tblStylePr>
   </w:style>
-  <w:style w:type="table" w:styleId="934">
+  <w:style w:type="table" w:styleId="938">
     <w:name w:val="List Table 6 Colorful"/>
-    <w:basedOn w:val="1003"/>
+    <w:basedOn w:val="1007"/>
     <w:uiPriority w:val="99"/>
     <w:pPr>
       <w:pBdr/>
@@ -24830,9 +24990,9 @@
       </w:tcPr>
     </w:tblStylePr>
   </w:style>
-  <w:style w:type="table" w:styleId="935">
+  <w:style w:type="table" w:styleId="939">
     <w:name w:val="List Table 6 Colorful - Accent 1"/>
-    <w:basedOn w:val="1003"/>
+    <w:basedOn w:val="1007"/>
     <w:uiPriority w:val="99"/>
     <w:pPr>
       <w:pBdr/>
@@ -25053,9 +25213,9 @@
       </w:tcPr>
     </w:tblStylePr>
   </w:style>
-  <w:style w:type="table" w:styleId="936">
+  <w:style w:type="table" w:styleId="940">
     <w:name w:val="List Table 6 Colorful - Accent 2"/>
-    <w:basedOn w:val="1003"/>
+    <w:basedOn w:val="1007"/>
     <w:uiPriority w:val="99"/>
     <w:pPr>
       <w:pBdr/>
@@ -25276,9 +25436,9 @@
       </w:tcPr>
     </w:tblStylePr>
   </w:style>
-  <w:style w:type="table" w:styleId="937">
+  <w:style w:type="table" w:styleId="941">
     <w:name w:val="List Table 6 Colorful - Accent 3"/>
-    <w:basedOn w:val="1003"/>
+    <w:basedOn w:val="1007"/>
     <w:uiPriority w:val="99"/>
     <w:pPr>
       <w:pBdr/>
@@ -25499,9 +25659,9 @@
       </w:tcPr>
     </w:tblStylePr>
   </w:style>
-  <w:style w:type="table" w:styleId="938">
+  <w:style w:type="table" w:styleId="942">
     <w:name w:val="List Table 6 Colorful - Accent 4"/>
-    <w:basedOn w:val="1003"/>
+    <w:basedOn w:val="1007"/>
     <w:uiPriority w:val="99"/>
     <w:pPr>
       <w:pBdr/>
@@ -25722,9 +25882,9 @@
       </w:tcPr>
     </w:tblStylePr>
   </w:style>
-  <w:style w:type="table" w:styleId="939">
+  <w:style w:type="table" w:styleId="943">
     <w:name w:val="List Table 6 Colorful - Accent 5"/>
-    <w:basedOn w:val="1003"/>
+    <w:basedOn w:val="1007"/>
     <w:uiPriority w:val="99"/>
     <w:pPr>
       <w:pBdr/>
@@ -25945,9 +26105,9 @@
       </w:tcPr>
     </w:tblStylePr>
   </w:style>
-  <w:style w:type="table" w:styleId="940">
+  <w:style w:type="table" w:styleId="944">
     <w:name w:val="List Table 6 Colorful - Accent 6"/>
-    <w:basedOn w:val="1003"/>
+    <w:basedOn w:val="1007"/>
     <w:uiPriority w:val="99"/>
     <w:pPr>
       <w:pBdr/>
@@ -26168,9 +26328,9 @@
       </w:tcPr>
     </w:tblStylePr>
   </w:style>
-  <w:style w:type="table" w:styleId="941">
+  <w:style w:type="table" w:styleId="945">
     <w:name w:val="List Table 7 Colorful"/>
-    <w:basedOn w:val="1003"/>
+    <w:basedOn w:val="1007"/>
     <w:uiPriority w:val="99"/>
     <w:pPr>
       <w:pBdr/>
@@ -26424,9 +26584,9 @@
       </w:tcPr>
     </w:tblStylePr>
   </w:style>
-  <w:style w:type="table" w:styleId="942">
+  <w:style w:type="table" w:styleId="946">
     <w:name w:val="List Table 7 Colorful - Accent 1"/>
-    <w:basedOn w:val="1003"/>
+    <w:basedOn w:val="1007"/>
     <w:uiPriority w:val="99"/>
     <w:pPr>
       <w:pBdr/>
@@ -26680,9 +26840,9 @@
       </w:tcPr>
     </w:tblStylePr>
   </w:style>
-  <w:style w:type="table" w:styleId="943">
+  <w:style w:type="table" w:styleId="947">
     <w:name w:val="List Table 7 Colorful - Accent 2"/>
-    <w:basedOn w:val="1003"/>
+    <w:basedOn w:val="1007"/>
     <w:uiPriority w:val="99"/>
     <w:pPr>
       <w:pBdr/>
@@ -26936,9 +27096,9 @@
       </w:tcPr>
     </w:tblStylePr>
   </w:style>
-  <w:style w:type="table" w:styleId="944">
+  <w:style w:type="table" w:styleId="948">
     <w:name w:val="List Table 7 Colorful - Accent 3"/>
-    <w:basedOn w:val="1003"/>
+    <w:basedOn w:val="1007"/>
     <w:uiPriority w:val="99"/>
     <w:pPr>
       <w:pBdr/>
@@ -27192,9 +27352,9 @@
       </w:tcPr>
     </w:tblStylePr>
   </w:style>
-  <w:style w:type="table" w:styleId="945">
+  <w:style w:type="table" w:styleId="949">
     <w:name w:val="List Table 7 Colorful - Accent 4"/>
-    <w:basedOn w:val="1003"/>
+    <w:basedOn w:val="1007"/>
     <w:uiPriority w:val="99"/>
     <w:pPr>
       <w:pBdr/>
@@ -27448,9 +27608,9 @@
       </w:tcPr>
     </w:tblStylePr>
   </w:style>
-  <w:style w:type="table" w:styleId="946">
+  <w:style w:type="table" w:styleId="950">
     <w:name w:val="List Table 7 Colorful - Accent 5"/>
-    <w:basedOn w:val="1003"/>
+    <w:basedOn w:val="1007"/>
     <w:uiPriority w:val="99"/>
     <w:pPr>
       <w:pBdr/>
@@ -27704,9 +27864,9 @@
       </w:tcPr>
     </w:tblStylePr>
   </w:style>
-  <w:style w:type="table" w:styleId="947">
+  <w:style w:type="table" w:styleId="951">
     <w:name w:val="List Table 7 Colorful - Accent 6"/>
-    <w:basedOn w:val="1003"/>
+    <w:basedOn w:val="1007"/>
     <w:uiPriority w:val="99"/>
     <w:pPr>
       <w:pBdr/>
@@ -27960,9 +28120,9 @@
       </w:tcPr>
     </w:tblStylePr>
   </w:style>
-  <w:style w:type="table" w:styleId="948">
+  <w:style w:type="table" w:styleId="952">
     <w:name w:val="Lined - Accent"/>
-    <w:basedOn w:val="1003"/>
+    <w:basedOn w:val="1007"/>
     <w:uiPriority w:val="99"/>
     <w:pPr>
       <w:pBdr/>
@@ -28197,9 +28357,9 @@
       </w:tcPr>
     </w:tblStylePr>
   </w:style>
-  <w:style w:type="table" w:styleId="949">
+  <w:style w:type="table" w:styleId="953">
     <w:name w:val="Lined - Accent 1"/>
-    <w:basedOn w:val="1003"/>
+    <w:basedOn w:val="1007"/>
     <w:uiPriority w:val="99"/>
     <w:pPr>
       <w:pBdr/>
@@ -28434,9 +28594,9 @@
       </w:tcPr>
     </w:tblStylePr>
   </w:style>
-  <w:style w:type="table" w:styleId="950">
+  <w:style w:type="table" w:styleId="954">
     <w:name w:val="Lined - Accent 2"/>
-    <w:basedOn w:val="1003"/>
+    <w:basedOn w:val="1007"/>
     <w:uiPriority w:val="99"/>
     <w:pPr>
       <w:pBdr/>
@@ -28671,9 +28831,9 @@
       </w:tcPr>
     </w:tblStylePr>
   </w:style>
-  <w:style w:type="table" w:styleId="951">
+  <w:style w:type="table" w:styleId="955">
     <w:name w:val="Lined - Accent 3"/>
-    <w:basedOn w:val="1003"/>
+    <w:basedOn w:val="1007"/>
     <w:uiPriority w:val="99"/>
     <w:pPr>
       <w:pBdr/>
@@ -28908,9 +29068,9 @@
       </w:tcPr>
     </w:tblStylePr>
   </w:style>
-  <w:style w:type="table" w:styleId="952">
+  <w:style w:type="table" w:styleId="956">
     <w:name w:val="Lined - Accent 4"/>
-    <w:basedOn w:val="1003"/>
+    <w:basedOn w:val="1007"/>
     <w:uiPriority w:val="99"/>
     <w:pPr>
       <w:pBdr/>
@@ -29145,9 +29305,9 @@
       </w:tcPr>
     </w:tblStylePr>
   </w:style>
-  <w:style w:type="table" w:styleId="953">
+  <w:style w:type="table" w:styleId="957">
     <w:name w:val="Lined - Accent 5"/>
-    <w:basedOn w:val="1003"/>
+    <w:basedOn w:val="1007"/>
     <w:uiPriority w:val="99"/>
     <w:pPr>
       <w:pBdr/>
@@ -29382,9 +29542,9 @@
       </w:tcPr>
     </w:tblStylePr>
   </w:style>
-  <w:style w:type="table" w:styleId="954">
+  <w:style w:type="table" w:styleId="958">
     <w:name w:val="Lined - Accent 6"/>
-    <w:basedOn w:val="1003"/>
+    <w:basedOn w:val="1007"/>
     <w:uiPriority w:val="99"/>
     <w:pPr>
       <w:pBdr/>
@@ -29619,9 +29779,9 @@
       </w:tcPr>
     </w:tblStylePr>
   </w:style>
-  <w:style w:type="table" w:styleId="955">
+  <w:style w:type="table" w:styleId="959">
     <w:name w:val="Bordered &amp; Lined - Accent"/>
-    <w:basedOn w:val="1003"/>
+    <w:basedOn w:val="1007"/>
     <w:uiPriority w:val="99"/>
     <w:pPr>
       <w:pBdr/>
@@ -29863,9 +30023,9 @@
       </w:tcPr>
     </w:tblStylePr>
   </w:style>
-  <w:style w:type="table" w:styleId="956">
+  <w:style w:type="table" w:styleId="960">
     <w:name w:val="Bordered &amp; Lined - Accent 1"/>
-    <w:basedOn w:val="1003"/>
+    <w:basedOn w:val="1007"/>
     <w:uiPriority w:val="99"/>
     <w:pPr>
       <w:pBdr/>
@@ -30107,9 +30267,9 @@
       </w:tcPr>
     </w:tblStylePr>
   </w:style>
-  <w:style w:type="table" w:styleId="957">
+  <w:style w:type="table" w:styleId="961">
     <w:name w:val="Bordered &amp; Lined - Accent 2"/>
-    <w:basedOn w:val="1003"/>
+    <w:basedOn w:val="1007"/>
     <w:uiPriority w:val="99"/>
     <w:pPr>
       <w:pBdr/>
@@ -30351,9 +30511,9 @@
       </w:tcPr>
     </w:tblStylePr>
   </w:style>
-  <w:style w:type="table" w:styleId="958">
+  <w:style w:type="table" w:styleId="962">
     <w:name w:val="Bordered &amp; Lined - Accent 3"/>
-    <w:basedOn w:val="1003"/>
+    <w:basedOn w:val="1007"/>
     <w:uiPriority w:val="99"/>
     <w:pPr>
       <w:pBdr/>
@@ -30595,9 +30755,9 @@
       </w:tcPr>
     </w:tblStylePr>
   </w:style>
-  <w:style w:type="table" w:styleId="959">
+  <w:style w:type="table" w:styleId="963">
     <w:name w:val="Bordered &amp; Lined - Accent 4"/>
-    <w:basedOn w:val="1003"/>
+    <w:basedOn w:val="1007"/>
     <w:uiPriority w:val="99"/>
     <w:pPr>
       <w:pBdr/>
@@ -30839,9 +30999,9 @@
       </w:tcPr>
     </w:tblStylePr>
   </w:style>
-  <w:style w:type="table" w:styleId="960">
+  <w:style w:type="table" w:styleId="964">
     <w:name w:val="Bordered &amp; Lined - Accent 5"/>
-    <w:basedOn w:val="1003"/>
+    <w:basedOn w:val="1007"/>
     <w:uiPriority w:val="99"/>
     <w:pPr>
       <w:pBdr/>
@@ -31083,9 +31243,9 @@
       </w:tcPr>
     </w:tblStylePr>
   </w:style>
-  <w:style w:type="table" w:styleId="961">
+  <w:style w:type="table" w:styleId="965">
     <w:name w:val="Bordered &amp; Lined - Accent 6"/>
-    <w:basedOn w:val="1003"/>
+    <w:basedOn w:val="1007"/>
     <w:uiPriority w:val="99"/>
     <w:pPr>
       <w:pBdr/>
@@ -31327,9 +31487,9 @@
       </w:tcPr>
     </w:tblStylePr>
   </w:style>
-  <w:style w:type="table" w:styleId="962">
+  <w:style w:type="table" w:styleId="966">
     <w:name w:val="Bordered"/>
-    <w:basedOn w:val="1003"/>
+    <w:basedOn w:val="1007"/>
     <w:uiPriority w:val="99"/>
     <w:pPr>
       <w:pBdr/>
@@ -31558,9 +31718,9 @@
       </w:tcPr>
     </w:tblStylePr>
   </w:style>
-  <w:style w:type="table" w:styleId="963">
+  <w:style w:type="table" w:styleId="967">
     <w:name w:val="Bordered - Accent 1"/>
-    <w:basedOn w:val="1003"/>
+    <w:basedOn w:val="1007"/>
     <w:uiPriority w:val="99"/>
     <w:pPr>
       <w:pBdr/>
@@ -31789,9 +31949,9 @@
       </w:tcPr>
     </w:tblStylePr>
   </w:style>
-  <w:style w:type="table" w:styleId="964">
+  <w:style w:type="table" w:styleId="968">
     <w:name w:val="Bordered - Accent 2"/>
-    <w:basedOn w:val="1003"/>
+    <w:basedOn w:val="1007"/>
     <w:uiPriority w:val="99"/>
     <w:pPr>
       <w:pBdr/>
@@ -32020,9 +32180,9 @@
       </w:tcPr>
     </w:tblStylePr>
   </w:style>
-  <w:style w:type="table" w:styleId="965">
+  <w:style w:type="table" w:styleId="969">
     <w:name w:val="Bordered - Accent 3"/>
-    <w:basedOn w:val="1003"/>
+    <w:basedOn w:val="1007"/>
     <w:uiPriority w:val="99"/>
     <w:pPr>
       <w:pBdr/>
@@ -32251,9 +32411,9 @@
       </w:tcPr>
     </w:tblStylePr>
   </w:style>
-  <w:style w:type="table" w:styleId="966">
+  <w:style w:type="table" w:styleId="970">
     <w:name w:val="Bordered - Accent 4"/>
-    <w:basedOn w:val="1003"/>
+    <w:basedOn w:val="1007"/>
     <w:uiPriority w:val="99"/>
     <w:pPr>
       <w:pBdr/>
@@ -32482,9 +32642,9 @@
       </w:tcPr>
     </w:tblStylePr>
   </w:style>
-  <w:style w:type="table" w:styleId="967">
+  <w:style w:type="table" w:styleId="971">
     <w:name w:val="Bordered - Accent 5"/>
-    <w:basedOn w:val="1003"/>
+    <w:basedOn w:val="1007"/>
     <w:uiPriority w:val="99"/>
     <w:pPr>
       <w:pBdr/>
@@ -32713,9 +32873,9 @@
       </w:tcPr>
     </w:tblStylePr>
   </w:style>
-  <w:style w:type="table" w:styleId="968">
+  <w:style w:type="table" w:styleId="972">
     <w:name w:val="Bordered - Accent 6"/>
-    <w:basedOn w:val="1003"/>
+    <w:basedOn w:val="1007"/>
     <w:uiPriority w:val="99"/>
     <w:pPr>
       <w:pBdr/>
@@ -32944,10 +33104,10 @@
       </w:tcPr>
     </w:tblStylePr>
   </w:style>
-  <w:style w:type="paragraph" w:styleId="969">
+  <w:style w:type="paragraph" w:styleId="973">
     <w:name w:val="footnote text"/>
-    <w:basedOn w:val="988"/>
-    <w:link w:val="970"/>
+    <w:basedOn w:val="992"/>
+    <w:link w:val="974"/>
     <w:uiPriority w:val="99"/>
     <w:semiHidden/>
     <w:unhideWhenUsed/>
@@ -32961,10 +33121,10 @@
       <w:szCs w:val="20"/>
     </w:rPr>
   </w:style>
-  <w:style w:type="character" w:styleId="970">
+  <w:style w:type="character" w:styleId="974">
     <w:name w:val="Footnote Text Char"/>
-    <w:basedOn w:val="1002"/>
-    <w:link w:val="969"/>
+    <w:basedOn w:val="1006"/>
+    <w:link w:val="973"/>
     <w:uiPriority w:val="99"/>
     <w:semiHidden/>
     <w:pPr>
@@ -32977,9 +33137,9 @@
       <w:szCs w:val="20"/>
     </w:rPr>
   </w:style>
-  <w:style w:type="character" w:styleId="971">
+  <w:style w:type="character" w:styleId="975">
     <w:name w:val="footnote reference"/>
-    <w:basedOn w:val="1002"/>
+    <w:basedOn w:val="1006"/>
     <w:uiPriority w:val="99"/>
     <w:semiHidden/>
     <w:unhideWhenUsed/>
@@ -32992,10 +33152,10 @@
       <w:vertAlign w:val="superscript"/>
     </w:rPr>
   </w:style>
-  <w:style w:type="paragraph" w:styleId="972">
+  <w:style w:type="paragraph" w:styleId="976">
     <w:name w:val="endnote text"/>
-    <w:basedOn w:val="988"/>
-    <w:link w:val="973"/>
+    <w:basedOn w:val="992"/>
+    <w:link w:val="977"/>
     <w:uiPriority w:val="99"/>
     <w:semiHidden/>
     <w:unhideWhenUsed/>
@@ -33009,10 +33169,10 @@
       <w:szCs w:val="20"/>
     </w:rPr>
   </w:style>
-  <w:style w:type="character" w:styleId="973">
+  <w:style w:type="character" w:styleId="977">
     <w:name w:val="Endnote Text Char"/>
-    <w:basedOn w:val="1002"/>
-    <w:link w:val="972"/>
+    <w:basedOn w:val="1006"/>
+    <w:link w:val="976"/>
     <w:uiPriority w:val="99"/>
     <w:semiHidden/>
     <w:pPr>
@@ -33025,9 +33185,9 @@
       <w:szCs w:val="20"/>
     </w:rPr>
   </w:style>
-  <w:style w:type="character" w:styleId="974">
+  <w:style w:type="character" w:styleId="978">
     <w:name w:val="endnote reference"/>
-    <w:basedOn w:val="1002"/>
+    <w:basedOn w:val="1006"/>
     <w:uiPriority w:val="99"/>
     <w:semiHidden/>
     <w:unhideWhenUsed/>
@@ -33040,9 +33200,9 @@
       <w:vertAlign w:val="superscript"/>
     </w:rPr>
   </w:style>
-  <w:style w:type="character" w:styleId="975">
+  <w:style w:type="character" w:styleId="979">
     <w:name w:val="Hyperlink"/>
-    <w:basedOn w:val="1002"/>
+    <w:basedOn w:val="1006"/>
     <w:uiPriority w:val="99"/>
     <w:unhideWhenUsed/>
     <w:pPr>
@@ -33055,9 +33215,9 @@
       <w:u w:val="single"/>
     </w:rPr>
   </w:style>
-  <w:style w:type="character" w:styleId="976">
+  <w:style w:type="character" w:styleId="980">
     <w:name w:val="FollowedHyperlink"/>
-    <w:basedOn w:val="1002"/>
+    <w:basedOn w:val="1006"/>
     <w:uiPriority w:val="99"/>
     <w:semiHidden/>
     <w:unhideWhenUsed/>
@@ -33071,10 +33231,10 @@
       <w:u w:val="single"/>
     </w:rPr>
   </w:style>
-  <w:style w:type="paragraph" w:styleId="977">
+  <w:style w:type="paragraph" w:styleId="981">
     <w:name w:val="toc 1"/>
-    <w:basedOn w:val="988"/>
-    <w:next w:val="988"/>
+    <w:basedOn w:val="992"/>
+    <w:next w:val="992"/>
     <w:uiPriority w:val="39"/>
     <w:unhideWhenUsed/>
     <w:pPr>
@@ -33083,10 +33243,10 @@
       <w:ind/>
     </w:pPr>
   </w:style>
-  <w:style w:type="paragraph" w:styleId="978">
+  <w:style w:type="paragraph" w:styleId="982">
     <w:name w:val="toc 2"/>
-    <w:basedOn w:val="988"/>
-    <w:next w:val="988"/>
+    <w:basedOn w:val="992"/>
+    <w:next w:val="992"/>
     <w:uiPriority w:val="39"/>
     <w:unhideWhenUsed/>
     <w:pPr>
@@ -33095,10 +33255,10 @@
       <w:ind w:left="220"/>
     </w:pPr>
   </w:style>
-  <w:style w:type="paragraph" w:styleId="979">
+  <w:style w:type="paragraph" w:styleId="983">
     <w:name w:val="toc 3"/>
-    <w:basedOn w:val="988"/>
-    <w:next w:val="988"/>
+    <w:basedOn w:val="992"/>
+    <w:next w:val="992"/>
     <w:uiPriority w:val="39"/>
     <w:unhideWhenUsed/>
     <w:pPr>
@@ -33107,10 +33267,10 @@
       <w:ind w:left="440"/>
     </w:pPr>
   </w:style>
-  <w:style w:type="paragraph" w:styleId="980">
+  <w:style w:type="paragraph" w:styleId="984">
     <w:name w:val="toc 4"/>
-    <w:basedOn w:val="988"/>
-    <w:next w:val="988"/>
+    <w:basedOn w:val="992"/>
+    <w:next w:val="992"/>
     <w:uiPriority w:val="39"/>
     <w:unhideWhenUsed/>
     <w:pPr>
@@ -33119,10 +33279,10 @@
       <w:ind w:left="660"/>
     </w:pPr>
   </w:style>
-  <w:style w:type="paragraph" w:styleId="981">
+  <w:style w:type="paragraph" w:styleId="985">
     <w:name w:val="toc 5"/>
-    <w:basedOn w:val="988"/>
-    <w:next w:val="988"/>
+    <w:basedOn w:val="992"/>
+    <w:next w:val="992"/>
     <w:uiPriority w:val="39"/>
     <w:unhideWhenUsed/>
     <w:pPr>
@@ -33131,10 +33291,10 @@
       <w:ind w:left="880"/>
     </w:pPr>
   </w:style>
-  <w:style w:type="paragraph" w:styleId="982">
+  <w:style w:type="paragraph" w:styleId="986">
     <w:name w:val="toc 6"/>
-    <w:basedOn w:val="988"/>
-    <w:next w:val="988"/>
+    <w:basedOn w:val="992"/>
+    <w:next w:val="992"/>
     <w:uiPriority w:val="39"/>
     <w:unhideWhenUsed/>
     <w:pPr>
@@ -33143,10 +33303,10 @@
       <w:ind w:left="1100"/>
     </w:pPr>
   </w:style>
-  <w:style w:type="paragraph" w:styleId="983">
+  <w:style w:type="paragraph" w:styleId="987">
     <w:name w:val="toc 7"/>
-    <w:basedOn w:val="988"/>
-    <w:next w:val="988"/>
+    <w:basedOn w:val="992"/>
+    <w:next w:val="992"/>
     <w:uiPriority w:val="39"/>
     <w:unhideWhenUsed/>
     <w:pPr>
@@ -33155,10 +33315,10 @@
       <w:ind w:left="1320"/>
     </w:pPr>
   </w:style>
-  <w:style w:type="paragraph" w:styleId="984">
+  <w:style w:type="paragraph" w:styleId="988">
     <w:name w:val="toc 8"/>
-    <w:basedOn w:val="988"/>
-    <w:next w:val="988"/>
+    <w:basedOn w:val="992"/>
+    <w:next w:val="992"/>
     <w:uiPriority w:val="39"/>
     <w:unhideWhenUsed/>
     <w:pPr>
@@ -33167,10 +33327,10 @@
       <w:ind w:left="1540"/>
     </w:pPr>
   </w:style>
-  <w:style w:type="paragraph" w:styleId="985">
+  <w:style w:type="paragraph" w:styleId="989">
     <w:name w:val="toc 9"/>
-    <w:basedOn w:val="988"/>
-    <w:next w:val="988"/>
+    <w:basedOn w:val="992"/>
+    <w:next w:val="992"/>
     <w:uiPriority w:val="39"/>
     <w:unhideWhenUsed/>
     <w:pPr>
@@ -33179,9 +33339,9 @@
       <w:ind w:left="1760"/>
     </w:pPr>
   </w:style>
-  <w:style w:type="character" w:styleId="986">
+  <w:style w:type="character" w:styleId="990">
     <w:name w:val="Placeholder Text"/>
-    <w:basedOn w:val="1002"/>
+    <w:basedOn w:val="1006"/>
     <w:uiPriority w:val="99"/>
     <w:semiHidden/>
     <w:pPr>
@@ -33193,10 +33353,10 @@
       <w:color w:val="666666"/>
     </w:rPr>
   </w:style>
-  <w:style w:type="paragraph" w:styleId="987">
+  <w:style w:type="paragraph" w:styleId="991">
     <w:name w:val="table of figures"/>
-    <w:basedOn w:val="988"/>
-    <w:next w:val="988"/>
+    <w:basedOn w:val="992"/>
+    <w:next w:val="992"/>
     <w:uiPriority w:val="99"/>
     <w:unhideWhenUsed/>
     <w:pPr>
@@ -33205,7 +33365,7 @@
       <w:ind/>
     </w:pPr>
   </w:style>
-  <w:style w:type="paragraph" w:styleId="988" w:default="1">
+  <w:style w:type="paragraph" w:styleId="992" w:default="1">
     <w:name w:val="Normal"/>
     <w:qFormat/>
     <w:pPr>
@@ -33214,10 +33374,10 @@
       <w:ind/>
     </w:pPr>
   </w:style>
-  <w:style w:type="paragraph" w:styleId="989">
+  <w:style w:type="paragraph" w:styleId="993">
     <w:name w:val="Header"/>
-    <w:basedOn w:val="988"/>
-    <w:link w:val="990"/>
+    <w:basedOn w:val="992"/>
+    <w:link w:val="994"/>
     <w:uiPriority w:val="99"/>
     <w:unhideWhenUsed/>
     <w:pPr>
@@ -33230,10 +33390,10 @@
       <w:ind/>
     </w:pPr>
   </w:style>
-  <w:style w:type="character" w:styleId="990" w:customStyle="1">
+  <w:style w:type="character" w:styleId="994" w:customStyle="1">
     <w:name w:val="Header Char"/>
-    <w:basedOn w:val="1002"/>
-    <w:link w:val="989"/>
+    <w:basedOn w:val="1006"/>
+    <w:link w:val="993"/>
     <w:uiPriority w:val="99"/>
     <w:pPr>
       <w:pBdr/>
@@ -33241,10 +33401,10 @@
       <w:ind/>
     </w:pPr>
   </w:style>
-  <w:style w:type="paragraph" w:styleId="991">
+  <w:style w:type="paragraph" w:styleId="995">
     <w:name w:val="Footer"/>
-    <w:basedOn w:val="988"/>
-    <w:link w:val="992"/>
+    <w:basedOn w:val="992"/>
+    <w:link w:val="996"/>
     <w:uiPriority w:val="99"/>
     <w:unhideWhenUsed/>
     <w:pPr>
@@ -33257,10 +33417,10 @@
       <w:ind/>
     </w:pPr>
   </w:style>
-  <w:style w:type="character" w:styleId="992" w:customStyle="1">
+  <w:style w:type="character" w:styleId="996" w:customStyle="1">
     <w:name w:val="Footer Char"/>
-    <w:basedOn w:val="1002"/>
-    <w:link w:val="991"/>
+    <w:basedOn w:val="1006"/>
+    <w:link w:val="995"/>
     <w:uiPriority w:val="99"/>
     <w:pPr>
       <w:pBdr/>
@@ -33268,11 +33428,11 @@
       <w:ind/>
     </w:pPr>
   </w:style>
-  <w:style w:type="paragraph" w:styleId="993">
+  <w:style w:type="paragraph" w:styleId="997">
     <w:name w:val="Heading 1"/>
-    <w:basedOn w:val="988"/>
-    <w:next w:val="988"/>
-    <w:link w:val="1006"/>
+    <w:basedOn w:val="992"/>
+    <w:next w:val="992"/>
+    <w:link w:val="1010"/>
     <w:uiPriority w:val="9"/>
     <w:qFormat/>
     <w:pPr>
@@ -33292,11 +33452,11 @@
       <w:szCs w:val="28"/>
     </w:rPr>
   </w:style>
-  <w:style w:type="paragraph" w:styleId="994">
+  <w:style w:type="paragraph" w:styleId="998">
     <w:name w:val="Heading 2"/>
-    <w:basedOn w:val="988"/>
-    <w:next w:val="988"/>
-    <w:link w:val="1007"/>
+    <w:basedOn w:val="992"/>
+    <w:next w:val="992"/>
+    <w:link w:val="1011"/>
     <w:uiPriority w:val="9"/>
     <w:unhideWhenUsed/>
     <w:qFormat/>
@@ -33317,11 +33477,11 @@
       <w:szCs w:val="26"/>
     </w:rPr>
   </w:style>
-  <w:style w:type="paragraph" w:styleId="995">
+  <w:style w:type="paragraph" w:styleId="999">
     <w:name w:val="Heading 3"/>
-    <w:basedOn w:val="988"/>
-    <w:next w:val="988"/>
-    <w:link w:val="1008"/>
+    <w:basedOn w:val="992"/>
+    <w:next w:val="992"/>
+    <w:link w:val="1012"/>
     <w:uiPriority w:val="9"/>
     <w:unhideWhenUsed/>
     <w:qFormat/>
@@ -33340,11 +33500,11 @@
       <w:color w:val="4f81bd" w:themeColor="accent1"/>
     </w:rPr>
   </w:style>
-  <w:style w:type="paragraph" w:styleId="996">
+  <w:style w:type="paragraph" w:styleId="1000">
     <w:name w:val="Heading 4"/>
-    <w:basedOn w:val="988"/>
-    <w:next w:val="988"/>
-    <w:link w:val="1036"/>
+    <w:basedOn w:val="992"/>
+    <w:next w:val="992"/>
+    <w:link w:val="1040"/>
     <w:uiPriority w:val="9"/>
     <w:semiHidden/>
     <w:unhideWhenUsed/>
@@ -33366,11 +33526,11 @@
       <w:color w:val="4f81bd" w:themeColor="accent1"/>
     </w:rPr>
   </w:style>
-  <w:style w:type="paragraph" w:styleId="997">
+  <w:style w:type="paragraph" w:styleId="1001">
     <w:name w:val="Heading 5"/>
-    <w:basedOn w:val="988"/>
-    <w:next w:val="988"/>
-    <w:link w:val="1037"/>
+    <w:basedOn w:val="992"/>
+    <w:next w:val="992"/>
+    <w:link w:val="1041"/>
     <w:uiPriority w:val="9"/>
     <w:semiHidden/>
     <w:unhideWhenUsed/>
@@ -33388,11 +33548,11 @@
       <w:color w:val="243f60" w:themeColor="accent1" w:themeShade="7F"/>
     </w:rPr>
   </w:style>
-  <w:style w:type="paragraph" w:styleId="998">
+  <w:style w:type="paragraph" w:styleId="1002">
     <w:name w:val="Heading 6"/>
-    <w:basedOn w:val="988"/>
-    <w:next w:val="988"/>
-    <w:link w:val="1038"/>
+    <w:basedOn w:val="992"/>
+    <w:next w:val="992"/>
+    <w:link w:val="1042"/>
     <w:uiPriority w:val="9"/>
     <w:semiHidden/>
     <w:unhideWhenUsed/>
@@ -33412,11 +33572,11 @@
       <w:color w:val="243f60" w:themeColor="accent1" w:themeShade="7F"/>
     </w:rPr>
   </w:style>
-  <w:style w:type="paragraph" w:styleId="999">
+  <w:style w:type="paragraph" w:styleId="1003">
     <w:name w:val="Heading 7"/>
-    <w:basedOn w:val="988"/>
-    <w:next w:val="988"/>
-    <w:link w:val="1039"/>
+    <w:basedOn w:val="992"/>
+    <w:next w:val="992"/>
+    <w:link w:val="1043"/>
     <w:uiPriority w:val="9"/>
     <w:semiHidden/>
     <w:unhideWhenUsed/>
@@ -33436,11 +33596,11 @@
       <w:color w:val="404040" w:themeColor="text1" w:themeTint="BF"/>
     </w:rPr>
   </w:style>
-  <w:style w:type="paragraph" w:styleId="1000">
+  <w:style w:type="paragraph" w:styleId="1004">
     <w:name w:val="Heading 8"/>
-    <w:basedOn w:val="988"/>
-    <w:next w:val="988"/>
-    <w:link w:val="1040"/>
+    <w:basedOn w:val="992"/>
+    <w:next w:val="992"/>
+    <w:link w:val="1044"/>
     <w:uiPriority w:val="9"/>
     <w:semiHidden/>
     <w:unhideWhenUsed/>
@@ -33460,11 +33620,11 @@
       <w:szCs w:val="20"/>
     </w:rPr>
   </w:style>
-  <w:style w:type="paragraph" w:styleId="1001">
+  <w:style w:type="paragraph" w:styleId="1005">
     <w:name w:val="Heading 9"/>
-    <w:basedOn w:val="988"/>
-    <w:next w:val="988"/>
-    <w:link w:val="1041"/>
+    <w:basedOn w:val="992"/>
+    <w:next w:val="992"/>
+    <w:link w:val="1045"/>
     <w:uiPriority w:val="9"/>
     <w:semiHidden/>
     <w:unhideWhenUsed/>
@@ -33486,7 +33646,7 @@
       <w:szCs w:val="20"/>
     </w:rPr>
   </w:style>
-  <w:style w:type="character" w:styleId="1002" w:default="1">
+  <w:style w:type="character" w:styleId="1006" w:default="1">
     <w:name w:val="Default Paragraph Font"/>
     <w:uiPriority w:val="1"/>
     <w:semiHidden/>
@@ -33497,7 +33657,7 @@
       <w:ind/>
     </w:pPr>
   </w:style>
-  <w:style w:type="table" w:styleId="1003" w:default="1">
+  <w:style w:type="table" w:styleId="1007" w:default="1">
     <w:name w:val="Normal Table"/>
     <w:uiPriority w:val="99"/>
     <w:semiHidden/>
@@ -33690,7 +33850,7 @@
       </w:tcPr>
     </w:tblStylePr>
   </w:style>
-  <w:style w:type="numbering" w:styleId="1004" w:default="1">
+  <w:style w:type="numbering" w:styleId="1008" w:default="1">
     <w:name w:val="No List"/>
     <w:uiPriority w:val="99"/>
     <w:semiHidden/>
@@ -33701,7 +33861,7 @@
       <w:ind/>
     </w:pPr>
   </w:style>
-  <w:style w:type="paragraph" w:styleId="1005">
+  <w:style w:type="paragraph" w:styleId="1009">
     <w:name w:val="No Spacing"/>
     <w:uiPriority w:val="1"/>
     <w:qFormat/>
@@ -33711,10 +33871,10 @@
       <w:ind/>
     </w:pPr>
   </w:style>
-  <w:style w:type="character" w:styleId="1006" w:customStyle="1">
+  <w:style w:type="character" w:styleId="1010" w:customStyle="1">
     <w:name w:val="Heading 1 Char"/>
-    <w:basedOn w:val="1002"/>
-    <w:link w:val="993"/>
+    <w:basedOn w:val="1006"/>
+    <w:link w:val="997"/>
     <w:uiPriority w:val="9"/>
     <w:pPr>
       <w:pBdr/>
@@ -33730,10 +33890,10 @@
       <w:szCs w:val="28"/>
     </w:rPr>
   </w:style>
-  <w:style w:type="character" w:styleId="1007" w:customStyle="1">
+  <w:style w:type="character" w:styleId="1011" w:customStyle="1">
     <w:name w:val="Heading 2 Char"/>
-    <w:basedOn w:val="1002"/>
-    <w:link w:val="994"/>
+    <w:basedOn w:val="1006"/>
+    <w:link w:val="998"/>
     <w:uiPriority w:val="9"/>
     <w:pPr>
       <w:pBdr/>
@@ -33749,10 +33909,10 @@
       <w:szCs w:val="26"/>
     </w:rPr>
   </w:style>
-  <w:style w:type="character" w:styleId="1008" w:customStyle="1">
+  <w:style w:type="character" w:styleId="1012" w:customStyle="1">
     <w:name w:val="Heading 3 Char"/>
-    <w:basedOn w:val="1002"/>
-    <w:link w:val="995"/>
+    <w:basedOn w:val="1006"/>
+    <w:link w:val="999"/>
     <w:uiPriority w:val="9"/>
     <w:pPr>
       <w:pBdr/>
@@ -33766,11 +33926,11 @@
       <w:color w:val="4f81bd" w:themeColor="accent1"/>
     </w:rPr>
   </w:style>
-  <w:style w:type="paragraph" w:styleId="1009">
+  <w:style w:type="paragraph" w:styleId="1013">
     <w:name w:val="Title"/>
-    <w:basedOn w:val="988"/>
-    <w:next w:val="988"/>
-    <w:link w:val="1010"/>
+    <w:basedOn w:val="992"/>
+    <w:next w:val="992"/>
+    <w:link w:val="1014"/>
     <w:uiPriority w:val="10"/>
     <w:qFormat/>
     <w:pPr>
@@ -33789,10 +33949,10 @@
       <w:szCs w:val="52"/>
     </w:rPr>
   </w:style>
-  <w:style w:type="character" w:styleId="1010" w:customStyle="1">
+  <w:style w:type="character" w:styleId="1014" w:customStyle="1">
     <w:name w:val="Title Char"/>
-    <w:basedOn w:val="1002"/>
-    <w:link w:val="1009"/>
+    <w:basedOn w:val="1006"/>
+    <w:link w:val="1013"/>
     <w:uiPriority w:val="10"/>
     <w:pPr>
       <w:pBdr/>
@@ -33807,11 +33967,11 @@
       <w:szCs w:val="52"/>
     </w:rPr>
   </w:style>
-  <w:style w:type="paragraph" w:styleId="1011">
+  <w:style w:type="paragraph" w:styleId="1015">
     <w:name w:val="Subtitle"/>
-    <w:basedOn w:val="988"/>
-    <w:next w:val="988"/>
-    <w:link w:val="1012"/>
+    <w:basedOn w:val="992"/>
+    <w:next w:val="992"/>
+    <w:link w:val="1016"/>
     <w:uiPriority w:val="11"/>
     <w:qFormat/>
     <w:pPr>
@@ -33832,10 +33992,10 @@
       <w:szCs w:val="24"/>
     </w:rPr>
   </w:style>
-  <w:style w:type="character" w:styleId="1012" w:customStyle="1">
+  <w:style w:type="character" w:styleId="1016" w:customStyle="1">
     <w:name w:val="Subtitle Char"/>
-    <w:basedOn w:val="1002"/>
-    <w:link w:val="1011"/>
+    <w:basedOn w:val="1006"/>
+    <w:link w:val="1015"/>
     <w:uiPriority w:val="11"/>
     <w:pPr>
       <w:pBdr/>
@@ -33852,9 +34012,9 @@
       <w:szCs w:val="24"/>
     </w:rPr>
   </w:style>
-  <w:style w:type="paragraph" w:styleId="1013">
+  <w:style w:type="paragraph" w:styleId="1017">
     <w:name w:val="List Paragraph"/>
-    <w:basedOn w:val="988"/>
+    <w:basedOn w:val="992"/>
     <w:uiPriority w:val="34"/>
     <w:qFormat/>
     <w:pPr>
@@ -33864,10 +34024,10 @@
       <w:contextualSpacing w:val="true"/>
     </w:pPr>
   </w:style>
-  <w:style w:type="paragraph" w:styleId="1014">
+  <w:style w:type="paragraph" w:styleId="1018">
     <w:name w:val="Body Text"/>
-    <w:basedOn w:val="988"/>
-    <w:link w:val="1015"/>
+    <w:basedOn w:val="992"/>
+    <w:link w:val="1019"/>
     <w:uiPriority w:val="99"/>
     <w:unhideWhenUsed/>
     <w:pPr>
@@ -33876,10 +34036,10 @@
       <w:ind/>
     </w:pPr>
   </w:style>
-  <w:style w:type="character" w:styleId="1015" w:customStyle="1">
+  <w:style w:type="character" w:styleId="1019" w:customStyle="1">
     <w:name w:val="Body Text Char"/>
-    <w:basedOn w:val="1002"/>
-    <w:link w:val="1014"/>
+    <w:basedOn w:val="1006"/>
+    <w:link w:val="1018"/>
     <w:uiPriority w:val="99"/>
     <w:pPr>
       <w:pBdr/>
@@ -33887,10 +34047,10 @@
       <w:ind/>
     </w:pPr>
   </w:style>
-  <w:style w:type="paragraph" w:styleId="1016">
+  <w:style w:type="paragraph" w:styleId="1020">
     <w:name w:val="Body Text 2"/>
-    <w:basedOn w:val="988"/>
-    <w:link w:val="1017"/>
+    <w:basedOn w:val="992"/>
+    <w:link w:val="1021"/>
     <w:uiPriority w:val="99"/>
     <w:unhideWhenUsed/>
     <w:pPr>
@@ -33899,10 +34059,10 @@
       <w:ind/>
     </w:pPr>
   </w:style>
-  <w:style w:type="character" w:styleId="1017" w:customStyle="1">
+  <w:style w:type="character" w:styleId="1021" w:customStyle="1">
     <w:name w:val="Body Text 2 Char"/>
-    <w:basedOn w:val="1002"/>
-    <w:link w:val="1016"/>
+    <w:basedOn w:val="1006"/>
+    <w:link w:val="1020"/>
     <w:uiPriority w:val="99"/>
     <w:pPr>
       <w:pBdr/>
@@ -33910,10 +34070,10 @@
       <w:ind/>
     </w:pPr>
   </w:style>
-  <w:style w:type="paragraph" w:styleId="1018">
+  <w:style w:type="paragraph" w:styleId="1022">
     <w:name w:val="Body Text 3"/>
-    <w:basedOn w:val="988"/>
-    <w:link w:val="1019"/>
+    <w:basedOn w:val="992"/>
+    <w:link w:val="1023"/>
     <w:uiPriority w:val="99"/>
     <w:unhideWhenUsed/>
     <w:pPr>
@@ -33926,10 +34086,10 @@
       <w:szCs w:val="16"/>
     </w:rPr>
   </w:style>
-  <w:style w:type="character" w:styleId="1019" w:customStyle="1">
+  <w:style w:type="character" w:styleId="1023" w:customStyle="1">
     <w:name w:val="Body Text 3 Char"/>
-    <w:basedOn w:val="1002"/>
-    <w:link w:val="1018"/>
+    <w:basedOn w:val="1006"/>
+    <w:link w:val="1022"/>
     <w:uiPriority w:val="99"/>
     <w:pPr>
       <w:pBdr/>
@@ -33941,9 +34101,9 @@
       <w:szCs w:val="16"/>
     </w:rPr>
   </w:style>
-  <w:style w:type="paragraph" w:styleId="1020">
+  <w:style w:type="paragraph" w:styleId="1024">
     <w:name w:val="List"/>
-    <w:basedOn w:val="988"/>
+    <w:basedOn w:val="992"/>
     <w:uiPriority w:val="99"/>
     <w:unhideWhenUsed/>
     <w:pPr>
@@ -33953,9 +34113,9 @@
       <w:contextualSpacing w:val="true"/>
     </w:pPr>
   </w:style>
-  <w:style w:type="paragraph" w:styleId="1021">
+  <w:style w:type="paragraph" w:styleId="1025">
     <w:name w:val="List 2"/>
-    <w:basedOn w:val="988"/>
+    <w:basedOn w:val="992"/>
     <w:uiPriority w:val="99"/>
     <w:unhideWhenUsed/>
     <w:pPr>
@@ -33965,9 +34125,9 @@
       <w:contextualSpacing w:val="true"/>
     </w:pPr>
   </w:style>
-  <w:style w:type="paragraph" w:styleId="1022">
+  <w:style w:type="paragraph" w:styleId="1026">
     <w:name w:val="List 3"/>
-    <w:basedOn w:val="988"/>
+    <w:basedOn w:val="992"/>
     <w:uiPriority w:val="99"/>
     <w:unhideWhenUsed/>
     <w:pPr>
@@ -33977,9 +34137,9 @@
       <w:contextualSpacing w:val="true"/>
     </w:pPr>
   </w:style>
-  <w:style w:type="paragraph" w:styleId="1023">
+  <w:style w:type="paragraph" w:styleId="1027">
     <w:name w:val="List Bullet"/>
-    <w:basedOn w:val="988"/>
+    <w:basedOn w:val="992"/>
     <w:uiPriority w:val="99"/>
     <w:unhideWhenUsed/>
     <w:pPr>
@@ -33992,9 +34152,9 @@
       <w:contextualSpacing w:val="true"/>
     </w:pPr>
   </w:style>
-  <w:style w:type="paragraph" w:styleId="1024">
+  <w:style w:type="paragraph" w:styleId="1028">
     <w:name w:val="List Bullet 2"/>
-    <w:basedOn w:val="988"/>
+    <w:basedOn w:val="992"/>
     <w:uiPriority w:val="99"/>
     <w:unhideWhenUsed/>
     <w:pPr>
@@ -34007,9 +34167,9 @@
       <w:contextualSpacing w:val="true"/>
     </w:pPr>
   </w:style>
-  <w:style w:type="paragraph" w:styleId="1025">
+  <w:style w:type="paragraph" w:styleId="1029">
     <w:name w:val="List Bullet 3"/>
-    <w:basedOn w:val="988"/>
+    <w:basedOn w:val="992"/>
     <w:uiPriority w:val="99"/>
     <w:unhideWhenUsed/>
     <w:pPr>
@@ -34022,9 +34182,9 @@
       <w:contextualSpacing w:val="true"/>
     </w:pPr>
   </w:style>
-  <w:style w:type="paragraph" w:styleId="1026">
+  <w:style w:type="paragraph" w:styleId="1030">
     <w:name w:val="List Number"/>
-    <w:basedOn w:val="988"/>
+    <w:basedOn w:val="992"/>
     <w:uiPriority w:val="99"/>
     <w:unhideWhenUsed/>
     <w:pPr>
@@ -34037,9 +34197,9 @@
       <w:contextualSpacing w:val="true"/>
     </w:pPr>
   </w:style>
-  <w:style w:type="paragraph" w:styleId="1027">
+  <w:style w:type="paragraph" w:styleId="1031">
     <w:name w:val="List Number 2"/>
-    <w:basedOn w:val="988"/>
+    <w:basedOn w:val="992"/>
     <w:uiPriority w:val="99"/>
     <w:unhideWhenUsed/>
     <w:pPr>
@@ -34052,9 +34212,9 @@
       <w:contextualSpacing w:val="true"/>
     </w:pPr>
   </w:style>
-  <w:style w:type="paragraph" w:styleId="1028">
+  <w:style w:type="paragraph" w:styleId="1032">
     <w:name w:val="List Number 3"/>
-    <w:basedOn w:val="988"/>
+    <w:basedOn w:val="992"/>
     <w:uiPriority w:val="99"/>
     <w:unhideWhenUsed/>
     <w:pPr>
@@ -34067,9 +34227,9 @@
       <w:contextualSpacing w:val="true"/>
     </w:pPr>
   </w:style>
-  <w:style w:type="paragraph" w:styleId="1029">
+  <w:style w:type="paragraph" w:styleId="1033">
     <w:name w:val="List Continue"/>
-    <w:basedOn w:val="988"/>
+    <w:basedOn w:val="992"/>
     <w:uiPriority w:val="99"/>
     <w:unhideWhenUsed/>
     <w:pPr>
@@ -34079,9 +34239,9 @@
       <w:contextualSpacing w:val="true"/>
     </w:pPr>
   </w:style>
-  <w:style w:type="paragraph" w:styleId="1030">
+  <w:style w:type="paragraph" w:styleId="1034">
     <w:name w:val="List Continue 2"/>
-    <w:basedOn w:val="988"/>
+    <w:basedOn w:val="992"/>
     <w:uiPriority w:val="99"/>
     <w:unhideWhenUsed/>
     <w:pPr>
@@ -34091,9 +34251,9 @@
       <w:contextualSpacing w:val="true"/>
     </w:pPr>
   </w:style>
-  <w:style w:type="paragraph" w:styleId="1031">
+  <w:style w:type="paragraph" w:styleId="1035">
     <w:name w:val="List Continue 3"/>
-    <w:basedOn w:val="988"/>
+    <w:basedOn w:val="992"/>
     <w:uiPriority w:val="99"/>
     <w:unhideWhenUsed/>
     <w:pPr>
@@ -34103,9 +34263,9 @@
       <w:contextualSpacing w:val="true"/>
     </w:pPr>
   </w:style>
-  <w:style w:type="paragraph" w:styleId="1032">
+  <w:style w:type="paragraph" w:styleId="1036">
     <w:name w:val="macro"/>
-    <w:link w:val="1033"/>
+    <w:link w:val="1037"/>
     <w:uiPriority w:val="99"/>
     <w:unhideWhenUsed/>
     <w:pPr>
@@ -34128,10 +34288,10 @@
       <w:szCs w:val="20"/>
     </w:rPr>
   </w:style>
-  <w:style w:type="character" w:styleId="1033" w:customStyle="1">
+  <w:style w:type="character" w:styleId="1037" w:customStyle="1">
     <w:name w:val="Macro Text Char"/>
-    <w:basedOn w:val="1002"/>
-    <w:link w:val="1032"/>
+    <w:basedOn w:val="1006"/>
+    <w:link w:val="1036"/>
     <w:uiPriority w:val="99"/>
     <w:pPr>
       <w:pBdr/>
@@ -34144,11 +34304,11 @@
       <w:szCs w:val="20"/>
     </w:rPr>
   </w:style>
-  <w:style w:type="paragraph" w:styleId="1034">
+  <w:style w:type="paragraph" w:styleId="1038">
     <w:name w:val="Quote"/>
-    <w:basedOn w:val="988"/>
-    <w:next w:val="988"/>
-    <w:link w:val="1035"/>
+    <w:basedOn w:val="992"/>
+    <w:next w:val="992"/>
+    <w:link w:val="1039"/>
     <w:uiPriority w:val="29"/>
     <w:qFormat/>
     <w:pPr>
@@ -34162,10 +34322,10 @@
       <w:color w:val="000000" w:themeColor="text1"/>
     </w:rPr>
   </w:style>
-  <w:style w:type="character" w:styleId="1035" w:customStyle="1">
+  <w:style w:type="character" w:styleId="1039" w:customStyle="1">
     <w:name w:val="Quote Char"/>
-    <w:basedOn w:val="1002"/>
-    <w:link w:val="1034"/>
+    <w:basedOn w:val="1006"/>
+    <w:link w:val="1038"/>
     <w:uiPriority w:val="29"/>
     <w:pPr>
       <w:pBdr/>
@@ -34178,10 +34338,10 @@
       <w:color w:val="000000" w:themeColor="text1"/>
     </w:rPr>
   </w:style>
-  <w:style w:type="character" w:styleId="1036" w:customStyle="1">
+  <w:style w:type="character" w:styleId="1040" w:customStyle="1">
     <w:name w:val="Heading 4 Char"/>
-    <w:basedOn w:val="1002"/>
-    <w:link w:val="996"/>
+    <w:basedOn w:val="1006"/>
+    <w:link w:val="1000"/>
     <w:uiPriority w:val="9"/>
     <w:semiHidden/>
     <w:pPr>
@@ -34198,10 +34358,10 @@
       <w:color w:val="4f81bd" w:themeColor="accent1"/>
     </w:rPr>
   </w:style>
-  <w:style w:type="character" w:styleId="1037" w:customStyle="1">
+  <w:style w:type="character" w:styleId="1041" w:customStyle="1">
     <w:name w:val="Heading 5 Char"/>
-    <w:basedOn w:val="1002"/>
-    <w:link w:val="997"/>
+    <w:basedOn w:val="1006"/>
+    <w:link w:val="1001"/>
     <w:uiPriority w:val="9"/>
     <w:semiHidden/>
     <w:pPr>
@@ -34214,10 +34374,10 @@
       <w:color w:val="243f60" w:themeColor="accent1" w:themeShade="7F"/>
     </w:rPr>
   </w:style>
-  <w:style w:type="character" w:styleId="1038" w:customStyle="1">
+  <w:style w:type="character" w:styleId="1042" w:customStyle="1">
     <w:name w:val="Heading 6 Char"/>
-    <w:basedOn w:val="1002"/>
-    <w:link w:val="998"/>
+    <w:basedOn w:val="1006"/>
+    <w:link w:val="1002"/>
     <w:uiPriority w:val="9"/>
     <w:semiHidden/>
     <w:pPr>
@@ -34232,10 +34392,10 @@
       <w:color w:val="243f60" w:themeColor="accent1" w:themeShade="7F"/>
     </w:rPr>
   </w:style>
-  <w:style w:type="character" w:styleId="1039" w:customStyle="1">
+  <w:style w:type="character" w:styleId="1043" w:customStyle="1">
     <w:name w:val="Heading 7 Char"/>
-    <w:basedOn w:val="1002"/>
-    <w:link w:val="999"/>
+    <w:basedOn w:val="1006"/>
+    <w:link w:val="1003"/>
     <w:uiPriority w:val="9"/>
     <w:semiHidden/>
     <w:pPr>
@@ -34250,10 +34410,10 @@
       <w:color w:val="404040" w:themeColor="text1" w:themeTint="BF"/>
     </w:rPr>
   </w:style>
-  <w:style w:type="character" w:styleId="1040" w:customStyle="1">
+  <w:style w:type="character" w:styleId="1044" w:customStyle="1">
     <w:name w:val="Heading 8 Char"/>
-    <w:basedOn w:val="1002"/>
-    <w:link w:val="1000"/>
+    <w:basedOn w:val="1006"/>
+    <w:link w:val="1004"/>
     <w:uiPriority w:val="9"/>
     <w:semiHidden/>
     <w:pPr>
@@ -34268,10 +34428,10 @@
       <w:szCs w:val="20"/>
     </w:rPr>
   </w:style>
-  <w:style w:type="character" w:styleId="1041" w:customStyle="1">
+  <w:style w:type="character" w:styleId="1045" w:customStyle="1">
     <w:name w:val="Heading 9 Char"/>
-    <w:basedOn w:val="1002"/>
-    <w:link w:val="1001"/>
+    <w:basedOn w:val="1006"/>
+    <w:link w:val="1005"/>
     <w:uiPriority w:val="9"/>
     <w:semiHidden/>
     <w:pPr>
@@ -34288,10 +34448,10 @@
       <w:szCs w:val="20"/>
     </w:rPr>
   </w:style>
-  <w:style w:type="paragraph" w:styleId="1042">
+  <w:style w:type="paragraph" w:styleId="1046">
     <w:name w:val="Caption"/>
-    <w:basedOn w:val="988"/>
-    <w:next w:val="988"/>
+    <w:basedOn w:val="992"/>
+    <w:next w:val="992"/>
     <w:uiPriority w:val="35"/>
     <w:semiHidden/>
     <w:unhideWhenUsed/>
@@ -34309,9 +34469,9 @@
       <w:szCs w:val="18"/>
     </w:rPr>
   </w:style>
-  <w:style w:type="character" w:styleId="1043">
+  <w:style w:type="character" w:styleId="1047">
     <w:name w:val="Strong"/>
-    <w:basedOn w:val="1002"/>
+    <w:basedOn w:val="1006"/>
     <w:uiPriority w:val="22"/>
     <w:qFormat/>
     <w:pPr>
@@ -34324,9 +34484,9 @@
       <w:bCs/>
     </w:rPr>
   </w:style>
-  <w:style w:type="character" w:styleId="1044">
+  <w:style w:type="character" w:styleId="1048">
     <w:name w:val="Emphasis"/>
-    <w:basedOn w:val="1002"/>
+    <w:basedOn w:val="1006"/>
     <w:uiPriority w:val="20"/>
     <w:qFormat/>
     <w:pPr>
@@ -34339,11 +34499,11 @@
       <w:iCs/>
     </w:rPr>
   </w:style>
-  <w:style w:type="paragraph" w:styleId="1045">
+  <w:style w:type="paragraph" w:styleId="1049">
     <w:name w:val="Intense Quote"/>
-    <w:basedOn w:val="988"/>
-    <w:next w:val="988"/>
-    <w:link w:val="1046"/>
+    <w:basedOn w:val="992"/>
+    <w:next w:val="992"/>
+    <w:link w:val="1050"/>
     <w:uiPriority w:val="30"/>
     <w:qFormat/>
     <w:pPr>
@@ -34361,10 +34521,10 @@
       <w:color w:val="4f81bd" w:themeColor="accent1"/>
     </w:rPr>
   </w:style>
-  <w:style w:type="character" w:styleId="1046" w:customStyle="1">
+  <w:style w:type="character" w:styleId="1050" w:customStyle="1">
     <w:name w:val="Intense Quote Char"/>
-    <w:basedOn w:val="1002"/>
-    <w:link w:val="1045"/>
+    <w:basedOn w:val="1006"/>
+    <w:link w:val="1049"/>
     <w:uiPriority w:val="30"/>
     <w:pPr>
       <w:pBdr/>
@@ -34379,9 +34539,9 @@
       <w:color w:val="4f81bd" w:themeColor="accent1"/>
     </w:rPr>
   </w:style>
-  <w:style w:type="character" w:styleId="1047">
+  <w:style w:type="character" w:styleId="1051">
     <w:name w:val="Subtle Emphasis"/>
-    <w:basedOn w:val="1002"/>
+    <w:basedOn w:val="1006"/>
     <w:uiPriority w:val="19"/>
     <w:qFormat/>
     <w:pPr>
@@ -34395,9 +34555,9 @@
       <w:color w:val="808080" w:themeColor="text1" w:themeTint="7F"/>
     </w:rPr>
   </w:style>
-  <w:style w:type="character" w:styleId="1048">
+  <w:style w:type="character" w:styleId="1052">
     <w:name w:val="Intense Emphasis"/>
-    <w:basedOn w:val="1002"/>
+    <w:basedOn w:val="1006"/>
     <w:uiPriority w:val="21"/>
     <w:qFormat/>
     <w:pPr>
@@ -34413,9 +34573,9 @@
       <w:color w:val="4f81bd" w:themeColor="accent1"/>
     </w:rPr>
   </w:style>
-  <w:style w:type="character" w:styleId="1049">
+  <w:style w:type="character" w:styleId="1053">
     <w:name w:val="Subtle Reference"/>
-    <w:basedOn w:val="1002"/>
+    <w:basedOn w:val="1006"/>
     <w:uiPriority w:val="31"/>
     <w:qFormat/>
     <w:pPr>
@@ -34429,9 +34589,9 @@
       <w:u w:val="single"/>
     </w:rPr>
   </w:style>
-  <w:style w:type="character" w:styleId="1050">
+  <w:style w:type="character" w:styleId="1054">
     <w:name w:val="Intense Reference"/>
-    <w:basedOn w:val="1002"/>
+    <w:basedOn w:val="1006"/>
     <w:uiPriority w:val="32"/>
     <w:qFormat/>
     <w:pPr>
@@ -34448,9 +34608,9 @@
       <w:u w:val="single"/>
     </w:rPr>
   </w:style>
-  <w:style w:type="character" w:styleId="1051">
+  <w:style w:type="character" w:styleId="1055">
     <w:name w:val="Book Title"/>
-    <w:basedOn w:val="1002"/>
+    <w:basedOn w:val="1006"/>
     <w:uiPriority w:val="33"/>
     <w:qFormat/>
     <w:pPr>
@@ -34465,10 +34625,10 @@
       <w:spacing w:val="5"/>
     </w:rPr>
   </w:style>
-  <w:style w:type="paragraph" w:styleId="1052">
+  <w:style w:type="paragraph" w:styleId="1056">
     <w:name w:val="TOC Heading"/>
-    <w:basedOn w:val="993"/>
-    <w:next w:val="988"/>
+    <w:basedOn w:val="997"/>
+    <w:next w:val="992"/>
     <w:uiPriority w:val="39"/>
     <w:semiHidden/>
     <w:unhideWhenUsed/>
@@ -34480,9 +34640,9 @@
       <w:outlineLvl w:val="9"/>
     </w:pPr>
   </w:style>
-  <w:style w:type="table" w:styleId="1053">
+  <w:style w:type="table" w:styleId="1057">
     <w:name w:val="Table Grid"/>
-    <w:basedOn w:val="1003"/>
+    <w:basedOn w:val="1007"/>
     <w:uiPriority w:val="59"/>
     <w:pPr>
       <w:pBdr/>
@@ -34679,9 +34839,9 @@
       </w:tcPr>
     </w:tblStylePr>
   </w:style>
-  <w:style w:type="table" w:styleId="1054">
+  <w:style w:type="table" w:styleId="1058">
     <w:name w:val="Light Shading"/>
-    <w:basedOn w:val="1003"/>
+    <w:basedOn w:val="1007"/>
     <w:uiPriority w:val="60"/>
     <w:pPr>
       <w:pBdr/>
@@ -34913,9 +35073,9 @@
       </w:tcPr>
     </w:tblStylePr>
   </w:style>
-  <w:style w:type="table" w:styleId="1055">
+  <w:style w:type="table" w:styleId="1059">
     <w:name w:val="Light Shading Accent 1"/>
-    <w:basedOn w:val="1003"/>
+    <w:basedOn w:val="1007"/>
     <w:uiPriority w:val="60"/>
     <w:pPr>
       <w:pBdr/>
@@ -35147,9 +35307,9 @@
       </w:tcPr>
     </w:tblStylePr>
   </w:style>
-  <w:style w:type="table" w:styleId="1056">
+  <w:style w:type="table" w:styleId="1060">
     <w:name w:val="Light Shading Accent 2"/>
-    <w:basedOn w:val="1003"/>
+    <w:basedOn w:val="1007"/>
     <w:uiPriority w:val="60"/>
     <w:pPr>
       <w:pBdr/>
@@ -35381,9 +35541,9 @@
       </w:tcPr>
     </w:tblStylePr>
   </w:style>
-  <w:style w:type="table" w:styleId="1057">
+  <w:style w:type="table" w:styleId="1061">
     <w:name w:val="Light Shading Accent 3"/>
-    <w:basedOn w:val="1003"/>
+    <w:basedOn w:val="1007"/>
     <w:uiPriority w:val="60"/>
     <w:pPr>
       <w:pBdr/>
@@ -35615,9 +35775,9 @@
       </w:tcPr>
     </w:tblStylePr>
   </w:style>
-  <w:style w:type="table" w:styleId="1058">
+  <w:style w:type="table" w:styleId="1062">
     <w:name w:val="Light Shading Accent 4"/>
-    <w:basedOn w:val="1003"/>
+    <w:basedOn w:val="1007"/>
     <w:uiPriority w:val="60"/>
     <w:pPr>
       <w:pBdr/>
@@ -35849,9 +36009,9 @@
       </w:tcPr>
     </w:tblStylePr>
   </w:style>
-  <w:style w:type="table" w:styleId="1059">
+  <w:style w:type="table" w:styleId="1063">
     <w:name w:val="Light Shading Accent 5"/>
-    <w:basedOn w:val="1003"/>
+    <w:basedOn w:val="1007"/>
     <w:uiPriority w:val="60"/>
     <w:pPr>
       <w:pBdr/>
@@ -36083,9 +36243,9 @@
       </w:tcPr>
     </w:tblStylePr>
   </w:style>
-  <w:style w:type="table" w:styleId="1060">
+  <w:style w:type="table" w:styleId="1064">
     <w:name w:val="Light Shading Accent 6"/>
-    <w:basedOn w:val="1003"/>
+    <w:basedOn w:val="1007"/>
     <w:uiPriority w:val="60"/>
     <w:pPr>
       <w:pBdr/>
@@ -36317,9 +36477,9 @@
       </w:tcPr>
     </w:tblStylePr>
   </w:style>
-  <w:style w:type="table" w:styleId="1061">
+  <w:style w:type="table" w:styleId="1065">
     <w:name w:val="Light List"/>
-    <w:basedOn w:val="1003"/>
+    <w:basedOn w:val="1007"/>
     <w:uiPriority w:val="61"/>
     <w:pPr>
       <w:pBdr/>
@@ -36549,9 +36709,9 @@
       </w:tcPr>
     </w:tblStylePr>
   </w:style>
-  <w:style w:type="table" w:styleId="1062">
+  <w:style w:type="table" w:styleId="1066">
     <w:name w:val="Light List Accent 1"/>
-    <w:basedOn w:val="1003"/>
+    <w:basedOn w:val="1007"/>
     <w:uiPriority w:val="61"/>
     <w:pPr>
       <w:pBdr/>
@@ -36781,9 +36941,9 @@
       </w:tcPr>
     </w:tblStylePr>
   </w:style>
-  <w:style w:type="table" w:styleId="1063">
+  <w:style w:type="table" w:styleId="1067">
     <w:name w:val="Light List Accent 2"/>
-    <w:basedOn w:val="1003"/>
+    <w:basedOn w:val="1007"/>
     <w:uiPriority w:val="61"/>
     <w:pPr>
       <w:pBdr/>
@@ -37013,9 +37173,9 @@
       </w:tcPr>
     </w:tblStylePr>
   </w:style>
-  <w:style w:type="table" w:styleId="1064">
+  <w:style w:type="table" w:styleId="1068">
     <w:name w:val="Light List Accent 3"/>
-    <w:basedOn w:val="1003"/>
+    <w:basedOn w:val="1007"/>
     <w:uiPriority w:val="61"/>
     <w:pPr>
       <w:pBdr/>
@@ -37245,9 +37405,9 @@
       </w:tcPr>
     </w:tblStylePr>
   </w:style>
-  <w:style w:type="table" w:styleId="1065">
+  <w:style w:type="table" w:styleId="1069">
     <w:name w:val="Light List Accent 4"/>
-    <w:basedOn w:val="1003"/>
+    <w:basedOn w:val="1007"/>
     <w:uiPriority w:val="61"/>
     <w:pPr>
       <w:pBdr/>
@@ -37477,9 +37637,9 @@
       </w:tcPr>
     </w:tblStylePr>
   </w:style>
-  <w:style w:type="table" w:styleId="1066">
+  <w:style w:type="table" w:styleId="1070">
     <w:name w:val="Light List Accent 5"/>
-    <w:basedOn w:val="1003"/>
+    <w:basedOn w:val="1007"/>
     <w:uiPriority w:val="61"/>
     <w:pPr>
       <w:pBdr/>
@@ -37709,9 +37869,9 @@
       </w:tcPr>
     </w:tblStylePr>
   </w:style>
-  <w:style w:type="table" w:styleId="1067">
+  <w:style w:type="table" w:styleId="1071">
     <w:name w:val="Light List Accent 6"/>
-    <w:basedOn w:val="1003"/>
+    <w:basedOn w:val="1007"/>
     <w:uiPriority w:val="61"/>
     <w:pPr>
       <w:pBdr/>
@@ -37941,9 +38101,9 @@
       </w:tcPr>
     </w:tblStylePr>
   </w:style>
-  <w:style w:type="table" w:styleId="1068">
+  <w:style w:type="table" w:styleId="1072">
     <w:name w:val="Light Grid"/>
-    <w:basedOn w:val="1003"/>
+    <w:basedOn w:val="1007"/>
     <w:uiPriority w:val="62"/>
     <w:pPr>
       <w:pBdr/>
@@ -38194,9 +38354,9 @@
       </w:tcPr>
     </w:tblStylePr>
   </w:style>
-  <w:style w:type="table" w:styleId="1069">
+  <w:style w:type="table" w:styleId="1073">
     <w:name w:val="Light Grid Accent 1"/>
-    <w:basedOn w:val="1003"/>
+    <w:basedOn w:val="1007"/>
     <w:uiPriority w:val="62"/>
     <w:pPr>
       <w:pBdr/>
@@ -38447,9 +38607,9 @@
       </w:tcPr>
     </w:tblStylePr>
   </w:style>
-  <w:style w:type="table" w:styleId="1070">
+  <w:style w:type="table" w:styleId="1074">
     <w:name w:val="Light Grid Accent 2"/>
-    <w:basedOn w:val="1003"/>
+    <w:basedOn w:val="1007"/>
     <w:uiPriority w:val="62"/>
     <w:pPr>
       <w:pBdr/>
@@ -38700,9 +38860,9 @@
       </w:tcPr>
     </w:tblStylePr>
   </w:style>
-  <w:style w:type="table" w:styleId="1071">
+  <w:style w:type="table" w:styleId="1075">
     <w:name w:val="Light Grid Accent 3"/>
-    <w:basedOn w:val="1003"/>
+    <w:basedOn w:val="1007"/>
     <w:uiPriority w:val="62"/>
     <w:pPr>
       <w:pBdr/>
@@ -38953,9 +39113,9 @@
       </w:tcPr>
     </w:tblStylePr>
   </w:style>
-  <w:style w:type="table" w:styleId="1072">
+  <w:style w:type="table" w:styleId="1076">
     <w:name w:val="Light Grid Accent 4"/>
-    <w:basedOn w:val="1003"/>
+    <w:basedOn w:val="1007"/>
     <w:uiPriority w:val="62"/>
     <w:pPr>
       <w:pBdr/>
@@ -39206,9 +39366,9 @@
       </w:tcPr>
     </w:tblStylePr>
   </w:style>
-  <w:style w:type="table" w:styleId="1073">
+  <w:style w:type="table" w:styleId="1077">
     <w:name w:val="Light Grid Accent 5"/>
-    <w:basedOn w:val="1003"/>
+    <w:basedOn w:val="1007"/>
     <w:uiPriority w:val="62"/>
     <w:pPr>
       <w:pBdr/>
@@ -39459,9 +39619,9 @@
       </w:tcPr>
     </w:tblStylePr>
   </w:style>
-  <w:style w:type="table" w:styleId="1074">
+  <w:style w:type="table" w:styleId="1078">
     <w:name w:val="Light Grid Accent 6"/>
-    <w:basedOn w:val="1003"/>
+    <w:basedOn w:val="1007"/>
     <w:uiPriority w:val="62"/>
     <w:pPr>
       <w:pBdr/>
@@ -39712,9 +39872,9 @@
       </w:tcPr>
     </w:tblStylePr>
   </w:style>
-  <w:style w:type="table" w:styleId="1075">
+  <w:style w:type="table" w:styleId="1079">
     <w:name w:val="Medium Shading 1"/>
-    <w:basedOn w:val="1003"/>
+    <w:basedOn w:val="1007"/>
     <w:uiPriority w:val="63"/>
     <w:pPr>
       <w:pBdr/>
@@ -39942,9 +40102,9 @@
       </w:tcPr>
     </w:tblStylePr>
   </w:style>
-  <w:style w:type="table" w:styleId="1076">
+  <w:style w:type="table" w:styleId="1080">
     <w:name w:val="Medium Shading 1 Accent 1"/>
-    <w:basedOn w:val="1003"/>
+    <w:basedOn w:val="1007"/>
     <w:uiPriority w:val="63"/>
     <w:pPr>
       <w:pBdr/>
@@ -40172,9 +40332,9 @@
       </w:tcPr>
     </w:tblStylePr>
   </w:style>
-  <w:style w:type="table" w:styleId="1077">
+  <w:style w:type="table" w:styleId="1081">
     <w:name w:val="Medium Shading 1 Accent 2"/>
-    <w:basedOn w:val="1003"/>
+    <w:basedOn w:val="1007"/>
     <w:uiPriority w:val="63"/>
     <w:pPr>
       <w:pBdr/>
@@ -40402,9 +40562,9 @@
       </w:tcPr>
     </w:tblStylePr>
   </w:style>
-  <w:style w:type="table" w:styleId="1078">
+  <w:style w:type="table" w:styleId="1082">
     <w:name w:val="Medium Shading 1 Accent 3"/>
-    <w:basedOn w:val="1003"/>
+    <w:basedOn w:val="1007"/>
     <w:uiPriority w:val="63"/>
     <w:pPr>
       <w:pBdr/>
@@ -40632,9 +40792,9 @@
       </w:tcPr>
     </w:tblStylePr>
   </w:style>
-  <w:style w:type="table" w:styleId="1079">
+  <w:style w:type="table" w:styleId="1083">
     <w:name w:val="Medium Shading 1 Accent 4"/>
-    <w:basedOn w:val="1003"/>
+    <w:basedOn w:val="1007"/>
     <w:uiPriority w:val="63"/>
     <w:pPr>
       <w:pBdr/>
@@ -40862,9 +41022,9 @@
       </w:tcPr>
     </w:tblStylePr>
   </w:style>
-  <w:style w:type="table" w:styleId="1080">
+  <w:style w:type="table" w:styleId="1084">
     <w:name w:val="Medium Shading 1 Accent 5"/>
-    <w:basedOn w:val="1003"/>
+    <w:basedOn w:val="1007"/>
     <w:uiPriority w:val="63"/>
     <w:pPr>
       <w:pBdr/>
@@ -41092,9 +41252,9 @@
       </w:tcPr>
     </w:tblStylePr>
   </w:style>
-  <w:style w:type="table" w:styleId="1081">
+  <w:style w:type="table" w:styleId="1085">
     <w:name w:val="Medium Shading 1 Accent 6"/>
-    <w:basedOn w:val="1003"/>
+    <w:basedOn w:val="1007"/>
     <w:uiPriority w:val="63"/>
     <w:pPr>
       <w:pBdr/>
@@ -41322,9 +41482,9 @@
       </w:tcPr>
     </w:tblStylePr>
   </w:style>
-  <w:style w:type="table" w:styleId="1082">
+  <w:style w:type="table" w:styleId="1086">
     <w:name w:val="Medium Shading 2"/>
-    <w:basedOn w:val="1003"/>
+    <w:basedOn w:val="1007"/>
     <w:uiPriority w:val="64"/>
     <w:pPr>
       <w:pBdr/>
@@ -41577,9 +41737,9 @@
       </w:tcPr>
     </w:tblStylePr>
   </w:style>
-  <w:style w:type="table" w:styleId="1083">
+  <w:style w:type="table" w:styleId="1087">
     <w:name w:val="Medium Shading 2 Accent 1"/>
-    <w:basedOn w:val="1003"/>
+    <w:basedOn w:val="1007"/>
     <w:uiPriority w:val="64"/>
     <w:pPr>
       <w:pBdr/>
@@ -41832,9 +41992,9 @@
       </w:tcPr>
     </w:tblStylePr>
   </w:style>
-  <w:style w:type="table" w:styleId="1084">
+  <w:style w:type="table" w:styleId="1088">
     <w:name w:val="Medium Shading 2 Accent 2"/>
-    <w:basedOn w:val="1003"/>
+    <w:basedOn w:val="1007"/>
     <w:uiPriority w:val="64"/>
     <w:pPr>
       <w:pBdr/>
@@ -42087,9 +42247,9 @@
       </w:tcPr>
     </w:tblStylePr>
   </w:style>
-  <w:style w:type="table" w:styleId="1085">
+  <w:style w:type="table" w:styleId="1089">
     <w:name w:val="Medium Shading 2 Accent 3"/>
-    <w:basedOn w:val="1003"/>
+    <w:basedOn w:val="1007"/>
     <w:uiPriority w:val="64"/>
     <w:pPr>
       <w:pBdr/>
@@ -42342,9 +42502,9 @@
       </w:tcPr>
     </w:tblStylePr>
   </w:style>
-  <w:style w:type="table" w:styleId="1086">
+  <w:style w:type="table" w:styleId="1090">
     <w:name w:val="Medium Shading 2 Accent 4"/>
-    <w:basedOn w:val="1003"/>
+    <w:basedOn w:val="1007"/>
     <w:uiPriority w:val="64"/>
     <w:pPr>
       <w:pBdr/>
@@ -42597,9 +42757,9 @@
       </w:tcPr>
     </w:tblStylePr>
   </w:style>
-  <w:style w:type="table" w:styleId="1087">
+  <w:style w:type="table" w:styleId="1091">
     <w:name w:val="Medium Shading 2 Accent 5"/>
-    <w:basedOn w:val="1003"/>
+    <w:basedOn w:val="1007"/>
     <w:uiPriority w:val="64"/>
     <w:pPr>
       <w:pBdr/>
@@ -42852,9 +43012,9 @@
       </w:tcPr>
     </w:tblStylePr>
   </w:style>
-  <w:style w:type="table" w:styleId="1088">
+  <w:style w:type="table" w:styleId="1092">
     <w:name w:val="Medium Shading 2 Accent 6"/>
-    <w:basedOn w:val="1003"/>
+    <w:basedOn w:val="1007"/>
     <w:uiPriority w:val="64"/>
     <w:pPr>
       <w:pBdr/>
@@ -43107,9 +43267,9 @@
       </w:tcPr>
     </w:tblStylePr>
   </w:style>
-  <w:style w:type="table" w:styleId="1089">
+  <w:style w:type="table" w:styleId="1093">
     <w:name w:val="Medium List 1"/>
-    <w:basedOn w:val="1003"/>
+    <w:basedOn w:val="1007"/>
     <w:uiPriority w:val="65"/>
     <w:pPr>
       <w:pBdr/>
@@ -43334,9 +43494,9 @@
       </w:tcPr>
     </w:tblStylePr>
   </w:style>
-  <w:style w:type="table" w:styleId="1090">
+  <w:style w:type="table" w:styleId="1094">
     <w:name w:val="Medium List 1 Accent 1"/>
-    <w:basedOn w:val="1003"/>
+    <w:basedOn w:val="1007"/>
     <w:uiPriority w:val="65"/>
     <w:pPr>
       <w:pBdr/>
@@ -43561,9 +43721,9 @@
       </w:tcPr>
     </w:tblStylePr>
   </w:style>
-  <w:style w:type="table" w:styleId="1091">
+  <w:style w:type="table" w:styleId="1095">
     <w:name w:val="Medium List 1 Accent 2"/>
-    <w:basedOn w:val="1003"/>
+    <w:basedOn w:val="1007"/>
     <w:uiPriority w:val="65"/>
     <w:pPr>
       <w:pBdr/>
@@ -43788,9 +43948,9 @@
       </w:tcPr>
     </w:tblStylePr>
   </w:style>
-  <w:style w:type="table" w:styleId="1092">
+  <w:style w:type="table" w:styleId="1096">
     <w:name w:val="Medium List 1 Accent 3"/>
-    <w:basedOn w:val="1003"/>
+    <w:basedOn w:val="1007"/>
     <w:uiPriority w:val="65"/>
     <w:pPr>
       <w:pBdr/>
@@ -44015,9 +44175,9 @@
       </w:tcPr>
     </w:tblStylePr>
   </w:style>
-  <w:style w:type="table" w:styleId="1093">
+  <w:style w:type="table" w:styleId="1097">
     <w:name w:val="Medium List 1 Accent 4"/>
-    <w:basedOn w:val="1003"/>
+    <w:basedOn w:val="1007"/>
     <w:uiPriority w:val="65"/>
     <w:pPr>
       <w:pBdr/>
@@ -44242,9 +44402,9 @@
       </w:tcPr>
     </w:tblStylePr>
   </w:style>
-  <w:style w:type="table" w:styleId="1094">
+  <w:style w:type="table" w:styleId="1098">
     <w:name w:val="Medium List 1 Accent 5"/>
-    <w:basedOn w:val="1003"/>
+    <w:basedOn w:val="1007"/>
     <w:uiPriority w:val="65"/>
     <w:pPr>
       <w:pBdr/>
@@ -44469,9 +44629,9 @@
       </w:tcPr>
     </w:tblStylePr>
   </w:style>
-  <w:style w:type="table" w:styleId="1095">
+  <w:style w:type="table" w:styleId="1099">
     <w:name w:val="Medium List 1 Accent 6"/>
-    <w:basedOn w:val="1003"/>
+    <w:basedOn w:val="1007"/>
     <w:uiPriority w:val="65"/>
     <w:pPr>
       <w:pBdr/>
@@ -44696,9 +44856,9 @@
       </w:tcPr>
     </w:tblStylePr>
   </w:style>
-  <w:style w:type="table" w:styleId="1096">
+  <w:style w:type="table" w:styleId="1100">
     <w:name w:val="Medium List 2"/>
-    <w:basedOn w:val="1003"/>
+    <w:basedOn w:val="1007"/>
     <w:uiPriority w:val="66"/>
     <w:pPr>
       <w:pBdr/>
@@ -44938,9 +45098,9 @@
       </w:tcPr>
     </w:tblStylePr>
   </w:style>
-  <w:style w:type="table" w:styleId="1097">
+  <w:style w:type="table" w:styleId="1101">
     <w:name w:val="Medium List 2 Accent 1"/>
-    <w:basedOn w:val="1003"/>
+    <w:basedOn w:val="1007"/>
     <w:uiPriority w:val="66"/>
     <w:pPr>
       <w:pBdr/>
@@ -45180,9 +45340,9 @@
       </w:tcPr>
     </w:tblStylePr>
   </w:style>
-  <w:style w:type="table" w:styleId="1098">
+  <w:style w:type="table" w:styleId="1102">
     <w:name w:val="Medium List 2 Accent 2"/>
-    <w:basedOn w:val="1003"/>
+    <w:basedOn w:val="1007"/>
     <w:uiPriority w:val="66"/>
     <w:pPr>
       <w:pBdr/>
@@ -45422,9 +45582,9 @@
       </w:tcPr>
     </w:tblStylePr>
   </w:style>
-  <w:style w:type="table" w:styleId="1099">
+  <w:style w:type="table" w:styleId="1103">
     <w:name w:val="Medium List 2 Accent 3"/>
-    <w:basedOn w:val="1003"/>
+    <w:basedOn w:val="1007"/>
     <w:uiPriority w:val="66"/>
     <w:pPr>
       <w:pBdr/>
@@ -45664,9 +45824,9 @@
       </w:tcPr>
     </w:tblStylePr>
   </w:style>
-  <w:style w:type="table" w:styleId="1100">
+  <w:style w:type="table" w:styleId="1104">
     <w:name w:val="Medium List 2 Accent 4"/>
-    <w:basedOn w:val="1003"/>
+    <w:basedOn w:val="1007"/>
     <w:uiPriority w:val="66"/>
     <w:pPr>
       <w:pBdr/>
@@ -45906,9 +46066,9 @@
       </w:tcPr>
     </w:tblStylePr>
   </w:style>
-  <w:style w:type="table" w:styleId="1101">
+  <w:style w:type="table" w:styleId="1105">
     <w:name w:val="Medium List 2 Accent 5"/>
-    <w:basedOn w:val="1003"/>
+    <w:basedOn w:val="1007"/>
     <w:uiPriority w:val="66"/>
     <w:pPr>
       <w:pBdr/>
@@ -46148,9 +46308,9 @@
       </w:tcPr>
     </w:tblStylePr>
   </w:style>
-  <w:style w:type="table" w:styleId="1102">
+  <w:style w:type="table" w:styleId="1106">
     <w:name w:val="Medium List 2 Accent 6"/>
-    <w:basedOn w:val="1003"/>
+    <w:basedOn w:val="1007"/>
     <w:uiPriority w:val="66"/>
     <w:pPr>
       <w:pBdr/>
@@ -46390,9 +46550,9 @@
       </w:tcPr>
     </w:tblStylePr>
   </w:style>
-  <w:style w:type="table" w:styleId="1103">
+  <w:style w:type="table" w:styleId="1107">
     <w:name w:val="Medium Grid 1"/>
-    <w:basedOn w:val="1003"/>
+    <w:basedOn w:val="1007"/>
     <w:uiPriority w:val="67"/>
     <w:pPr>
       <w:pBdr/>
@@ -46612,9 +46772,9 @@
       </w:tcPr>
     </w:tblStylePr>
   </w:style>
-  <w:style w:type="table" w:styleId="1104">
+  <w:style w:type="table" w:styleId="1108">
     <w:name w:val="Medium Grid 1 Accent 1"/>
-    <w:basedOn w:val="1003"/>
+    <w:basedOn w:val="1007"/>
     <w:uiPriority w:val="67"/>
     <w:pPr>
       <w:pBdr/>
@@ -46834,9 +46994,9 @@
       </w:tcPr>
     </w:tblStylePr>
   </w:style>
-  <w:style w:type="table" w:styleId="1105">
+  <w:style w:type="table" w:styleId="1109">
     <w:name w:val="Medium Grid 1 Accent 2"/>
-    <w:basedOn w:val="1003"/>
+    <w:basedOn w:val="1007"/>
     <w:uiPriority w:val="67"/>
     <w:pPr>
       <w:pBdr/>
@@ -47056,9 +47216,9 @@
       </w:tcPr>
     </w:tblStylePr>
   </w:style>
-  <w:style w:type="table" w:styleId="1106">
+  <w:style w:type="table" w:styleId="1110">
     <w:name w:val="Medium Grid 1 Accent 3"/>
-    <w:basedOn w:val="1003"/>
+    <w:basedOn w:val="1007"/>
     <w:uiPriority w:val="67"/>
     <w:pPr>
       <w:pBdr/>
@@ -47278,9 +47438,9 @@
       </w:tcPr>
     </w:tblStylePr>
   </w:style>
-  <w:style w:type="table" w:styleId="1107">
+  <w:style w:type="table" w:styleId="1111">
     <w:name w:val="Medium Grid 1 Accent 4"/>
-    <w:basedOn w:val="1003"/>
+    <w:basedOn w:val="1007"/>
     <w:uiPriority w:val="67"/>
     <w:pPr>
       <w:pBdr/>
@@ -47500,9 +47660,9 @@
       </w:tcPr>
     </w:tblStylePr>
   </w:style>
-  <w:style w:type="table" w:styleId="1108">
+  <w:style w:type="table" w:styleId="1112">
     <w:name w:val="Medium Grid 1 Accent 5"/>
-    <w:basedOn w:val="1003"/>
+    <w:basedOn w:val="1007"/>
     <w:uiPriority w:val="67"/>
     <w:pPr>
       <w:pBdr/>
@@ -47722,9 +47882,9 @@
       </w:tcPr>
     </w:tblStylePr>
   </w:style>
-  <w:style w:type="table" w:styleId="1109">
+  <w:style w:type="table" w:styleId="1113">
     <w:name w:val="Medium Grid 1 Accent 6"/>
-    <w:basedOn w:val="1003"/>
+    <w:basedOn w:val="1007"/>
     <w:uiPriority w:val="67"/>
     <w:pPr>
       <w:pBdr/>
@@ -47944,9 +48104,9 @@
       </w:tcPr>
     </w:tblStylePr>
   </w:style>
-  <w:style w:type="table" w:styleId="1110">
+  <w:style w:type="table" w:styleId="1114">
     <w:name w:val="Medium Grid 2"/>
-    <w:basedOn w:val="1003"/>
+    <w:basedOn w:val="1007"/>
     <w:uiPriority w:val="68"/>
     <w:pPr>
       <w:pBdr/>
@@ -48192,9 +48352,9 @@
       </w:tcPr>
     </w:tblStylePr>
   </w:style>
-  <w:style w:type="table" w:styleId="1111">
+  <w:style w:type="table" w:styleId="1115">
     <w:name w:val="Medium Grid 2 Accent 1"/>
-    <w:basedOn w:val="1003"/>
+    <w:basedOn w:val="1007"/>
     <w:uiPriority w:val="68"/>
     <w:pPr>
       <w:pBdr/>
@@ -48440,9 +48600,9 @@
       </w:tcPr>
     </w:tblStylePr>
   </w:style>
-  <w:style w:type="table" w:styleId="1112">
+  <w:style w:type="table" w:styleId="1116">
     <w:name w:val="Medium Grid 2 Accent 2"/>
-    <w:basedOn w:val="1003"/>
+    <w:basedOn w:val="1007"/>
     <w:uiPriority w:val="68"/>
     <w:pPr>
       <w:pBdr/>
@@ -48688,9 +48848,9 @@
       </w:tcPr>
     </w:tblStylePr>
   </w:style>
-  <w:style w:type="table" w:styleId="1113">
+  <w:style w:type="table" w:styleId="1117">
     <w:name w:val="Medium Grid 2 Accent 3"/>
-    <w:basedOn w:val="1003"/>
+    <w:basedOn w:val="1007"/>
     <w:uiPriority w:val="68"/>
     <w:pPr>
       <w:pBdr/>
@@ -48936,9 +49096,9 @@
       </w:tcPr>
     </w:tblStylePr>
   </w:style>
-  <w:style w:type="table" w:styleId="1114">
+  <w:style w:type="table" w:styleId="1118">
     <w:name w:val="Medium Grid 2 Accent 4"/>
-    <w:basedOn w:val="1003"/>
+    <w:basedOn w:val="1007"/>
     <w:uiPriority w:val="68"/>
     <w:pPr>
       <w:pBdr/>
@@ -49184,9 +49344,9 @@
       </w:tcPr>
     </w:tblStylePr>
   </w:style>
-  <w:style w:type="table" w:styleId="1115">
+  <w:style w:type="table" w:styleId="1119">
     <w:name w:val="Medium Grid 2 Accent 5"/>
-    <w:basedOn w:val="1003"/>
+    <w:basedOn w:val="1007"/>
     <w:uiPriority w:val="68"/>
     <w:pPr>
       <w:pBdr/>
@@ -49432,9 +49592,9 @@
       </w:tcPr>
     </w:tblStylePr>
   </w:style>
-  <w:style w:type="table" w:styleId="1116">
+  <w:style w:type="table" w:styleId="1120">
     <w:name w:val="Medium Grid 2 Accent 6"/>
-    <w:basedOn w:val="1003"/>
+    <w:basedOn w:val="1007"/>
     <w:uiPriority w:val="68"/>
     <w:pPr>
       <w:pBdr/>
@@ -49680,9 +49840,9 @@
       </w:tcPr>
     </w:tblStylePr>
   </w:style>
-  <w:style w:type="table" w:styleId="1117">
+  <w:style w:type="table" w:styleId="1121">
     <w:name w:val="Medium Grid 3"/>
-    <w:basedOn w:val="1003"/>
+    <w:basedOn w:val="1007"/>
     <w:uiPriority w:val="69"/>
     <w:pPr>
       <w:pBdr/>
@@ -49944,9 +50104,9 @@
       </w:tcPr>
     </w:tblStylePr>
   </w:style>
-  <w:style w:type="table" w:styleId="1118">
+  <w:style w:type="table" w:styleId="1122">
     <w:name w:val="Medium Grid 3 Accent 1"/>
-    <w:basedOn w:val="1003"/>
+    <w:basedOn w:val="1007"/>
     <w:uiPriority w:val="69"/>
     <w:pPr>
       <w:pBdr/>
@@ -50208,9 +50368,9 @@
       </w:tcPr>
     </w:tblStylePr>
   </w:style>
-  <w:style w:type="table" w:styleId="1119">
+  <w:style w:type="table" w:styleId="1123">
     <w:name w:val="Medium Grid 3 Accent 2"/>
-    <w:basedOn w:val="1003"/>
+    <w:basedOn w:val="1007"/>
     <w:uiPriority w:val="69"/>
     <w:pPr>
       <w:pBdr/>
@@ -50472,9 +50632,9 @@
       </w:tcPr>
     </w:tblStylePr>
   </w:style>
-  <w:style w:type="table" w:styleId="1120">
+  <w:style w:type="table" w:styleId="1124">
     <w:name w:val="Medium Grid 3 Accent 3"/>
-    <w:basedOn w:val="1003"/>
+    <w:basedOn w:val="1007"/>
     <w:uiPriority w:val="69"/>
     <w:pPr>
       <w:pBdr/>
@@ -50736,9 +50896,9 @@
       </w:tcPr>
     </w:tblStylePr>
   </w:style>
-  <w:style w:type="table" w:styleId="1121">
+  <w:style w:type="table" w:styleId="1125">
     <w:name w:val="Medium Grid 3 Accent 4"/>
-    <w:basedOn w:val="1003"/>
+    <w:basedOn w:val="1007"/>
     <w:uiPriority w:val="69"/>
     <w:pPr>
       <w:pBdr/>
@@ -51000,9 +51160,9 @@
       </w:tcPr>
     </w:tblStylePr>
   </w:style>
-  <w:style w:type="table" w:styleId="1122">
+  <w:style w:type="table" w:styleId="1126">
     <w:name w:val="Medium Grid 3 Accent 5"/>
-    <w:basedOn w:val="1003"/>
+    <w:basedOn w:val="1007"/>
     <w:uiPriority w:val="69"/>
     <w:pPr>
       <w:pBdr/>
@@ -51264,9 +51424,9 @@
       </w:tcPr>
     </w:tblStylePr>
   </w:style>
-  <w:style w:type="table" w:styleId="1123">
+  <w:style w:type="table" w:styleId="1127">
     <w:name w:val="Medium Grid 3 Accent 6"/>
-    <w:basedOn w:val="1003"/>
+    <w:basedOn w:val="1007"/>
     <w:uiPriority w:val="69"/>
     <w:pPr>
       <w:pBdr/>
@@ -51528,9 +51688,9 @@
       </w:tcPr>
     </w:tblStylePr>
   </w:style>
-  <w:style w:type="table" w:styleId="1124">
+  <w:style w:type="table" w:styleId="1128">
     <w:name w:val="Dark List"/>
-    <w:basedOn w:val="1003"/>
+    <w:basedOn w:val="1007"/>
     <w:uiPriority w:val="70"/>
     <w:pPr>
       <w:pBdr/>
@@ -51766,9 +51926,9 @@
       </w:tcPr>
     </w:tblStylePr>
   </w:style>
-  <w:style w:type="table" w:styleId="1125">
+  <w:style w:type="table" w:styleId="1129">
     <w:name w:val="Dark List Accent 1"/>
-    <w:basedOn w:val="1003"/>
+    <w:basedOn w:val="1007"/>
     <w:uiPriority w:val="70"/>
     <w:pPr>
       <w:pBdr/>
@@ -52004,9 +52164,9 @@
       </w:tcPr>
     </w:tblStylePr>
   </w:style>
-  <w:style w:type="table" w:styleId="1126">
+  <w:style w:type="table" w:styleId="1130">
     <w:name w:val="Dark List Accent 2"/>
-    <w:basedOn w:val="1003"/>
+    <w:basedOn w:val="1007"/>
     <w:uiPriority w:val="70"/>
     <w:pPr>
       <w:pBdr/>
@@ -52242,9 +52402,9 @@
       </w:tcPr>
     </w:tblStylePr>
   </w:style>
-  <w:style w:type="table" w:styleId="1127">
+  <w:style w:type="table" w:styleId="1131">
     <w:name w:val="Dark List Accent 3"/>
-    <w:basedOn w:val="1003"/>
+    <w:basedOn w:val="1007"/>
     <w:uiPriority w:val="70"/>
     <w:pPr>
       <w:pBdr/>
@@ -52480,9 +52640,9 @@
       </w:tcPr>
     </w:tblStylePr>
   </w:style>
-  <w:style w:type="table" w:styleId="1128">
+  <w:style w:type="table" w:styleId="1132">
     <w:name w:val="Dark List Accent 4"/>
-    <w:basedOn w:val="1003"/>
+    <w:basedOn w:val="1007"/>
     <w:uiPriority w:val="70"/>
     <w:pPr>
       <w:pBdr/>
@@ -52718,9 +52878,9 @@
       </w:tcPr>
     </w:tblStylePr>
   </w:style>
-  <w:style w:type="table" w:styleId="1129">
+  <w:style w:type="table" w:styleId="1133">
     <w:name w:val="Dark List Accent 5"/>
-    <w:basedOn w:val="1003"/>
+    <w:basedOn w:val="1007"/>
     <w:uiPriority w:val="70"/>
     <w:pPr>
       <w:pBdr/>
@@ -52956,9 +53116,9 @@
       </w:tcPr>
     </w:tblStylePr>
   </w:style>
-  <w:style w:type="table" w:styleId="1130">
+  <w:style w:type="table" w:styleId="1134">
     <w:name w:val="Dark List Accent 6"/>
-    <w:basedOn w:val="1003"/>
+    <w:basedOn w:val="1007"/>
     <w:uiPriority w:val="70"/>
     <w:pPr>
       <w:pBdr/>
@@ -53194,9 +53354,9 @@
       </w:tcPr>
     </w:tblStylePr>
   </w:style>
-  <w:style w:type="table" w:styleId="1131">
+  <w:style w:type="table" w:styleId="1135">
     <w:name w:val="Colorful Shading"/>
-    <w:basedOn w:val="1003"/>
+    <w:basedOn w:val="1007"/>
     <w:uiPriority w:val="71"/>
     <w:pPr>
       <w:pBdr/>
@@ -53443,9 +53603,9 @@
       </w:tcPr>
     </w:tblStylePr>
   </w:style>
-  <w:style w:type="table" w:styleId="1132">
+  <w:style w:type="table" w:styleId="1136">
     <w:name w:val="Colorful Shading Accent 1"/>
-    <w:basedOn w:val="1003"/>
+    <w:basedOn w:val="1007"/>
     <w:uiPriority w:val="71"/>
     <w:pPr>
       <w:pBdr/>
@@ -53692,9 +53852,9 @@
       </w:tcPr>
     </w:tblStylePr>
   </w:style>
-  <w:style w:type="table" w:styleId="1133">
+  <w:style w:type="table" w:styleId="1137">
     <w:name w:val="Colorful Shading Accent 2"/>
-    <w:basedOn w:val="1003"/>
+    <w:basedOn w:val="1007"/>
     <w:uiPriority w:val="71"/>
     <w:pPr>
       <w:pBdr/>
@@ -53941,9 +54101,9 @@
       </w:tcPr>
     </w:tblStylePr>
   </w:style>
-  <w:style w:type="table" w:styleId="1134">
+  <w:style w:type="table" w:styleId="1138">
     <w:name w:val="Colorful Shading Accent 3"/>
-    <w:basedOn w:val="1003"/>
+    <w:basedOn w:val="1007"/>
     <w:uiPriority w:val="71"/>
     <w:pPr>
       <w:pBdr/>
@@ -54184,9 +54344,9 @@
       </w:tcPr>
     </w:tblStylePr>
   </w:style>
-  <w:style w:type="table" w:styleId="1135">
+  <w:style w:type="table" w:styleId="1139">
     <w:name w:val="Colorful Shading Accent 4"/>
-    <w:basedOn w:val="1003"/>
+    <w:basedOn w:val="1007"/>
     <w:uiPriority w:val="71"/>
     <w:pPr>
       <w:pBdr/>
@@ -54433,9 +54593,9 @@
       </w:tcPr>
     </w:tblStylePr>
   </w:style>
-  <w:style w:type="table" w:styleId="1136">
+  <w:style w:type="table" w:styleId="1140">
     <w:name w:val="Colorful Shading Accent 5"/>
-    <w:basedOn w:val="1003"/>
+    <w:basedOn w:val="1007"/>
     <w:uiPriority w:val="71"/>
     <w:pPr>
       <w:pBdr/>
@@ -54682,9 +54842,9 @@
       </w:tcPr>
     </w:tblStylePr>
   </w:style>
-  <w:style w:type="table" w:styleId="1137">
+  <w:style w:type="table" w:styleId="1141">
     <w:name w:val="Colorful Shading Accent 6"/>
-    <w:basedOn w:val="1003"/>
+    <w:basedOn w:val="1007"/>
     <w:uiPriority w:val="71"/>
     <w:pPr>
       <w:pBdr/>
@@ -54931,9 +55091,9 @@
       </w:tcPr>
     </w:tblStylePr>
   </w:style>
-  <w:style w:type="table" w:styleId="1138">
+  <w:style w:type="table" w:styleId="1142">
     <w:name w:val="Colorful List"/>
-    <w:basedOn w:val="1003"/>
+    <w:basedOn w:val="1007"/>
     <w:uiPriority w:val="72"/>
     <w:pPr>
       <w:pBdr/>
@@ -55160,9 +55320,9 @@
       </w:tcPr>
     </w:tblStylePr>
   </w:style>
-  <w:style w:type="table" w:styleId="1139">
+  <w:style w:type="table" w:styleId="1143">
     <w:name w:val="Colorful List Accent 1"/>
-    <w:basedOn w:val="1003"/>
+    <w:basedOn w:val="1007"/>
     <w:uiPriority w:val="72"/>
     <w:pPr>
       <w:pBdr/>
@@ -55389,9 +55549,9 @@
       </w:tcPr>
     </w:tblStylePr>
   </w:style>
-  <w:style w:type="table" w:styleId="1140">
+  <w:style w:type="table" w:styleId="1144">
     <w:name w:val="Colorful List Accent 2"/>
-    <w:basedOn w:val="1003"/>
+    <w:basedOn w:val="1007"/>
     <w:uiPriority w:val="72"/>
     <w:pPr>
       <w:pBdr/>
@@ -55618,9 +55778,9 @@
       </w:tcPr>
     </w:tblStylePr>
   </w:style>
-  <w:style w:type="table" w:styleId="1141">
+  <w:style w:type="table" w:styleId="1145">
     <w:name w:val="Colorful List Accent 3"/>
-    <w:basedOn w:val="1003"/>
+    <w:basedOn w:val="1007"/>
     <w:uiPriority w:val="72"/>
     <w:pPr>
       <w:pBdr/>
@@ -55847,9 +56007,9 @@
       </w:tcPr>
     </w:tblStylePr>
   </w:style>
-  <w:style w:type="table" w:styleId="1142">
+  <w:style w:type="table" w:styleId="1146">
     <w:name w:val="Colorful List Accent 4"/>
-    <w:basedOn w:val="1003"/>
+    <w:basedOn w:val="1007"/>
     <w:uiPriority w:val="72"/>
     <w:pPr>
       <w:pBdr/>
@@ -56076,9 +56236,9 @@
       </w:tcPr>
     </w:tblStylePr>
   </w:style>
-  <w:style w:type="table" w:styleId="1143">
+  <w:style w:type="table" w:styleId="1147">
     <w:name w:val="Colorful List Accent 5"/>
-    <w:basedOn w:val="1003"/>
+    <w:basedOn w:val="1007"/>
     <w:uiPriority w:val="72"/>
     <w:pPr>
       <w:pBdr/>
@@ -56305,9 +56465,9 @@
       </w:tcPr>
     </w:tblStylePr>
   </w:style>
-  <w:style w:type="table" w:styleId="1144">
+  <w:style w:type="table" w:styleId="1148">
     <w:name w:val="Colorful List Accent 6"/>
-    <w:basedOn w:val="1003"/>
+    <w:basedOn w:val="1007"/>
     <w:uiPriority w:val="72"/>
     <w:pPr>
       <w:pBdr/>
@@ -56534,9 +56694,9 @@
       </w:tcPr>
     </w:tblStylePr>
   </w:style>
-  <w:style w:type="table" w:styleId="1145">
+  <w:style w:type="table" w:styleId="1149">
     <w:name w:val="Colorful Grid"/>
-    <w:basedOn w:val="1003"/>
+    <w:basedOn w:val="1007"/>
     <w:uiPriority w:val="73"/>
     <w:pPr>
       <w:pBdr/>
@@ -56755,9 +56915,9 @@
       </w:tcPr>
     </w:tblStylePr>
   </w:style>
-  <w:style w:type="table" w:styleId="1146">
+  <w:style w:type="table" w:styleId="1150">
     <w:name w:val="Colorful Grid Accent 1"/>
-    <w:basedOn w:val="1003"/>
+    <w:basedOn w:val="1007"/>
     <w:uiPriority w:val="73"/>
     <w:pPr>
       <w:pBdr/>
@@ -56976,9 +57136,9 @@
       </w:tcPr>
     </w:tblStylePr>
   </w:style>
-  <w:style w:type="table" w:styleId="1147">
+  <w:style w:type="table" w:styleId="1151">
     <w:name w:val="Colorful Grid Accent 2"/>
-    <w:basedOn w:val="1003"/>
+    <w:basedOn w:val="1007"/>
     <w:uiPriority w:val="73"/>
     <w:pPr>
       <w:pBdr/>
@@ -57197,9 +57357,9 @@
       </w:tcPr>
     </w:tblStylePr>
   </w:style>
-  <w:style w:type="table" w:styleId="1148">
+  <w:style w:type="table" w:styleId="1152">
     <w:name w:val="Colorful Grid Accent 3"/>
-    <w:basedOn w:val="1003"/>
+    <w:basedOn w:val="1007"/>
     <w:uiPriority w:val="73"/>
     <w:pPr>
       <w:pBdr/>
@@ -57418,9 +57578,9 @@
       </w:tcPr>
     </w:tblStylePr>
   </w:style>
-  <w:style w:type="table" w:styleId="1149">
+  <w:style w:type="table" w:styleId="1153">
     <w:name w:val="Colorful Grid Accent 4"/>
-    <w:basedOn w:val="1003"/>
+    <w:basedOn w:val="1007"/>
     <w:uiPriority w:val="73"/>
     <w:pPr>
       <w:pBdr/>
@@ -57639,9 +57799,9 @@
       </w:tcPr>
     </w:tblStylePr>
   </w:style>
-  <w:style w:type="table" w:styleId="1150">
+  <w:style w:type="table" w:styleId="1154">
     <w:name w:val="Colorful Grid Accent 5"/>
-    <w:basedOn w:val="1003"/>
+    <w:basedOn w:val="1007"/>
     <w:uiPriority w:val="73"/>
     <w:pPr>
       <w:pBdr/>
@@ -57860,9 +58020,9 @@
       </w:tcPr>
     </w:tblStylePr>
   </w:style>
-  <w:style w:type="table" w:styleId="1151">
+  <w:style w:type="table" w:styleId="1155">
     <w:name w:val="Colorful Grid Accent 6"/>
-    <w:basedOn w:val="1003"/>
+    <w:basedOn w:val="1007"/>
     <w:uiPriority w:val="73"/>
     <w:pPr>
       <w:pBdr/>
@@ -58344,7 +58504,7 @@
 </file>
 
 <file path=customXml/itemProps1.xml><?xml version="1.0" encoding="utf-8"?>
-<ds:datastoreItem xmlns:ds="http://schemas.openxmlformats.org/officeDocument/2006/customXml" ds:itemID="ef278816-ec6f-a645-907d-7f25aecb1d4a">
+<ds:datastoreItem xmlns:ds="http://schemas.openxmlformats.org/officeDocument/2006/customXml" ds:itemID="EF278816-EC6F-A645-907D-7F25AECB1D4A">
   <ds:schemaRefs>
     <ds:schemaRef ds:uri="http://schemas.openxmlformats.org/officeDocument/2006/bibliography"/>
   </ds:schemaRefs>
